--- a/paper/manuscript.docx
+++ b/paper/manuscript.docx
@@ -2521,7 +2521,7 @@
     </w:p>
     <w:bookmarkEnd w:id="60"/>
     <w:bookmarkEnd w:id="61"/>
-    <w:bookmarkStart w:id="70" w:name="study-1"/>
+    <w:bookmarkStart w:id="81" w:name="study-1"/>
     <w:p>
       <w:pPr>
         <w:pStyle w:val="Heading1"/>
@@ -3676,8 +3676,8 @@
         <m:d>
           <m:dPr>
             <m:begChr m:val="("/>
+            <m:sepChr m:val=""/>
             <m:endChr m:val=")"/>
-            <m:sepChr m:val=""/>
             <m:grow/>
           </m:dPr>
           <m:e>
@@ -3913,20 +3913,19 @@
     </w:p>
     <w:bookmarkEnd w:id="68"/>
     <w:bookmarkEnd w:id="69"/>
-    <w:bookmarkEnd w:id="70"/>
-    <w:bookmarkStart w:id="80" w:name="results"/>
-    <w:p>
-      <w:pPr>
-        <w:pStyle w:val="Heading1"/>
+    <w:bookmarkStart w:id="79" w:name="results"/>
+    <w:p>
+      <w:pPr>
+        <w:pStyle w:val="Heading2"/>
       </w:pPr>
       <w:r>
         <w:t xml:space="preserve">Results</w:t>
       </w:r>
     </w:p>
-    <w:bookmarkStart w:id="71" w:name="manipulation-checks"/>
-    <w:p>
-      <w:pPr>
-        <w:pStyle w:val="Heading2"/>
+    <w:bookmarkStart w:id="70" w:name="manipulation-checks"/>
+    <w:p>
+      <w:pPr>
+        <w:pStyle w:val="Heading3"/>
       </w:pPr>
       <w:r>
         <w:t xml:space="preserve">Manipulation Checks</w:t>
@@ -4046,11 +4045,11 @@
         <w:t xml:space="preserve">A similar pattern was observed for enticement and valence.</w:t>
       </w:r>
     </w:p>
-    <w:bookmarkEnd w:id="71"/>
-    <w:bookmarkStart w:id="72" w:name="effect-of-stimuli-type"/>
-    <w:p>
-      <w:pPr>
-        <w:pStyle w:val="Heading2"/>
+    <w:bookmarkEnd w:id="70"/>
+    <w:bookmarkStart w:id="71" w:name="effect-of-stimuli-type"/>
+    <w:p>
+      <w:pPr>
+        <w:pStyle w:val="Heading3"/>
       </w:pPr>
       <w:r>
         <w:t xml:space="preserve">Effect of Stimuli Type</w:t>
@@ -4342,11 +4341,11 @@
         <w:t xml:space="preserve">= 99.93%).</w:t>
       </w:r>
     </w:p>
-    <w:bookmarkEnd w:id="72"/>
-    <w:bookmarkStart w:id="73" w:name="effect-of-condition"/>
-    <w:p>
-      <w:pPr>
-        <w:pStyle w:val="Heading2"/>
+    <w:bookmarkEnd w:id="71"/>
+    <w:bookmarkStart w:id="72" w:name="effect-of-condition"/>
+    <w:p>
+      <w:pPr>
+        <w:pStyle w:val="Heading3"/>
       </w:pPr>
       <w:r>
         <w:t xml:space="preserve">Effect of Condition</w:t>
@@ -4457,7 +4456,7 @@
         <w:pStyle w:val="BodyText"/>
       </w:pPr>
       <w:r>
-        <w:t xml:space="preserve">No other contrasts provided credible evidence for differences (all</w:t>
+        <w:t xml:space="preserve">No other contrasts provided credible evidence for differences (max.</w:t>
       </w:r>
       <w:r>
         <w:t xml:space="preserve"> </w:t>
@@ -4473,27 +4472,30 @@
         <w:t xml:space="preserve"> </w:t>
       </w:r>
       <w:r>
-        <w:t xml:space="preserve">≤ 88.3%). Similar results were seen for enticement and valence ratings for males, but no credible differences emerged for females (</w:t>
-      </w:r>
-      <w:r>
-        <w:rPr>
-          <w:i/>
-          <w:iCs/>
-        </w:rPr>
-        <w:t xml:space="preserve">pds</w:t>
-      </w:r>
-      <w:r>
-        <w:t xml:space="preserve"> </w:t>
-      </w:r>
-      <w:r>
-        <w:t xml:space="preserve">≤ 92.6%)</w:t>
-      </w:r>
-    </w:p>
-    <w:bookmarkEnd w:id="73"/>
-    <w:bookmarkStart w:id="78" w:name="X402d9c5794b3d7a84f189ff55b66cc707bc1fe0"/>
-    <w:p>
-      <w:pPr>
-        <w:pStyle w:val="Heading2"/>
+        <w:t xml:space="preserve">= 88.3%). Similar results were seen for enticement and valence ratings for males, but no credible differences emerged for females (max.</w:t>
+      </w:r>
+      <w:r>
+        <w:t xml:space="preserve"> </w:t>
+      </w:r>
+      <w:r>
+        <w:rPr>
+          <w:i/>
+          <w:iCs/>
+        </w:rPr>
+        <w:t xml:space="preserve">pd</w:t>
+      </w:r>
+      <w:r>
+        <w:t xml:space="preserve"> </w:t>
+      </w:r>
+      <w:r>
+        <w:t xml:space="preserve">= 92.6%)</w:t>
+      </w:r>
+    </w:p>
+    <w:bookmarkEnd w:id="72"/>
+    <w:bookmarkStart w:id="77" w:name="X402d9c5794b3d7a84f189ff55b66cc707bc1fe0"/>
+    <w:p>
+      <w:pPr>
+        <w:pStyle w:val="Heading3"/>
       </w:pPr>
       <w:r>
         <w:t xml:space="preserve">Effect of Condition as a function of Beliefs</w:t>
@@ -4880,7 +4882,7 @@
         <w:t xml:space="preserve">On the other hand, all differences were credible for valence ratings for both genders and the same crossover effect was found.</w:t>
       </w:r>
     </w:p>
-    <w:bookmarkStart w:id="77" w:name="fig-estimated-means-arousal"/>
+    <w:bookmarkStart w:id="76" w:name="fig-estimated-means-arousal"/>
     <w:p>
       <w:pPr>
         <w:pStyle w:val="FigureTitle"/>
@@ -4906,18 +4908,18 @@
           <wp:inline>
             <wp:extent cx="5943600" cy="5943600"/>
             <wp:effectExtent b="0" l="0" r="0" t="0"/>
-            <wp:docPr descr="" title="" id="75" name="Picture"/>
+            <wp:docPr descr="" title="" id="74" name="Picture"/>
             <a:graphic>
               <a:graphicData uri="http://schemas.openxmlformats.org/drawingml/2006/picture">
                 <pic:pic>
                   <pic:nvPicPr>
-                    <pic:cNvPr descr="images/Figure2.png" id="76" name="Picture"/>
+                    <pic:cNvPr descr="images/Figure2.png" id="75" name="Picture"/>
                     <pic:cNvPicPr>
                       <a:picLocks noChangeArrowheads="1" noChangeAspect="1"/>
                     </pic:cNvPicPr>
                   </pic:nvPicPr>
                   <pic:blipFill>
-                    <a:blip r:embed="rId74"/>
+                    <a:blip r:embed="rId73"/>
                     <a:stretch>
                       <a:fillRect/>
                     </a:stretch>
@@ -4944,12 +4946,12 @@
         </w:drawing>
       </w:r>
     </w:p>
+    <w:bookmarkEnd w:id="76"/>
     <w:bookmarkEnd w:id="77"/>
-    <w:bookmarkEnd w:id="78"/>
-    <w:bookmarkStart w:id="79" w:name="Xd4ae5b8b668de19336f3f1f3cc24345d01677df"/>
-    <w:p>
-      <w:pPr>
-        <w:pStyle w:val="Heading2"/>
+    <w:bookmarkStart w:id="78" w:name="Xd4ae5b8b668de19336f3f1f3cc24345d01677df"/>
+    <w:p>
+      <w:pPr>
+        <w:pStyle w:val="Heading3"/>
       </w:pPr>
       <w:r>
         <w:t xml:space="preserve">Individual-level parameters and correlations with moderators</w:t>
@@ -4994,12 +4996,12 @@
         <w:t xml:space="preserve">The same pattern emerged for enticement and valence (full analysis available at the link above).</w:t>
       </w:r>
     </w:p>
+    <w:bookmarkEnd w:id="78"/>
     <w:bookmarkEnd w:id="79"/>
-    <w:bookmarkEnd w:id="80"/>
-    <w:bookmarkStart w:id="81" w:name="discussion"/>
-    <w:p>
-      <w:pPr>
-        <w:pStyle w:val="Heading1"/>
+    <w:bookmarkStart w:id="80" w:name="discussion"/>
+    <w:p>
+      <w:pPr>
+        <w:pStyle w:val="Heading2"/>
       </w:pPr>
       <w:r>
         <w:t xml:space="preserve">Discussion</w:t>
@@ -5268,8 +5270,9 @@
         <w:t xml:space="preserve">Given women’s greater sensitivity to relational cues, this absence of relational context may have contributed to the lower arousal ratings among female participants.</w:t>
       </w:r>
     </w:p>
+    <w:bookmarkEnd w:id="80"/>
     <w:bookmarkEnd w:id="81"/>
-    <w:bookmarkStart w:id="90" w:name="study-2"/>
+    <w:bookmarkStart w:id="101" w:name="study-2"/>
     <w:p>
       <w:pPr>
         <w:pStyle w:val="Heading1"/>
@@ -5361,7 +5364,7 @@
         <w:t xml:space="preserve">Finally, as in the previous study, we tested whether attitudes towards AI (H4) and sexual activity and pornographic consumption (H5) moderate responses to the stimuli.</w:t>
       </w:r>
     </w:p>
-    <w:bookmarkStart w:id="89" w:name="materials-and-methods-1"/>
+    <w:bookmarkStart w:id="85" w:name="materials-and-methods-1"/>
     <w:p>
       <w:pPr>
         <w:pStyle w:val="Heading2"/>
@@ -5453,12 +5456,6 @@
       <w:r>
         <w:t xml:space="preserve">Furthermore, five participants who self-identified as neither female nor male, and two participants who reported a sexual orientation other than heterosexual, homosexual, or bisexual, were excluded from further analyses due to lack of sufficient group sizes.</w:t>
       </w:r>
-      <w:r>
-        <w:t xml:space="preserve"> </w:t>
-      </w:r>
-      <w:r>
-        <w:t xml:space="preserve">Finally, one participant was removed because the stimuli presented were not relevant to their gender and sexual orientation.</w:t>
-      </w:r>
     </w:p>
     <w:p>
       <w:pPr>
@@ -5500,142 +5497,13 @@
       </w:r>
     </w:p>
     <w:bookmarkEnd w:id="82"/>
-    <w:bookmarkStart w:id="87" w:name="procedure-1"/>
+    <w:bookmarkStart w:id="83" w:name="procedure-1"/>
     <w:p>
       <w:pPr>
         <w:pStyle w:val="Heading3"/>
       </w:pPr>
       <w:r>
         <w:t xml:space="preserve">Procedure</w:t>
-      </w:r>
-    </w:p>
-    <w:bookmarkStart w:id="86" w:name="fig-paradigm2"/>
-    <w:p>
-      <w:pPr>
-        <w:pStyle w:val="FigureTitle"/>
-      </w:pPr>
-      <w:r>
-        <w:t xml:space="preserve">Figure 3</w:t>
-      </w:r>
-    </w:p>
-    <w:p>
-      <w:pPr>
-        <w:pStyle w:val="Caption"/>
-      </w:pPr>
-      <w:r>
-        <w:t xml:space="preserve">Overview of the experimental procedure for Study 2. A) Phase 1: Participants viewed erotic images in randomised order. Each image was preceded by a randomised label and followed by ratings of sexual arousal, enticement, and valence. B) Phase 2: The same images were presented in a new randomised order, and participants rated their confidence that each image was AI-generated or a photograph.</w:t>
-      </w:r>
-    </w:p>
-    <w:p>
-      <w:pPr>
-        <w:pStyle w:val="FigureWithoutNote"/>
-      </w:pPr>
-      <w:r>
-        <w:drawing>
-          <wp:inline>
-            <wp:extent cx="5943600" cy="3158410"/>
-            <wp:effectExtent b="0" l="0" r="0" t="0"/>
-            <wp:docPr descr="" title="" id="84" name="Picture"/>
-            <a:graphic>
-              <a:graphicData uri="http://schemas.openxmlformats.org/drawingml/2006/picture">
-                <pic:pic>
-                  <pic:nvPicPr>
-                    <pic:cNvPr descr="images/Paradigm2.png" id="85" name="Picture"/>
-                    <pic:cNvPicPr>
-                      <a:picLocks noChangeArrowheads="1" noChangeAspect="1"/>
-                    </pic:cNvPicPr>
-                  </pic:nvPicPr>
-                  <pic:blipFill>
-                    <a:blip r:embed="rId83"/>
-                    <a:stretch>
-                      <a:fillRect/>
-                    </a:stretch>
-                  </pic:blipFill>
-                  <pic:spPr bwMode="auto">
-                    <a:xfrm>
-                      <a:off x="0" y="0"/>
-                      <a:ext cx="5943600" cy="3158410"/>
-                    </a:xfrm>
-                    <a:prstGeom prst="rect">
-                      <a:avLst/>
-                    </a:prstGeom>
-                    <a:noFill/>
-                    <a:ln w="9525">
-                      <a:noFill/>
-                      <a:headEnd/>
-                      <a:tailEnd/>
-                    </a:ln>
-                  </pic:spPr>
-                </pic:pic>
-              </a:graphicData>
-            </a:graphic>
-          </wp:inline>
-        </w:drawing>
-      </w:r>
-    </w:p>
-    <w:bookmarkEnd w:id="86"/>
-    <w:p>
-      <w:pPr>
-        <w:pStyle w:val="AfterWithoutNote"/>
-      </w:pPr>
-      <w:r>
-        <w:t xml:space="preserve">Consistent with Study 1, Study 2 was conducted in jsPsych following born-open principles</w:t>
-      </w:r>
-      <w:r>
-        <w:t xml:space="preserve"> </w:t>
-      </w:r>
-      <w:r>
-        <w:t xml:space="preserve">(</w:t>
-      </w:r>
-      <w:hyperlink w:anchor="ref-de2024datapipe">
-        <w:r>
-          <w:rPr>
-            <w:rStyle w:val="Hyperlink"/>
-          </w:rPr>
-          <w:t xml:space="preserve">De Leeuw, 2024</w:t>
-        </w:r>
-      </w:hyperlink>
-      <w:r>
-        <w:t xml:space="preserve">)</w:t>
-      </w:r>
-      <w:r>
-        <w:t xml:space="preserve"> </w:t>
-      </w:r>
-      <w:r>
-        <w:t xml:space="preserve">and implemented in</w:t>
-      </w:r>
-      <w:r>
-        <w:t xml:space="preserve"> </w:t>
-      </w:r>
-      <w:r>
-        <w:rPr>
-          <w:i/>
-          <w:iCs/>
-        </w:rPr>
-        <w:t xml:space="preserve">JsPsych</w:t>
-      </w:r>
-      <w:r>
-        <w:t xml:space="preserve"> </w:t>
-      </w:r>
-      <w:r>
-        <w:t xml:space="preserve">(</w:t>
-      </w:r>
-      <w:hyperlink w:anchor="ref-de2015jspsych">
-        <w:r>
-          <w:rPr>
-            <w:rStyle w:val="Hyperlink"/>
-          </w:rPr>
-          <w:t xml:space="preserve">De Leeuw, 2015</w:t>
-        </w:r>
-      </w:hyperlink>
-      <w:r>
-        <w:t xml:space="preserve">)</w:t>
-      </w:r>
-      <w:r>
-        <w:t xml:space="preserve"> </w:t>
-      </w:r>
-      <w:r>
-        <w:t xml:space="preserve">and all data, materials, including its code, the items, instructions and exact procedure, is available in open-access at https://github.com/RealityBending/FictionEro/tree/main/study2/experiment.</w:t>
       </w:r>
     </w:p>
     <w:p>
@@ -5655,7 +5523,7 @@
     </w:p>
     <w:p>
       <w:pPr>
-        <w:pStyle w:val="BodyText"/>
+        <w:pStyle w:val="FirstParagraph"/>
       </w:pPr>
       <w:r>
         <w:t xml:space="preserve">In this study, participants were informed that the researchers were collaborating with a young AI start-up based in Brighton, UK, specializing in making more ethical AI content.</w:t>
@@ -6047,8 +5915,8 @@
         <w:t xml:space="preserve">Following completion of phase 2, participants provided general feedback regarding their experience and any additional comments. Finally, participants were presented with a debrief page informing them that all images were, in fact, real photographs.</w:t>
       </w:r>
     </w:p>
-    <w:bookmarkEnd w:id="87"/>
-    <w:bookmarkStart w:id="88" w:name="data-analysis-1"/>
+    <w:bookmarkEnd w:id="83"/>
+    <w:bookmarkStart w:id="84" w:name="data-analysis-1"/>
     <w:p>
       <w:pPr>
         <w:pStyle w:val="Heading3"/>
@@ -6104,8 +5972,8 @@
         <m:d>
           <m:dPr>
             <m:begChr m:val="("/>
+            <m:sepChr m:val=""/>
             <m:endChr m:val=")"/>
-            <m:sepChr m:val=""/>
             <m:grow/>
           </m:dPr>
           <m:e>
@@ -6162,22 +6030,21 @@
         <w:t xml:space="preserve">All analyses were conducted in R (version 4.5.2), and all materials, data, and analysis scripts for Study 2 are available at https://github.com/RealityBending/FictionEro/tree/main/study2.</w:t>
       </w:r>
     </w:p>
-    <w:bookmarkEnd w:id="88"/>
-    <w:bookmarkEnd w:id="89"/>
-    <w:bookmarkEnd w:id="90"/>
-    <w:bookmarkStart w:id="105" w:name="results-1"/>
-    <w:p>
-      <w:pPr>
-        <w:pStyle w:val="Heading1"/>
+    <w:bookmarkEnd w:id="84"/>
+    <w:bookmarkEnd w:id="85"/>
+    <w:bookmarkStart w:id="99" w:name="results-1"/>
+    <w:p>
+      <w:pPr>
+        <w:pStyle w:val="Heading2"/>
       </w:pPr>
       <w:r>
         <w:t xml:space="preserve">Results</w:t>
       </w:r>
     </w:p>
-    <w:bookmarkStart w:id="91" w:name="manipulation-checks-1"/>
-    <w:p>
-      <w:pPr>
-        <w:pStyle w:val="Heading2"/>
+    <w:bookmarkStart w:id="86" w:name="manipulation-checks-1"/>
+    <w:p>
+      <w:pPr>
+        <w:pStyle w:val="Heading3"/>
       </w:pPr>
       <w:r>
         <w:t xml:space="preserve">Manipulation checks</w:t>
@@ -6293,17 +6160,8 @@
         <w:t xml:space="preserve">Similarly, no credible group differences emerged for enticement or valence.</w:t>
       </w:r>
     </w:p>
-    <w:bookmarkEnd w:id="91"/>
-    <w:bookmarkStart w:id="103" w:name="marginal-contrasts"/>
-    <w:p>
-      <w:pPr>
-        <w:pStyle w:val="Heading2"/>
-      </w:pPr>
-      <w:r>
-        <w:t xml:space="preserve">Marginal contrasts</w:t>
-      </w:r>
-    </w:p>
-    <w:bookmarkStart w:id="96" w:name="effect-of-stimuli-type-1"/>
+    <w:bookmarkEnd w:id="86"/>
+    <w:bookmarkStart w:id="91" w:name="effect-of-stimuli-type-1"/>
     <w:p>
       <w:pPr>
         <w:pStyle w:val="Heading3"/>
@@ -6393,20 +6251,20 @@
           <w:rPr>
             <w:rStyle w:val="Hyperlink"/>
           </w:rPr>
-          <w:t xml:space="preserve">Figure 4</w:t>
+          <w:t xml:space="preserve">Figure 3</w:t>
         </w:r>
       </w:hyperlink>
       <w:r>
         <w:t xml:space="preserve">).</w:t>
       </w:r>
     </w:p>
-    <w:bookmarkStart w:id="95" w:name="fig-type"/>
+    <w:bookmarkStart w:id="90" w:name="fig-type"/>
     <w:p>
       <w:pPr>
         <w:pStyle w:val="FigureTitle"/>
       </w:pPr>
       <w:r>
-        <w:t xml:space="preserve">Figure 4</w:t>
+        <w:t xml:space="preserve">Figure 3</w:t>
       </w:r>
     </w:p>
     <w:p>
@@ -6426,18 +6284,18 @@
           <wp:inline>
             <wp:extent cx="4754880" cy="4754880"/>
             <wp:effectExtent b="0" l="0" r="0" t="0"/>
-            <wp:docPr descr="" title="" id="93" name="Picture"/>
+            <wp:docPr descr="" title="" id="88" name="Picture"/>
             <a:graphic>
               <a:graphicData uri="http://schemas.openxmlformats.org/drawingml/2006/picture">
                 <pic:pic>
                   <pic:nvPicPr>
-                    <pic:cNvPr descr="images/Figure5.png" id="94" name="Picture"/>
+                    <pic:cNvPr descr="images/Figure5.png" id="89" name="Picture"/>
                     <pic:cNvPicPr>
                       <a:picLocks noChangeArrowheads="1" noChangeAspect="1"/>
                     </pic:cNvPicPr>
                   </pic:nvPicPr>
                   <pic:blipFill>
-                    <a:blip r:embed="rId92"/>
+                    <a:blip r:embed="rId87"/>
                     <a:stretch>
                       <a:fillRect/>
                     </a:stretch>
@@ -6464,7 +6322,7 @@
         </w:drawing>
       </w:r>
     </w:p>
-    <w:bookmarkEnd w:id="95"/>
+    <w:bookmarkEnd w:id="90"/>
     <w:p>
       <w:pPr>
         <w:pStyle w:val="AfterWithoutNote"/>
@@ -6571,8 +6429,8 @@
         <w:t xml:space="preserve">Enticement and valence ratings were also credibly different for both genders (pd &gt; 99.99%), with males rating couple images lower than images of individuals, and females showing the reversed pattern.</w:t>
       </w:r>
     </w:p>
-    <w:bookmarkEnd w:id="96"/>
-    <w:bookmarkStart w:id="97" w:name="Xeefa2a65b87053386de76f1083d2797d92017cb"/>
+    <w:bookmarkEnd w:id="91"/>
+    <w:bookmarkStart w:id="92" w:name="Xeefa2a65b87053386de76f1083d2797d92017cb"/>
     <w:p>
       <w:pPr>
         <w:pStyle w:val="Heading3"/>
@@ -6830,8 +6688,8 @@
         <w:t xml:space="preserve">= 99.52%).</w:t>
       </w:r>
     </w:p>
-    <w:bookmarkEnd w:id="97"/>
-    <w:bookmarkStart w:id="102" w:name="Xe748277c9a58b5188edc34234fdfea88a80b3f3"/>
+    <w:bookmarkEnd w:id="92"/>
+    <w:bookmarkStart w:id="97" w:name="Xe748277c9a58b5188edc34234fdfea88a80b3f3"/>
     <w:p>
       <w:pPr>
         <w:pStyle w:val="Heading3"/>
@@ -6855,7 +6713,7 @@
           <w:rPr>
             <w:rStyle w:val="Hyperlink"/>
           </w:rPr>
-          <w:t xml:space="preserve">Figure 5</w:t>
+          <w:t xml:space="preserve">Figure 4</w:t>
         </w:r>
       </w:hyperlink>
       <w:r>
@@ -7207,13 +7065,13 @@
         <w:t xml:space="preserve">The primary exception was for female ratings of couple images under incongruent trials, where evidence remained inconclusive (pd &lt; 59.5%).</w:t>
       </w:r>
     </w:p>
-    <w:bookmarkStart w:id="101" w:name="fig-arousal-means"/>
+    <w:bookmarkStart w:id="96" w:name="fig-arousal-means"/>
     <w:p>
       <w:pPr>
         <w:pStyle w:val="FigureTitle"/>
       </w:pPr>
       <w:r>
-        <w:t xml:space="preserve">Figure 5</w:t>
+        <w:t xml:space="preserve">Figure 4</w:t>
       </w:r>
     </w:p>
     <w:p>
@@ -7233,18 +7091,18 @@
           <wp:inline>
             <wp:extent cx="4754880" cy="4754880"/>
             <wp:effectExtent b="0" l="0" r="0" t="0"/>
-            <wp:docPr descr="" title="" id="99" name="Picture"/>
+            <wp:docPr descr="" title="" id="94" name="Picture"/>
             <a:graphic>
               <a:graphicData uri="http://schemas.openxmlformats.org/drawingml/2006/picture">
                 <pic:pic>
                   <pic:nvPicPr>
-                    <pic:cNvPr descr="images/Figure6.png" id="100" name="Picture"/>
+                    <pic:cNvPr descr="images/Figure6.png" id="95" name="Picture"/>
                     <pic:cNvPicPr>
                       <a:picLocks noChangeArrowheads="1" noChangeAspect="1"/>
                     </pic:cNvPicPr>
                   </pic:nvPicPr>
                   <pic:blipFill>
-                    <a:blip r:embed="rId98"/>
+                    <a:blip r:embed="rId93"/>
                     <a:stretch>
                       <a:fillRect/>
                     </a:stretch>
@@ -7271,13 +7129,12 @@
         </w:drawing>
       </w:r>
     </w:p>
-    <w:bookmarkEnd w:id="101"/>
-    <w:bookmarkEnd w:id="102"/>
-    <w:bookmarkEnd w:id="103"/>
-    <w:bookmarkStart w:id="104" w:name="X033c7667c5e8e64dc2d76534f0ef976241615fd"/>
-    <w:p>
-      <w:pPr>
-        <w:pStyle w:val="Heading2"/>
+    <w:bookmarkEnd w:id="96"/>
+    <w:bookmarkEnd w:id="97"/>
+    <w:bookmarkStart w:id="98" w:name="X033c7667c5e8e64dc2d76534f0ef976241615fd"/>
+    <w:p>
+      <w:pPr>
+        <w:pStyle w:val="Heading3"/>
       </w:pPr>
       <w:r>
         <w:t xml:space="preserve">Individual-level parameters and Correlations with moderators</w:t>
@@ -7376,12 +7233,12 @@
         <w:t xml:space="preserve">Taken together these findings suggest that individual variability in these parameters was not meaningfully related to these constructs.</w:t>
       </w:r>
     </w:p>
-    <w:bookmarkEnd w:id="104"/>
-    <w:bookmarkEnd w:id="105"/>
-    <w:bookmarkStart w:id="106" w:name="discussion-1"/>
-    <w:p>
-      <w:pPr>
-        <w:pStyle w:val="Heading1"/>
+    <w:bookmarkEnd w:id="98"/>
+    <w:bookmarkEnd w:id="99"/>
+    <w:bookmarkStart w:id="100" w:name="discussion-1"/>
+    <w:p>
+      <w:pPr>
+        <w:pStyle w:val="Heading2"/>
       </w:pPr>
       <w:r>
         <w:t xml:space="preserve">Discussion</w:t>
@@ -7505,8 +7362,9 @@
         <w:t xml:space="preserve">Weak associations were found between arousal responses (both baseline and AI-related parameters) and self-reported beliefs, attitudes, and AI expertise (see full analysis on the link provided above).</w:t>
       </w:r>
     </w:p>
-    <w:bookmarkEnd w:id="106"/>
-    <w:bookmarkStart w:id="107" w:name="general-discussion"/>
+    <w:bookmarkEnd w:id="100"/>
+    <w:bookmarkEnd w:id="101"/>
+    <w:bookmarkStart w:id="102" w:name="general-discussion"/>
     <w:p>
       <w:pPr>
         <w:pStyle w:val="Heading1"/>
@@ -8120,34 +7978,214 @@
         <w:t xml:space="preserve">Together, these findings suggest that the anti-AI bias is best understood not as a uniform response to AI labels but as a belief-sensitive authenticity effect, one with practical implications for researchers using synthetic stimuli and for policies mandating the disclosure of AI-generated content.</w:t>
       </w:r>
     </w:p>
+    <w:bookmarkEnd w:id="102"/>
+    <w:bookmarkStart w:id="182" w:name="references"/>
+    <w:p>
+      <w:pPr>
+        <w:pStyle w:val="Heading1"/>
+      </w:pPr>
+      <w:r>
+        <w:t xml:space="preserve">References</w:t>
+      </w:r>
+    </w:p>
+    <w:bookmarkStart w:id="181" w:name="refs"/>
+    <w:bookmarkStart w:id="103" w:name="ref-ajder2019state"/>
+    <w:p>
+      <w:pPr>
+        <w:pStyle w:val="Bibliography"/>
+      </w:pPr>
+      <w:r>
+        <w:t xml:space="preserve">Ajder, H., Patrini, G., Cavalli, F., &amp; Cullen, L. (2019). The state of deepfakes: Landscape, threats, and impact.</w:t>
+      </w:r>
+      <w:r>
+        <w:t xml:space="preserve"> </w:t>
+      </w:r>
+      <w:r>
+        <w:rPr>
+          <w:i/>
+          <w:iCs/>
+        </w:rPr>
+        <w:t xml:space="preserve">Amsterdam: Deeptrace</w:t>
+      </w:r>
+      <w:r>
+        <w:t xml:space="preserve">,</w:t>
+      </w:r>
+      <w:r>
+        <w:t xml:space="preserve"> </w:t>
+      </w:r>
+      <w:r>
+        <w:rPr>
+          <w:i/>
+          <w:iCs/>
+        </w:rPr>
+        <w:t xml:space="preserve">27</w:t>
+      </w:r>
+      <w:r>
+        <w:t xml:space="preserve">.</w:t>
+      </w:r>
+    </w:p>
+    <w:bookmarkEnd w:id="103"/>
+    <w:bookmarkStart w:id="104" w:name="ref-albohn2022data"/>
+    <w:p>
+      <w:pPr>
+        <w:pStyle w:val="Bibliography"/>
+      </w:pPr>
+      <w:r>
+        <w:t xml:space="preserve">Albohn, D. N., Uddenberg, S., &amp; Todorov, A. (2022). A data-driven, hyper-realistic method for visualizing individual mental representations of faces.</w:t>
+      </w:r>
+      <w:r>
+        <w:t xml:space="preserve"> </w:t>
+      </w:r>
+      <w:r>
+        <w:rPr>
+          <w:i/>
+          <w:iCs/>
+        </w:rPr>
+        <w:t xml:space="preserve">Frontiers in Psychology</w:t>
+      </w:r>
+      <w:r>
+        <w:t xml:space="preserve">,</w:t>
+      </w:r>
+      <w:r>
+        <w:t xml:space="preserve"> </w:t>
+      </w:r>
+      <w:r>
+        <w:rPr>
+          <w:i/>
+          <w:iCs/>
+        </w:rPr>
+        <w:t xml:space="preserve">13</w:t>
+      </w:r>
+      <w:r>
+        <w:t xml:space="preserve">, 997498.</w:t>
+      </w:r>
+    </w:p>
+    <w:bookmarkEnd w:id="104"/>
+    <w:bookmarkStart w:id="105" w:name="ref-ansani2025ai"/>
+    <w:p>
+      <w:pPr>
+        <w:pStyle w:val="Bibliography"/>
+      </w:pPr>
+      <w:r>
+        <w:t xml:space="preserve">Ansani, A., Koehler, F., Giombini, L., Hämäläinen, M., Meng, C., Marini, M., &amp; Saarikallio, S. (2025). AI performer bias: Listeners like music less when they think it was performed by an AI.</w:t>
+      </w:r>
+      <w:r>
+        <w:t xml:space="preserve"> </w:t>
+      </w:r>
+      <w:r>
+        <w:rPr>
+          <w:i/>
+          <w:iCs/>
+        </w:rPr>
+        <w:t xml:space="preserve">Empirical Studies of the Arts</w:t>
+      </w:r>
+      <w:r>
+        <w:t xml:space="preserve">,</w:t>
+      </w:r>
+      <w:r>
+        <w:t xml:space="preserve"> </w:t>
+      </w:r>
+      <w:r>
+        <w:rPr>
+          <w:i/>
+          <w:iCs/>
+        </w:rPr>
+        <w:t xml:space="preserve">43</w:t>
+      </w:r>
+      <w:r>
+        <w:t xml:space="preserve">(2), 1137–1161.</w:t>
+      </w:r>
+    </w:p>
+    <w:bookmarkEnd w:id="105"/>
+    <w:bookmarkStart w:id="106" w:name="ref-becker2024can"/>
+    <w:p>
+      <w:pPr>
+        <w:pStyle w:val="Bibliography"/>
+      </w:pPr>
+      <w:r>
+        <w:t xml:space="preserve">Becker, C., Conduit, R., Chouinard, P. A., &amp; Laycock, R. (2024). Can deepfakes be used to study emotion perception? A comparison of dynamic face stimuli.</w:t>
+      </w:r>
+      <w:r>
+        <w:t xml:space="preserve"> </w:t>
+      </w:r>
+      <w:r>
+        <w:rPr>
+          <w:i/>
+          <w:iCs/>
+        </w:rPr>
+        <w:t xml:space="preserve">Behavior Research Methods</w:t>
+      </w:r>
+      <w:r>
+        <w:t xml:space="preserve">,</w:t>
+      </w:r>
+      <w:r>
+        <w:t xml:space="preserve"> </w:t>
+      </w:r>
+      <w:r>
+        <w:rPr>
+          <w:i/>
+          <w:iCs/>
+        </w:rPr>
+        <w:t xml:space="preserve">56</w:t>
+      </w:r>
+      <w:r>
+        <w:t xml:space="preserve">(7), 7674–7690.</w:t>
+      </w:r>
+    </w:p>
+    <w:bookmarkEnd w:id="106"/>
+    <w:bookmarkStart w:id="107" w:name="ref-becker2023embracing"/>
+    <w:p>
+      <w:pPr>
+        <w:pStyle w:val="Bibliography"/>
+      </w:pPr>
+      <w:r>
+        <w:t xml:space="preserve">Becker, C., &amp; Laycock, R. (2023). Embracing deepfakes and AI-generated images in neuroscience research.</w:t>
+      </w:r>
+      <w:r>
+        <w:t xml:space="preserve"> </w:t>
+      </w:r>
+      <w:r>
+        <w:rPr>
+          <w:i/>
+          <w:iCs/>
+        </w:rPr>
+        <w:t xml:space="preserve">European Journal of Neuroscience</w:t>
+      </w:r>
+      <w:r>
+        <w:t xml:space="preserve">,</w:t>
+      </w:r>
+      <w:r>
+        <w:t xml:space="preserve"> </w:t>
+      </w:r>
+      <w:r>
+        <w:rPr>
+          <w:i/>
+          <w:iCs/>
+        </w:rPr>
+        <w:t xml:space="preserve">58</w:t>
+      </w:r>
+      <w:r>
+        <w:t xml:space="preserve">(3), 2657–2661.</w:t>
+      </w:r>
+    </w:p>
     <w:bookmarkEnd w:id="107"/>
-    <w:bookmarkStart w:id="187" w:name="references"/>
-    <w:p>
-      <w:pPr>
-        <w:pStyle w:val="Heading1"/>
-      </w:pPr>
-      <w:r>
-        <w:t xml:space="preserve">References</w:t>
-      </w:r>
-    </w:p>
-    <w:bookmarkStart w:id="186" w:name="refs"/>
-    <w:bookmarkStart w:id="108" w:name="ref-ajder2019state"/>
+    <w:bookmarkStart w:id="108" w:name="ref-bellaiche2023humans"/>
     <w:p>
       <w:pPr>
         <w:pStyle w:val="Bibliography"/>
       </w:pPr>
       <w:r>
-        <w:t xml:space="preserve">Ajder, H., Patrini, G., Cavalli, F., &amp; Cullen, L. (2019). The state of deepfakes: Landscape, threats, and impact.</w:t>
-      </w:r>
-      <w:r>
-        <w:t xml:space="preserve"> </w:t>
-      </w:r>
-      <w:r>
-        <w:rPr>
-          <w:i/>
-          <w:iCs/>
-        </w:rPr>
-        <w:t xml:space="preserve">Amsterdam: Deeptrace</w:t>
+        <w:t xml:space="preserve">Bellaiche, L., Shahi, R., Turpin, M. H., Ragnhildstveit, A., Sprockett, S., Barr, N., Christensen, A., &amp; Seli, P. (2023). Humans versus AI: Whether and why we prefer human-created compared to AI-created artwork.</w:t>
+      </w:r>
+      <w:r>
+        <w:t xml:space="preserve"> </w:t>
+      </w:r>
+      <w:r>
+        <w:rPr>
+          <w:i/>
+          <w:iCs/>
+        </w:rPr>
+        <w:t xml:space="preserve">Cognitive Research: Principles and Implications</w:t>
       </w:r>
       <w:r>
         <w:t xml:space="preserve">,</w:t>
@@ -8160,199 +8198,19 @@
           <w:i/>
           <w:iCs/>
         </w:rPr>
-        <w:t xml:space="preserve">27</w:t>
-      </w:r>
-      <w:r>
-        <w:t xml:space="preserve">.</w:t>
+        <w:t xml:space="preserve">8</w:t>
+      </w:r>
+      <w:r>
+        <w:t xml:space="preserve">(1), 42.</w:t>
       </w:r>
     </w:p>
     <w:bookmarkEnd w:id="108"/>
-    <w:bookmarkStart w:id="109" w:name="ref-albohn2022data"/>
+    <w:bookmarkStart w:id="110" w:name="ref-betker2023improving"/>
     <w:p>
       <w:pPr>
         <w:pStyle w:val="Bibliography"/>
       </w:pPr>
       <w:r>
-        <w:t xml:space="preserve">Albohn, D. N., Uddenberg, S., &amp; Todorov, A. (2022). A data-driven, hyper-realistic method for visualizing individual mental representations of faces.</w:t>
-      </w:r>
-      <w:r>
-        <w:t xml:space="preserve"> </w:t>
-      </w:r>
-      <w:r>
-        <w:rPr>
-          <w:i/>
-          <w:iCs/>
-        </w:rPr>
-        <w:t xml:space="preserve">Frontiers in Psychology</w:t>
-      </w:r>
-      <w:r>
-        <w:t xml:space="preserve">,</w:t>
-      </w:r>
-      <w:r>
-        <w:t xml:space="preserve"> </w:t>
-      </w:r>
-      <w:r>
-        <w:rPr>
-          <w:i/>
-          <w:iCs/>
-        </w:rPr>
-        <w:t xml:space="preserve">13</w:t>
-      </w:r>
-      <w:r>
-        <w:t xml:space="preserve">, 997498.</w:t>
-      </w:r>
-    </w:p>
-    <w:bookmarkEnd w:id="109"/>
-    <w:bookmarkStart w:id="110" w:name="ref-ansani2025ai"/>
-    <w:p>
-      <w:pPr>
-        <w:pStyle w:val="Bibliography"/>
-      </w:pPr>
-      <w:r>
-        <w:t xml:space="preserve">Ansani, A., Koehler, F., Giombini, L., Hämäläinen, M., Meng, C., Marini, M., &amp; Saarikallio, S. (2025). AI performer bias: Listeners like music less when they think it was performed by an AI.</w:t>
-      </w:r>
-      <w:r>
-        <w:t xml:space="preserve"> </w:t>
-      </w:r>
-      <w:r>
-        <w:rPr>
-          <w:i/>
-          <w:iCs/>
-        </w:rPr>
-        <w:t xml:space="preserve">Empirical Studies of the Arts</w:t>
-      </w:r>
-      <w:r>
-        <w:t xml:space="preserve">,</w:t>
-      </w:r>
-      <w:r>
-        <w:t xml:space="preserve"> </w:t>
-      </w:r>
-      <w:r>
-        <w:rPr>
-          <w:i/>
-          <w:iCs/>
-        </w:rPr>
-        <w:t xml:space="preserve">43</w:t>
-      </w:r>
-      <w:r>
-        <w:t xml:space="preserve">(2), 1137–1161.</w:t>
-      </w:r>
-    </w:p>
-    <w:bookmarkEnd w:id="110"/>
-    <w:bookmarkStart w:id="111" w:name="ref-becker2024can"/>
-    <w:p>
-      <w:pPr>
-        <w:pStyle w:val="Bibliography"/>
-      </w:pPr>
-      <w:r>
-        <w:t xml:space="preserve">Becker, C., Conduit, R., Chouinard, P. A., &amp; Laycock, R. (2024). Can deepfakes be used to study emotion perception? A comparison of dynamic face stimuli.</w:t>
-      </w:r>
-      <w:r>
-        <w:t xml:space="preserve"> </w:t>
-      </w:r>
-      <w:r>
-        <w:rPr>
-          <w:i/>
-          <w:iCs/>
-        </w:rPr>
-        <w:t xml:space="preserve">Behavior Research Methods</w:t>
-      </w:r>
-      <w:r>
-        <w:t xml:space="preserve">,</w:t>
-      </w:r>
-      <w:r>
-        <w:t xml:space="preserve"> </w:t>
-      </w:r>
-      <w:r>
-        <w:rPr>
-          <w:i/>
-          <w:iCs/>
-        </w:rPr>
-        <w:t xml:space="preserve">56</w:t>
-      </w:r>
-      <w:r>
-        <w:t xml:space="preserve">(7), 7674–7690.</w:t>
-      </w:r>
-    </w:p>
-    <w:bookmarkEnd w:id="111"/>
-    <w:bookmarkStart w:id="112" w:name="ref-becker2023embracing"/>
-    <w:p>
-      <w:pPr>
-        <w:pStyle w:val="Bibliography"/>
-      </w:pPr>
-      <w:r>
-        <w:t xml:space="preserve">Becker, C., &amp; Laycock, R. (2023). Embracing deepfakes and AI-generated images in neuroscience research.</w:t>
-      </w:r>
-      <w:r>
-        <w:t xml:space="preserve"> </w:t>
-      </w:r>
-      <w:r>
-        <w:rPr>
-          <w:i/>
-          <w:iCs/>
-        </w:rPr>
-        <w:t xml:space="preserve">European Journal of Neuroscience</w:t>
-      </w:r>
-      <w:r>
-        <w:t xml:space="preserve">,</w:t>
-      </w:r>
-      <w:r>
-        <w:t xml:space="preserve"> </w:t>
-      </w:r>
-      <w:r>
-        <w:rPr>
-          <w:i/>
-          <w:iCs/>
-        </w:rPr>
-        <w:t xml:space="preserve">58</w:t>
-      </w:r>
-      <w:r>
-        <w:t xml:space="preserve">(3), 2657–2661.</w:t>
-      </w:r>
-    </w:p>
-    <w:bookmarkEnd w:id="112"/>
-    <w:bookmarkStart w:id="113" w:name="ref-bellaiche2023humans"/>
-    <w:p>
-      <w:pPr>
-        <w:pStyle w:val="Bibliography"/>
-      </w:pPr>
-      <w:r>
-        <w:t xml:space="preserve">Bellaiche, L., Shahi, R., Turpin, M. H., Ragnhildstveit, A., Sprockett, S., Barr, N., Christensen, A., &amp; Seli, P. (2023). Humans versus AI: Whether and why we prefer human-created compared to AI-created artwork.</w:t>
-      </w:r>
-      <w:r>
-        <w:t xml:space="preserve"> </w:t>
-      </w:r>
-      <w:r>
-        <w:rPr>
-          <w:i/>
-          <w:iCs/>
-        </w:rPr>
-        <w:t xml:space="preserve">Cognitive Research: Principles and Implications</w:t>
-      </w:r>
-      <w:r>
-        <w:t xml:space="preserve">,</w:t>
-      </w:r>
-      <w:r>
-        <w:t xml:space="preserve"> </w:t>
-      </w:r>
-      <w:r>
-        <w:rPr>
-          <w:i/>
-          <w:iCs/>
-        </w:rPr>
-        <w:t xml:space="preserve">8</w:t>
-      </w:r>
-      <w:r>
-        <w:t xml:space="preserve">(1), 42.</w:t>
-      </w:r>
-    </w:p>
-    <w:bookmarkEnd w:id="113"/>
-    <w:bookmarkStart w:id="115" w:name="ref-betker2023improving"/>
-    <w:p>
-      <w:pPr>
-        <w:pStyle w:val="Bibliography"/>
-      </w:pPr>
-      <w:r>
         <w:t xml:space="preserve">Betker, J., Goh, G., Jing, L., Brooks, T., Wang, J., Li, L., Ouyang, L., Zhuang, J., Lee, J., Guo, Y., Manassra, W., Dhariwal, P., Chu, C., Jiao, Y., &amp; Ramesh, A. (2023).</w:t>
       </w:r>
       <w:r>
@@ -8371,7 +8229,7 @@
       <w:r>
         <w:t xml:space="preserve"> </w:t>
       </w:r>
-      <w:hyperlink r:id="rId114">
+      <w:hyperlink r:id="rId109">
         <w:r>
           <w:rPr>
             <w:rStyle w:val="Hyperlink"/>
@@ -8380,24 +8238,191 @@
         </w:r>
       </w:hyperlink>
     </w:p>
+    <w:bookmarkEnd w:id="110"/>
+    <w:bookmarkStart w:id="111" w:name="ref-burkner2017brms"/>
+    <w:p>
+      <w:pPr>
+        <w:pStyle w:val="Bibliography"/>
+      </w:pPr>
+      <w:r>
+        <w:t xml:space="preserve">Bürkner, P.-C. (2017). Brms: An r package for bayesian multilevel models using stan.</w:t>
+      </w:r>
+      <w:r>
+        <w:t xml:space="preserve"> </w:t>
+      </w:r>
+      <w:r>
+        <w:rPr>
+          <w:i/>
+          <w:iCs/>
+        </w:rPr>
+        <w:t xml:space="preserve">Journal of Statistical Software</w:t>
+      </w:r>
+      <w:r>
+        <w:t xml:space="preserve">,</w:t>
+      </w:r>
+      <w:r>
+        <w:t xml:space="preserve"> </w:t>
+      </w:r>
+      <w:r>
+        <w:rPr>
+          <w:i/>
+          <w:iCs/>
+        </w:rPr>
+        <w:t xml:space="preserve">80</w:t>
+      </w:r>
+      <w:r>
+        <w:t xml:space="preserve">, 1–28.</w:t>
+      </w:r>
+    </w:p>
+    <w:bookmarkEnd w:id="111"/>
+    <w:bookmarkStart w:id="112" w:name="ref-califano2024assessing"/>
+    <w:p>
+      <w:pPr>
+        <w:pStyle w:val="Bibliography"/>
+      </w:pPr>
+      <w:r>
+        <w:t xml:space="preserve">Califano, G., &amp; Spence, C. (2024). Assessing the visual appeal of real/AI-generated food images.</w:t>
+      </w:r>
+      <w:r>
+        <w:t xml:space="preserve"> </w:t>
+      </w:r>
+      <w:r>
+        <w:rPr>
+          <w:i/>
+          <w:iCs/>
+        </w:rPr>
+        <w:t xml:space="preserve">Food Quality and Preference</w:t>
+      </w:r>
+      <w:r>
+        <w:t xml:space="preserve">,</w:t>
+      </w:r>
+      <w:r>
+        <w:t xml:space="preserve"> </w:t>
+      </w:r>
+      <w:r>
+        <w:rPr>
+          <w:i/>
+          <w:iCs/>
+        </w:rPr>
+        <w:t xml:space="preserve">116</w:t>
+      </w:r>
+      <w:r>
+        <w:t xml:space="preserve">, 105149.</w:t>
+      </w:r>
+    </w:p>
+    <w:bookmarkEnd w:id="112"/>
+    <w:bookmarkStart w:id="113" w:name="ref-carvalho2018gender"/>
+    <w:p>
+      <w:pPr>
+        <w:pStyle w:val="Bibliography"/>
+      </w:pPr>
+      <w:r>
+        <w:t xml:space="preserve">Carvalho, J., Czop, O., Rocha, M., Nobre, P., &amp; Soares, S. (2018). Gender differences in the automatic attention to romantic vs sexually explicit stimuli.</w:t>
+      </w:r>
+      <w:r>
+        <w:t xml:space="preserve"> </w:t>
+      </w:r>
+      <w:r>
+        <w:rPr>
+          <w:i/>
+          <w:iCs/>
+        </w:rPr>
+        <w:t xml:space="preserve">The Journal of Sexual Medicine</w:t>
+      </w:r>
+      <w:r>
+        <w:t xml:space="preserve">,</w:t>
+      </w:r>
+      <w:r>
+        <w:t xml:space="preserve"> </w:t>
+      </w:r>
+      <w:r>
+        <w:rPr>
+          <w:i/>
+          <w:iCs/>
+        </w:rPr>
+        <w:t xml:space="preserve">15</w:t>
+      </w:r>
+      <w:r>
+        <w:t xml:space="preserve">(8), 1083–1092.</w:t>
+      </w:r>
+    </w:p>
+    <w:bookmarkEnd w:id="113"/>
+    <w:bookmarkStart w:id="114" w:name="ref-cenerini2025artistic"/>
+    <w:p>
+      <w:pPr>
+        <w:pStyle w:val="Bibliography"/>
+      </w:pPr>
+      <w:r>
+        <w:t xml:space="preserve">Cenerini, C., Keller, F., Pennazza, G., Santonico, M., &amp; Vollero, L. (2025). Artistic turing test: The challenge of differentiating human and AI-generated art.</w:t>
+      </w:r>
+      <w:r>
+        <w:t xml:space="preserve"> </w:t>
+      </w:r>
+      <w:r>
+        <w:rPr>
+          <w:i/>
+          <w:iCs/>
+        </w:rPr>
+        <w:t xml:space="preserve">Computers in Human Behavior: Artificial Humans</w:t>
+      </w:r>
+      <w:r>
+        <w:t xml:space="preserve">, 100209.</w:t>
+      </w:r>
+    </w:p>
+    <w:bookmarkEnd w:id="114"/>
+    <w:bookmarkStart w:id="115" w:name="ref-chiarella2022investigating"/>
+    <w:p>
+      <w:pPr>
+        <w:pStyle w:val="Bibliography"/>
+      </w:pPr>
+      <w:r>
+        <w:t xml:space="preserve">Chiarella, S. G., Torromino, G., Gagliardi, D. M., Rossi, D., Babiloni, F., &amp; Cartocci, G. (2022). Investigating the negative bias towards artificial intelligence: Effects of prior assignment of AI-authorship on the aesthetic appreciation of abstract paintings.</w:t>
+      </w:r>
+      <w:r>
+        <w:t xml:space="preserve"> </w:t>
+      </w:r>
+      <w:r>
+        <w:rPr>
+          <w:i/>
+          <w:iCs/>
+        </w:rPr>
+        <w:t xml:space="preserve">Computers in Human Behavior</w:t>
+      </w:r>
+      <w:r>
+        <w:t xml:space="preserve">,</w:t>
+      </w:r>
+      <w:r>
+        <w:t xml:space="preserve"> </w:t>
+      </w:r>
+      <w:r>
+        <w:rPr>
+          <w:i/>
+          <w:iCs/>
+        </w:rPr>
+        <w:t xml:space="preserve">137</w:t>
+      </w:r>
+      <w:r>
+        <w:t xml:space="preserve">, 107406.</w:t>
+      </w:r>
+    </w:p>
     <w:bookmarkEnd w:id="115"/>
-    <w:bookmarkStart w:id="116" w:name="ref-burkner2017brms"/>
+    <w:bookmarkStart w:id="116" w:name="ref-chiu2026beyond"/>
     <w:p>
       <w:pPr>
         <w:pStyle w:val="Bibliography"/>
       </w:pPr>
       <w:r>
-        <w:t xml:space="preserve">Bürkner, P.-C. (2017). Brms: An r package for bayesian multilevel models using stan.</w:t>
-      </w:r>
-      <w:r>
-        <w:t xml:space="preserve"> </w:t>
-      </w:r>
-      <w:r>
-        <w:rPr>
-          <w:i/>
-          <w:iCs/>
-        </w:rPr>
-        <w:t xml:space="preserve">Journal of Statistical Software</w:t>
+        <w:t xml:space="preserve">Chiu, H. T., Sou, H. I., Lam, Y. W., Ng, C. S. F., &amp; Wong, S. W. (2026). Beyond traditional stimuli: Validating AI-generated images for eliciting negative emotions in affect research.</w:t>
+      </w:r>
+      <w:r>
+        <w:t xml:space="preserve"> </w:t>
+      </w:r>
+      <w:r>
+        <w:rPr>
+          <w:i/>
+          <w:iCs/>
+        </w:rPr>
+        <w:t xml:space="preserve">Plos One</w:t>
       </w:r>
       <w:r>
         <w:t xml:space="preserve">,</w:t>
@@ -8410,30 +8435,30 @@
           <w:i/>
           <w:iCs/>
         </w:rPr>
-        <w:t xml:space="preserve">80</w:t>
-      </w:r>
-      <w:r>
-        <w:t xml:space="preserve">, 1–28.</w:t>
+        <w:t xml:space="preserve">21</w:t>
+      </w:r>
+      <w:r>
+        <w:t xml:space="preserve">(2), e0342434.</w:t>
       </w:r>
     </w:p>
     <w:bookmarkEnd w:id="116"/>
-    <w:bookmarkStart w:id="117" w:name="ref-califano2024assessing"/>
+    <w:bookmarkStart w:id="117" w:name="ref-chivers2017specificity"/>
     <w:p>
       <w:pPr>
         <w:pStyle w:val="Bibliography"/>
       </w:pPr>
       <w:r>
-        <w:t xml:space="preserve">Califano, G., &amp; Spence, C. (2024). Assessing the visual appeal of real/AI-generated food images.</w:t>
-      </w:r>
-      <w:r>
-        <w:t xml:space="preserve"> </w:t>
-      </w:r>
-      <w:r>
-        <w:rPr>
-          <w:i/>
-          <w:iCs/>
-        </w:rPr>
-        <w:t xml:space="preserve">Food Quality and Preference</w:t>
+        <w:t xml:space="preserve">Chivers, M. L. (2017). The specificity of women’s sexual response and its relationship with sexual orientations: A review and ten hypotheses.</w:t>
+      </w:r>
+      <w:r>
+        <w:t xml:space="preserve"> </w:t>
+      </w:r>
+      <w:r>
+        <w:rPr>
+          <w:i/>
+          <w:iCs/>
+        </w:rPr>
+        <w:t xml:space="preserve">Archives of Sexual Behavior</w:t>
       </w:r>
       <w:r>
         <w:t xml:space="preserve">,</w:t>
@@ -8446,30 +8471,30 @@
           <w:i/>
           <w:iCs/>
         </w:rPr>
-        <w:t xml:space="preserve">116</w:t>
-      </w:r>
-      <w:r>
-        <w:t xml:space="preserve">, 105149.</w:t>
+        <w:t xml:space="preserve">46</w:t>
+      </w:r>
+      <w:r>
+        <w:t xml:space="preserve">(5), 1161–1179.</w:t>
       </w:r>
     </w:p>
     <w:bookmarkEnd w:id="117"/>
-    <w:bookmarkStart w:id="118" w:name="ref-carvalho2018gender"/>
+    <w:bookmarkStart w:id="118" w:name="ref-chivers2004sex"/>
     <w:p>
       <w:pPr>
         <w:pStyle w:val="Bibliography"/>
       </w:pPr>
       <w:r>
-        <w:t xml:space="preserve">Carvalho, J., Czop, O., Rocha, M., Nobre, P., &amp; Soares, S. (2018). Gender differences in the automatic attention to romantic vs sexually explicit stimuli.</w:t>
-      </w:r>
-      <w:r>
-        <w:t xml:space="preserve"> </w:t>
-      </w:r>
-      <w:r>
-        <w:rPr>
-          <w:i/>
-          <w:iCs/>
-        </w:rPr>
-        <w:t xml:space="preserve">The Journal of Sexual Medicine</w:t>
+        <w:t xml:space="preserve">Chivers, M. L., Rieger, G., Latty, E., &amp; Bailey, J. M. (2004). A sex difference in the specificity of sexual arousal.</w:t>
+      </w:r>
+      <w:r>
+        <w:t xml:space="preserve"> </w:t>
+      </w:r>
+      <w:r>
+        <w:rPr>
+          <w:i/>
+          <w:iCs/>
+        </w:rPr>
+        <w:t xml:space="preserve">Psychological Science</w:t>
       </w:r>
       <w:r>
         <w:t xml:space="preserve">,</w:t>
@@ -8485,50 +8510,63 @@
         <w:t xml:space="preserve">15</w:t>
       </w:r>
       <w:r>
-        <w:t xml:space="preserve">(8), 1083–1092.</w:t>
+        <w:t xml:space="preserve">(11), 736–744.</w:t>
       </w:r>
     </w:p>
     <w:bookmarkEnd w:id="118"/>
-    <w:bookmarkStart w:id="119" w:name="ref-cenerini2025artistic"/>
+    <w:bookmarkStart w:id="119" w:name="ref-ciesielski2010emotion"/>
     <w:p>
       <w:pPr>
         <w:pStyle w:val="Bibliography"/>
       </w:pPr>
       <w:r>
-        <w:t xml:space="preserve">Cenerini, C., Keller, F., Pennazza, G., Santonico, M., &amp; Vollero, L. (2025). Artistic turing test: The challenge of differentiating human and AI-generated art.</w:t>
-      </w:r>
-      <w:r>
-        <w:t xml:space="preserve"> </w:t>
-      </w:r>
-      <w:r>
-        <w:rPr>
-          <w:i/>
-          <w:iCs/>
-        </w:rPr>
-        <w:t xml:space="preserve">Computers in Human Behavior: Artificial Humans</w:t>
-      </w:r>
-      <w:r>
-        <w:t xml:space="preserve">, 100209.</w:t>
+        <w:t xml:space="preserve">Ciesielski, B. G., Armstrong, T., Zald, D. H., &amp; Olatunji, B. O. (2010). Emotion modulation of visual attention: Categorical and temporal characteristics.</w:t>
+      </w:r>
+      <w:r>
+        <w:t xml:space="preserve"> </w:t>
+      </w:r>
+      <w:r>
+        <w:rPr>
+          <w:i/>
+          <w:iCs/>
+        </w:rPr>
+        <w:t xml:space="preserve">PLoS One</w:t>
+      </w:r>
+      <w:r>
+        <w:t xml:space="preserve">,</w:t>
+      </w:r>
+      <w:r>
+        <w:t xml:space="preserve"> </w:t>
+      </w:r>
+      <w:r>
+        <w:rPr>
+          <w:i/>
+          <w:iCs/>
+        </w:rPr>
+        <w:t xml:space="preserve">5</w:t>
+      </w:r>
+      <w:r>
+        <w:t xml:space="preserve">(11), e13860.</w:t>
       </w:r>
     </w:p>
     <w:bookmarkEnd w:id="119"/>
-    <w:bookmarkStart w:id="120" w:name="ref-chiarella2022investigating"/>
+    <w:bookmarkStart w:id="120" w:name="ref-cloudy2022ai"/>
     <w:p>
       <w:pPr>
         <w:pStyle w:val="Bibliography"/>
       </w:pPr>
       <w:r>
-        <w:t xml:space="preserve">Chiarella, S. G., Torromino, G., Gagliardi, D. M., Rossi, D., Babiloni, F., &amp; Cartocci, G. (2022). Investigating the negative bias towards artificial intelligence: Effects of prior assignment of AI-authorship on the aesthetic appreciation of abstract paintings.</w:t>
-      </w:r>
-      <w:r>
-        <w:t xml:space="preserve"> </w:t>
-      </w:r>
-      <w:r>
-        <w:rPr>
-          <w:i/>
-          <w:iCs/>
-        </w:rPr>
-        <w:t xml:space="preserve">Computers in Human Behavior</w:t>
+        <w:t xml:space="preserve">Cloudy, J., Banks, J., &amp; Bowman, N. D. (2022). Ai journalists and reduction of perceived hostile media bias: Replication and extension considering news organization cues.</w:t>
+      </w:r>
+      <w:r>
+        <w:t xml:space="preserve"> </w:t>
+      </w:r>
+      <w:r>
+        <w:rPr>
+          <w:i/>
+          <w:iCs/>
+        </w:rPr>
+        <w:t xml:space="preserve">Technology, Mind, and Behavior</w:t>
       </w:r>
       <w:r>
         <w:t xml:space="preserve">,</w:t>
@@ -8541,30 +8579,30 @@
           <w:i/>
           <w:iCs/>
         </w:rPr>
-        <w:t xml:space="preserve">137</w:t>
-      </w:r>
-      <w:r>
-        <w:t xml:space="preserve">, 107406.</w:t>
+        <w:t xml:space="preserve">3</w:t>
+      </w:r>
+      <w:r>
+        <w:t xml:space="preserve">(3), 364.</w:t>
       </w:r>
     </w:p>
     <w:bookmarkEnd w:id="120"/>
-    <w:bookmarkStart w:id="121" w:name="ref-chiu2026beyond"/>
+    <w:bookmarkStart w:id="121" w:name="ref-cooke2025good"/>
     <w:p>
       <w:pPr>
         <w:pStyle w:val="Bibliography"/>
       </w:pPr>
       <w:r>
-        <w:t xml:space="preserve">Chiu, H. T., Sou, H. I., Lam, Y. W., Ng, C. S. F., &amp; Wong, S. W. (2026). Beyond traditional stimuli: Validating AI-generated images for eliciting negative emotions in affect research.</w:t>
-      </w:r>
-      <w:r>
-        <w:t xml:space="preserve"> </w:t>
-      </w:r>
-      <w:r>
-        <w:rPr>
-          <w:i/>
-          <w:iCs/>
-        </w:rPr>
-        <w:t xml:space="preserve">Plos One</w:t>
+        <w:t xml:space="preserve">Cooke, D., Edwards, A., Barkoff, S., &amp; Kelly, K. (2025). As good as a coin toss: Human detection of AI-generated content.</w:t>
+      </w:r>
+      <w:r>
+        <w:t xml:space="preserve"> </w:t>
+      </w:r>
+      <w:r>
+        <w:rPr>
+          <w:i/>
+          <w:iCs/>
+        </w:rPr>
+        <w:t xml:space="preserve">Communications of the ACM</w:t>
       </w:r>
       <w:r>
         <w:t xml:space="preserve">,</w:t>
@@ -8577,20 +8615,187 @@
           <w:i/>
           <w:iCs/>
         </w:rPr>
-        <w:t xml:space="preserve">21</w:t>
-      </w:r>
-      <w:r>
-        <w:t xml:space="preserve">(2), e0342434.</w:t>
+        <w:t xml:space="preserve">68</w:t>
+      </w:r>
+      <w:r>
+        <w:t xml:space="preserve">(10), 100–109.</w:t>
       </w:r>
     </w:p>
     <w:bookmarkEnd w:id="121"/>
-    <w:bookmarkStart w:id="122" w:name="ref-chivers2017specificity"/>
+    <w:bookmarkStart w:id="122" w:name="ref-de2015jspsych"/>
     <w:p>
       <w:pPr>
         <w:pStyle w:val="Bibliography"/>
       </w:pPr>
       <w:r>
-        <w:t xml:space="preserve">Chivers, M. L. (2017). The specificity of women’s sexual response and its relationship with sexual orientations: A review and ten hypotheses.</w:t>
+        <w:t xml:space="preserve">De Leeuw, J. R. (2015). jsPsych: A JavaScript library for creating behavioral experiments in a web browser.</w:t>
+      </w:r>
+      <w:r>
+        <w:t xml:space="preserve"> </w:t>
+      </w:r>
+      <w:r>
+        <w:rPr>
+          <w:i/>
+          <w:iCs/>
+        </w:rPr>
+        <w:t xml:space="preserve">Behavior Research Methods</w:t>
+      </w:r>
+      <w:r>
+        <w:t xml:space="preserve">,</w:t>
+      </w:r>
+      <w:r>
+        <w:t xml:space="preserve"> </w:t>
+      </w:r>
+      <w:r>
+        <w:rPr>
+          <w:i/>
+          <w:iCs/>
+        </w:rPr>
+        <w:t xml:space="preserve">47</w:t>
+      </w:r>
+      <w:r>
+        <w:t xml:space="preserve">(1), 1–12.</w:t>
+      </w:r>
+    </w:p>
+    <w:bookmarkEnd w:id="122"/>
+    <w:bookmarkStart w:id="123" w:name="ref-de2024datapipe"/>
+    <w:p>
+      <w:pPr>
+        <w:pStyle w:val="Bibliography"/>
+      </w:pPr>
+      <w:r>
+        <w:t xml:space="preserve">De Leeuw, J. R. (2024). DataPipe: Born-open data collection for online experiments.</w:t>
+      </w:r>
+      <w:r>
+        <w:t xml:space="preserve"> </w:t>
+      </w:r>
+      <w:r>
+        <w:rPr>
+          <w:i/>
+          <w:iCs/>
+        </w:rPr>
+        <w:t xml:space="preserve">Behavior Research Methods</w:t>
+      </w:r>
+      <w:r>
+        <w:t xml:space="preserve">,</w:t>
+      </w:r>
+      <w:r>
+        <w:t xml:space="preserve"> </w:t>
+      </w:r>
+      <w:r>
+        <w:rPr>
+          <w:i/>
+          <w:iCs/>
+        </w:rPr>
+        <w:t xml:space="preserve">56</w:t>
+      </w:r>
+      <w:r>
+        <w:t xml:space="preserve">(3), 2499–2506.</w:t>
+      </w:r>
+    </w:p>
+    <w:bookmarkEnd w:id="123"/>
+    <w:bookmarkStart w:id="124" w:name="ref-de2021distinct"/>
+    <w:p>
+      <w:pPr>
+        <w:pStyle w:val="Bibliography"/>
+      </w:pPr>
+      <w:r>
+        <w:t xml:space="preserve">De Ruiter, A. (2021). The distinct wrong of deepfakes.</w:t>
+      </w:r>
+      <w:r>
+        <w:t xml:space="preserve"> </w:t>
+      </w:r>
+      <w:r>
+        <w:rPr>
+          <w:i/>
+          <w:iCs/>
+        </w:rPr>
+        <w:t xml:space="preserve">Philosophy &amp; Technology</w:t>
+      </w:r>
+      <w:r>
+        <w:t xml:space="preserve">,</w:t>
+      </w:r>
+      <w:r>
+        <w:t xml:space="preserve"> </w:t>
+      </w:r>
+      <w:r>
+        <w:rPr>
+          <w:i/>
+          <w:iCs/>
+        </w:rPr>
+        <w:t xml:space="preserve">34</w:t>
+      </w:r>
+      <w:r>
+        <w:t xml:space="preserve">(4), 1311–1332.</w:t>
+      </w:r>
+    </w:p>
+    <w:bookmarkEnd w:id="124"/>
+    <w:bookmarkStart w:id="125" w:name="ref-di2023art"/>
+    <w:p>
+      <w:pPr>
+        <w:pStyle w:val="Bibliography"/>
+      </w:pPr>
+      <w:r>
+        <w:t xml:space="preserve">Di Dio, C., Ardizzi, M., Schieppati, S. V., Massaro, D., Gilli, G., Gallese, V., &amp; Marchetti, A. (2023). Art made by artificial intelligence: The effect of authorship on aesthetic judgments.</w:t>
+      </w:r>
+      <w:r>
+        <w:t xml:space="preserve"> </w:t>
+      </w:r>
+      <w:r>
+        <w:rPr>
+          <w:i/>
+          <w:iCs/>
+        </w:rPr>
+        <w:t xml:space="preserve">Psychology of Aesthetics, Creativity, and the Arts</w:t>
+      </w:r>
+      <w:r>
+        <w:t xml:space="preserve">.</w:t>
+      </w:r>
+    </w:p>
+    <w:bookmarkEnd w:id="125"/>
+    <w:bookmarkStart w:id="126" w:name="ref-doring2024impact"/>
+    <w:p>
+      <w:pPr>
+        <w:pStyle w:val="Bibliography"/>
+      </w:pPr>
+      <w:r>
+        <w:t xml:space="preserve">Döring, N., Le, T. D., Vowels, L. M., Vowels, M. J., &amp; Marcantonio, T. L. (2024). The impact of artificial intelligence on human sexuality: A five-year literature review 2020–2024.</w:t>
+      </w:r>
+      <w:r>
+        <w:t xml:space="preserve"> </w:t>
+      </w:r>
+      <w:r>
+        <w:rPr>
+          <w:i/>
+          <w:iCs/>
+        </w:rPr>
+        <w:t xml:space="preserve">Current Sexual Health Reports</w:t>
+      </w:r>
+      <w:r>
+        <w:t xml:space="preserve">,</w:t>
+      </w:r>
+      <w:r>
+        <w:t xml:space="preserve"> </w:t>
+      </w:r>
+      <w:r>
+        <w:rPr>
+          <w:i/>
+          <w:iCs/>
+        </w:rPr>
+        <w:t xml:space="preserve">17</w:t>
+      </w:r>
+      <w:r>
+        <w:t xml:space="preserve">(1), 4.</w:t>
+      </w:r>
+    </w:p>
+    <w:bookmarkEnd w:id="126"/>
+    <w:bookmarkStart w:id="127" w:name="ref-doring2025anti"/>
+    <w:p>
+      <w:pPr>
+        <w:pStyle w:val="Bibliography"/>
+      </w:pPr>
+      <w:r>
+        <w:t xml:space="preserve">Döring, N., &amp; Mohseni, M. R. (2025). Anti-AI bias toward couple images and couple counseling: Findings from two experiments.</w:t>
       </w:r>
       <w:r>
         <w:t xml:space="preserve"> </w:t>
@@ -8603,6 +8808,75 @@
         <w:t xml:space="preserve">Archives of Sexual Behavior</w:t>
       </w:r>
       <w:r>
+        <w:t xml:space="preserve">, 1–14.</w:t>
+      </w:r>
+    </w:p>
+    <w:bookmarkEnd w:id="127"/>
+    <w:bookmarkStart w:id="128" w:name="ref-dunn2026too"/>
+    <w:p>
+      <w:pPr>
+        <w:pStyle w:val="Bibliography"/>
+      </w:pPr>
+      <w:r>
+        <w:t xml:space="preserve">Dunn, J. D., White, D., Sutherland, C. A., Miller, E. J., Steward, B. A., &amp; Dawel, A. (2026). Too good to be true: Synthetic AI faces are more average than real faces and super-recognizers know it.</w:t>
+      </w:r>
+      <w:r>
+        <w:t xml:space="preserve"> </w:t>
+      </w:r>
+      <w:r>
+        <w:rPr>
+          <w:i/>
+          <w:iCs/>
+        </w:rPr>
+        <w:t xml:space="preserve">British Journal of Psychology</w:t>
+      </w:r>
+      <w:r>
+        <w:t xml:space="preserve">.</w:t>
+      </w:r>
+    </w:p>
+    <w:bookmarkEnd w:id="128"/>
+    <w:bookmarkStart w:id="129" w:name="ref-easterbrook2025pornographic"/>
+    <w:p>
+      <w:pPr>
+        <w:pStyle w:val="Bibliography"/>
+      </w:pPr>
+      <w:r>
+        <w:t xml:space="preserve">Easterbrook-Smith, G. (2025). Pornographic aura, AI and the value of authenticity.</w:t>
+      </w:r>
+      <w:r>
+        <w:t xml:space="preserve"> </w:t>
+      </w:r>
+      <w:r>
+        <w:rPr>
+          <w:i/>
+          <w:iCs/>
+        </w:rPr>
+        <w:t xml:space="preserve">Porn Studies</w:t>
+      </w:r>
+      <w:r>
+        <w:t xml:space="preserve">, 1–13.</w:t>
+      </w:r>
+    </w:p>
+    <w:bookmarkEnd w:id="129"/>
+    <w:bookmarkStart w:id="130" w:name="ref-eiserbeck2023deepfake"/>
+    <w:p>
+      <w:pPr>
+        <w:pStyle w:val="Bibliography"/>
+      </w:pPr>
+      <w:r>
+        <w:t xml:space="preserve">Eiserbeck, A., Maier, M., Baum, J., &amp; Abdel Rahman, R. (2023). Deepfake smiles matter less—the psychological and neural impact of presumed AI-generated faces.</w:t>
+      </w:r>
+      <w:r>
+        <w:t xml:space="preserve"> </w:t>
+      </w:r>
+      <w:r>
+        <w:rPr>
+          <w:i/>
+          <w:iCs/>
+        </w:rPr>
+        <w:t xml:space="preserve">Scientific Reports</w:t>
+      </w:r>
+      <w:r>
         <w:t xml:space="preserve">,</w:t>
       </w:r>
       <w:r>
@@ -8613,30 +8887,30 @@
           <w:i/>
           <w:iCs/>
         </w:rPr>
-        <w:t xml:space="preserve">46</w:t>
-      </w:r>
-      <w:r>
-        <w:t xml:space="preserve">(5), 1161–1179.</w:t>
-      </w:r>
-    </w:p>
-    <w:bookmarkEnd w:id="122"/>
-    <w:bookmarkStart w:id="123" w:name="ref-chivers2004sex"/>
+        <w:t xml:space="preserve">13</w:t>
+      </w:r>
+      <w:r>
+        <w:t xml:space="preserve">(1), 16111.</w:t>
+      </w:r>
+    </w:p>
+    <w:bookmarkEnd w:id="130"/>
+    <w:bookmarkStart w:id="131" w:name="ref-fisher2025something"/>
     <w:p>
       <w:pPr>
         <w:pStyle w:val="Bibliography"/>
       </w:pPr>
       <w:r>
-        <w:t xml:space="preserve">Chivers, M. L., Rieger, G., Latty, E., &amp; Bailey, J. M. (2004). A sex difference in the specificity of sexual arousal.</w:t>
-      </w:r>
-      <w:r>
-        <w:t xml:space="preserve"> </w:t>
-      </w:r>
-      <w:r>
-        <w:rPr>
-          <w:i/>
-          <w:iCs/>
-        </w:rPr>
-        <w:t xml:space="preserve">Psychological Science</w:t>
+        <w:t xml:space="preserve">Fisher, S. A. (2025). Something AI should tell you–the case for labelling synthetic content.</w:t>
+      </w:r>
+      <w:r>
+        <w:t xml:space="preserve"> </w:t>
+      </w:r>
+      <w:r>
+        <w:rPr>
+          <w:i/>
+          <w:iCs/>
+        </w:rPr>
+        <w:t xml:space="preserve">Journal of Applied Philosophy</w:t>
       </w:r>
       <w:r>
         <w:t xml:space="preserve">,</w:t>
@@ -8649,30 +8923,30 @@
           <w:i/>
           <w:iCs/>
         </w:rPr>
-        <w:t xml:space="preserve">15</w:t>
-      </w:r>
-      <w:r>
-        <w:t xml:space="preserve">(11), 736–744.</w:t>
-      </w:r>
-    </w:p>
-    <w:bookmarkEnd w:id="123"/>
-    <w:bookmarkStart w:id="124" w:name="ref-ciesielski2010emotion"/>
+        <w:t xml:space="preserve">42</w:t>
+      </w:r>
+      <w:r>
+        <w:t xml:space="preserve">(1), 272–286.</w:t>
+      </w:r>
+    </w:p>
+    <w:bookmarkEnd w:id="131"/>
+    <w:bookmarkStart w:id="132" w:name="ref-fisher2024moderating"/>
     <w:p>
       <w:pPr>
         <w:pStyle w:val="Bibliography"/>
       </w:pPr>
       <w:r>
-        <w:t xml:space="preserve">Ciesielski, B. G., Armstrong, T., Zald, D. H., &amp; Olatunji, B. O. (2010). Emotion modulation of visual attention: Categorical and temporal characteristics.</w:t>
-      </w:r>
-      <w:r>
-        <w:t xml:space="preserve"> </w:t>
-      </w:r>
-      <w:r>
-        <w:rPr>
-          <w:i/>
-          <w:iCs/>
-        </w:rPr>
-        <w:t xml:space="preserve">PLoS One</w:t>
+        <w:t xml:space="preserve">Fisher, S. A., Howard, J. W., &amp; Kira, B. (2024). Moderating synthetic content: The challenge of generative AI.</w:t>
+      </w:r>
+      <w:r>
+        <w:t xml:space="preserve"> </w:t>
+      </w:r>
+      <w:r>
+        <w:rPr>
+          <w:i/>
+          <w:iCs/>
+        </w:rPr>
+        <w:t xml:space="preserve">Philosophy &amp; Technology</w:t>
       </w:r>
       <w:r>
         <w:t xml:space="preserve">,</w:t>
@@ -8685,30 +8959,30 @@
           <w:i/>
           <w:iCs/>
         </w:rPr>
-        <w:t xml:space="preserve">5</w:t>
-      </w:r>
-      <w:r>
-        <w:t xml:space="preserve">(11), e13860.</w:t>
-      </w:r>
-    </w:p>
-    <w:bookmarkEnd w:id="124"/>
-    <w:bookmarkStart w:id="125" w:name="ref-cloudy2022ai"/>
+        <w:t xml:space="preserve">37</w:t>
+      </w:r>
+      <w:r>
+        <w:t xml:space="preserve">(4), 133.</w:t>
+      </w:r>
+    </w:p>
+    <w:bookmarkEnd w:id="132"/>
+    <w:bookmarkStart w:id="133" w:name="ref-flynn2022deepfakes"/>
     <w:p>
       <w:pPr>
         <w:pStyle w:val="Bibliography"/>
       </w:pPr>
       <w:r>
-        <w:t xml:space="preserve">Cloudy, J., Banks, J., &amp; Bowman, N. D. (2022). Ai journalists and reduction of perceived hostile media bias: Replication and extension considering news organization cues.</w:t>
-      </w:r>
-      <w:r>
-        <w:t xml:space="preserve"> </w:t>
-      </w:r>
-      <w:r>
-        <w:rPr>
-          <w:i/>
-          <w:iCs/>
-        </w:rPr>
-        <w:t xml:space="preserve">Technology, Mind, and Behavior</w:t>
+        <w:t xml:space="preserve">Flynn, A., Powell, A., Scott, A. J., &amp; Cama, E. (2022). Deepfakes and digitally altered imagery abuse: A cross-country exploration of an emerging form of image-based sexual abuse.</w:t>
+      </w:r>
+      <w:r>
+        <w:t xml:space="preserve"> </w:t>
+      </w:r>
+      <w:r>
+        <w:rPr>
+          <w:i/>
+          <w:iCs/>
+        </w:rPr>
+        <w:t xml:space="preserve">The British Journal of Criminology</w:t>
       </w:r>
       <w:r>
         <w:t xml:space="preserve">,</w:t>
@@ -8721,30 +8995,30 @@
           <w:i/>
           <w:iCs/>
         </w:rPr>
-        <w:t xml:space="preserve">3</w:t>
-      </w:r>
-      <w:r>
-        <w:t xml:space="preserve">(3), 364.</w:t>
-      </w:r>
-    </w:p>
-    <w:bookmarkEnd w:id="125"/>
-    <w:bookmarkStart w:id="126" w:name="ref-cooke2025good"/>
+        <w:t xml:space="preserve">62</w:t>
+      </w:r>
+      <w:r>
+        <w:t xml:space="preserve">(6), 1341–1358.</w:t>
+      </w:r>
+    </w:p>
+    <w:bookmarkEnd w:id="133"/>
+    <w:bookmarkStart w:id="134" w:name="ref-gangadharbatla2022role"/>
     <w:p>
       <w:pPr>
         <w:pStyle w:val="Bibliography"/>
       </w:pPr>
       <w:r>
-        <w:t xml:space="preserve">Cooke, D., Edwards, A., Barkoff, S., &amp; Kelly, K. (2025). As good as a coin toss: Human detection of AI-generated content.</w:t>
-      </w:r>
-      <w:r>
-        <w:t xml:space="preserve"> </w:t>
-      </w:r>
-      <w:r>
-        <w:rPr>
-          <w:i/>
-          <w:iCs/>
-        </w:rPr>
-        <w:t xml:space="preserve">Communications of the ACM</w:t>
+        <w:t xml:space="preserve">Gangadharbatla, H. (2022). The role of AI attribution knowledge in the evaluation of artwork.</w:t>
+      </w:r>
+      <w:r>
+        <w:t xml:space="preserve"> </w:t>
+      </w:r>
+      <w:r>
+        <w:rPr>
+          <w:i/>
+          <w:iCs/>
+        </w:rPr>
+        <w:t xml:space="preserve">Empirical Studies of the Arts</w:t>
       </w:r>
       <w:r>
         <w:t xml:space="preserve">,</w:t>
@@ -8757,30 +9031,30 @@
           <w:i/>
           <w:iCs/>
         </w:rPr>
-        <w:t xml:space="preserve">68</w:t>
-      </w:r>
-      <w:r>
-        <w:t xml:space="preserve">(10), 100–109.</w:t>
-      </w:r>
-    </w:p>
-    <w:bookmarkEnd w:id="126"/>
-    <w:bookmarkStart w:id="127" w:name="ref-de2015jspsych"/>
+        <w:t xml:space="preserve">40</w:t>
+      </w:r>
+      <w:r>
+        <w:t xml:space="preserve">(2), 125–142.</w:t>
+      </w:r>
+    </w:p>
+    <w:bookmarkEnd w:id="134"/>
+    <w:bookmarkStart w:id="135" w:name="ref-grassini2024understanding"/>
     <w:p>
       <w:pPr>
         <w:pStyle w:val="Bibliography"/>
       </w:pPr>
       <w:r>
-        <w:t xml:space="preserve">De Leeuw, J. R. (2015). jsPsych: A JavaScript library for creating behavioral experiments in a web browser.</w:t>
-      </w:r>
-      <w:r>
-        <w:t xml:space="preserve"> </w:t>
-      </w:r>
-      <w:r>
-        <w:rPr>
-          <w:i/>
-          <w:iCs/>
-        </w:rPr>
-        <w:t xml:space="preserve">Behavior Research Methods</w:t>
+        <w:t xml:space="preserve">Grassini, S., &amp; Koivisto, M. (2024). Understanding how personality traits, experiences, and attitudes shape negative bias toward AI-generated artworks.</w:t>
+      </w:r>
+      <w:r>
+        <w:t xml:space="preserve"> </w:t>
+      </w:r>
+      <w:r>
+        <w:rPr>
+          <w:i/>
+          <w:iCs/>
+        </w:rPr>
+        <w:t xml:space="preserve">Scientific Reports</w:t>
       </w:r>
       <w:r>
         <w:t xml:space="preserve">,</w:t>
@@ -8793,30 +9067,30 @@
           <w:i/>
           <w:iCs/>
         </w:rPr>
-        <w:t xml:space="preserve">47</w:t>
-      </w:r>
-      <w:r>
-        <w:t xml:space="preserve">(1), 1–12.</w:t>
-      </w:r>
-    </w:p>
-    <w:bookmarkEnd w:id="127"/>
-    <w:bookmarkStart w:id="128" w:name="ref-de2024datapipe"/>
+        <w:t xml:space="preserve">14</w:t>
+      </w:r>
+      <w:r>
+        <w:t xml:space="preserve">(1), 4113.</w:t>
+      </w:r>
+    </w:p>
+    <w:bookmarkEnd w:id="135"/>
+    <w:bookmarkStart w:id="136" w:name="ref-hatch2023consumption"/>
     <w:p>
       <w:pPr>
         <w:pStyle w:val="Bibliography"/>
       </w:pPr>
       <w:r>
-        <w:t xml:space="preserve">De Leeuw, J. R. (2024). DataPipe: Born-open data collection for online experiments.</w:t>
-      </w:r>
-      <w:r>
-        <w:t xml:space="preserve"> </w:t>
-      </w:r>
-      <w:r>
-        <w:rPr>
-          <w:i/>
-          <w:iCs/>
-        </w:rPr>
-        <w:t xml:space="preserve">Behavior Research Methods</w:t>
+        <w:t xml:space="preserve">Hatch, S. G., Esplin, C. R., Hatch, H. D., Halstead, A., Olsen, J., &amp; Braithwaite, S. R. (2023). The consumption of pornography scale–general (COPS–g).</w:t>
+      </w:r>
+      <w:r>
+        <w:t xml:space="preserve"> </w:t>
+      </w:r>
+      <w:r>
+        <w:rPr>
+          <w:i/>
+          <w:iCs/>
+        </w:rPr>
+        <w:t xml:space="preserve">Sexual and Relationship Therapy</w:t>
       </w:r>
       <w:r>
         <w:t xml:space="preserve">,</w:t>
@@ -8829,652 +9103,236 @@
           <w:i/>
           <w:iCs/>
         </w:rPr>
-        <w:t xml:space="preserve">56</w:t>
-      </w:r>
-      <w:r>
-        <w:t xml:space="preserve">(3), 2499–2506.</w:t>
-      </w:r>
-    </w:p>
-    <w:bookmarkEnd w:id="128"/>
-    <w:bookmarkStart w:id="129" w:name="ref-de2021distinct"/>
+        <w:t xml:space="preserve">38</w:t>
+      </w:r>
+      <w:r>
+        <w:t xml:space="preserve">(2), 194–218.</w:t>
+      </w:r>
+    </w:p>
+    <w:bookmarkEnd w:id="136"/>
+    <w:bookmarkStart w:id="137" w:name="ref-heiss2021guide"/>
     <w:p>
       <w:pPr>
         <w:pStyle w:val="Bibliography"/>
       </w:pPr>
       <w:r>
-        <w:t xml:space="preserve">De Ruiter, A. (2021). The distinct wrong of deepfakes.</w:t>
-      </w:r>
-      <w:r>
-        <w:t xml:space="preserve"> </w:t>
-      </w:r>
-      <w:r>
-        <w:rPr>
-          <w:i/>
-          <w:iCs/>
-        </w:rPr>
-        <w:t xml:space="preserve">Philosophy &amp; Technology</w:t>
-      </w:r>
-      <w:r>
-        <w:t xml:space="preserve">,</w:t>
-      </w:r>
-      <w:r>
-        <w:t xml:space="preserve"> </w:t>
-      </w:r>
-      <w:r>
-        <w:rPr>
-          <w:i/>
-          <w:iCs/>
-        </w:rPr>
-        <w:t xml:space="preserve">34</w:t>
-      </w:r>
-      <w:r>
-        <w:t xml:space="preserve">(4), 1311–1332.</w:t>
-      </w:r>
-    </w:p>
-    <w:bookmarkEnd w:id="129"/>
-    <w:bookmarkStart w:id="130" w:name="ref-di2023art"/>
+        <w:t xml:space="preserve">Heiss, A. (2021). A guide to modeling proportions with bayesian beta and zero-inflated beta regression models.</w:t>
+      </w:r>
+      <w:r>
+        <w:t xml:space="preserve"> </w:t>
+      </w:r>
+      <w:r>
+        <w:rPr>
+          <w:i/>
+          <w:iCs/>
+        </w:rPr>
+        <w:t xml:space="preserve">Political Science. See Https://Www. Andrewheiss. Com/Blog/2021/11/08/Beta-Regression-Guide/(accessed 8 February 2024)</w:t>
+      </w:r>
+      <w:r>
+        <w:t xml:space="preserve">.</w:t>
+      </w:r>
+    </w:p>
+    <w:bookmarkEnd w:id="137"/>
+    <w:bookmarkStart w:id="139" w:name="ref-securityheroStateDeepfakes"/>
     <w:p>
       <w:pPr>
         <w:pStyle w:val="Bibliography"/>
       </w:pPr>
       <w:r>
-        <w:t xml:space="preserve">Di Dio, C., Ardizzi, M., Schieppati, S. V., Massaro, D., Gilli, G., Gallese, V., &amp; Marchetti, A. (2023). Art made by artificial intelligence: The effect of authorship on aesthetic judgments.</w:t>
-      </w:r>
-      <w:r>
-        <w:t xml:space="preserve"> </w:t>
-      </w:r>
-      <w:r>
-        <w:rPr>
-          <w:i/>
-          <w:iCs/>
-        </w:rPr>
-        <w:t xml:space="preserve">Psychology of Aesthetics, Creativity, and the Arts</w:t>
+        <w:t xml:space="preserve">Hero, S. (2023).</w:t>
+      </w:r>
+      <w:r>
+        <w:t xml:space="preserve"> </w:t>
+      </w:r>
+      <w:r>
+        <w:rPr>
+          <w:i/>
+          <w:iCs/>
+        </w:rPr>
+        <w:t xml:space="preserve">S</w:t>
+      </w:r>
+      <w:r>
+        <w:rPr>
+          <w:i/>
+          <w:iCs/>
+        </w:rPr>
+        <w:t xml:space="preserve">tate</w:t>
+      </w:r>
+      <w:r>
+        <w:rPr>
+          <w:i/>
+          <w:iCs/>
+        </w:rPr>
+        <w:t xml:space="preserve"> </w:t>
+      </w:r>
+      <w:r>
+        <w:rPr>
+          <w:i/>
+          <w:iCs/>
+        </w:rPr>
+        <w:t xml:space="preserve">O</w:t>
+      </w:r>
+      <w:r>
+        <w:rPr>
+          <w:i/>
+          <w:iCs/>
+        </w:rPr>
+        <w:t xml:space="preserve">f</w:t>
+      </w:r>
+      <w:r>
+        <w:rPr>
+          <w:i/>
+          <w:iCs/>
+        </w:rPr>
+        <w:t xml:space="preserve"> </w:t>
+      </w:r>
+      <w:r>
+        <w:rPr>
+          <w:i/>
+          <w:iCs/>
+        </w:rPr>
+        <w:t xml:space="preserve">D</w:t>
+      </w:r>
+      <w:r>
+        <w:rPr>
+          <w:i/>
+          <w:iCs/>
+        </w:rPr>
+        <w:t xml:space="preserve">eepfakes (2023):</w:t>
+      </w:r>
+      <w:r>
+        <w:rPr>
+          <w:i/>
+          <w:iCs/>
+        </w:rPr>
+        <w:t xml:space="preserve"> </w:t>
+      </w:r>
+      <w:r>
+        <w:rPr>
+          <w:i/>
+          <w:iCs/>
+        </w:rPr>
+        <w:t xml:space="preserve">R</w:t>
+      </w:r>
+      <w:r>
+        <w:rPr>
+          <w:i/>
+          <w:iCs/>
+        </w:rPr>
+        <w:t xml:space="preserve">ealities,</w:t>
+      </w:r>
+      <w:r>
+        <w:rPr>
+          <w:i/>
+          <w:iCs/>
+        </w:rPr>
+        <w:t xml:space="preserve"> </w:t>
+      </w:r>
+      <w:r>
+        <w:rPr>
+          <w:i/>
+          <w:iCs/>
+        </w:rPr>
+        <w:t xml:space="preserve">T</w:t>
+      </w:r>
+      <w:r>
+        <w:rPr>
+          <w:i/>
+          <w:iCs/>
+        </w:rPr>
+        <w:t xml:space="preserve">hreats,</w:t>
+      </w:r>
+      <w:r>
+        <w:rPr>
+          <w:i/>
+          <w:iCs/>
+        </w:rPr>
+        <w:t xml:space="preserve"> </w:t>
+      </w:r>
+      <w:r>
+        <w:rPr>
+          <w:i/>
+          <w:iCs/>
+        </w:rPr>
+        <w:t xml:space="preserve">A</w:t>
+      </w:r>
+      <w:r>
+        <w:rPr>
+          <w:i/>
+          <w:iCs/>
+        </w:rPr>
+        <w:t xml:space="preserve">nd</w:t>
+      </w:r>
+      <w:r>
+        <w:rPr>
+          <w:i/>
+          <w:iCs/>
+        </w:rPr>
+        <w:t xml:space="preserve"> </w:t>
+      </w:r>
+      <w:r>
+        <w:rPr>
+          <w:i/>
+          <w:iCs/>
+        </w:rPr>
+        <w:t xml:space="preserve">I</w:t>
+      </w:r>
+      <w:r>
+        <w:rPr>
+          <w:i/>
+          <w:iCs/>
+        </w:rPr>
+        <w:t xml:space="preserve">mpact |</w:t>
+      </w:r>
+      <w:r>
+        <w:rPr>
+          <w:i/>
+          <w:iCs/>
+        </w:rPr>
+        <w:t xml:space="preserve"> </w:t>
+      </w:r>
+      <w:r>
+        <w:rPr>
+          <w:i/>
+          <w:iCs/>
+        </w:rPr>
+        <w:t xml:space="preserve">S</w:t>
+      </w:r>
+      <w:r>
+        <w:rPr>
+          <w:i/>
+          <w:iCs/>
+        </w:rPr>
+        <w:t xml:space="preserve">ecurity</w:t>
+      </w:r>
+      <w:r>
+        <w:rPr>
+          <w:i/>
+          <w:iCs/>
+        </w:rPr>
+        <w:t xml:space="preserve"> </w:t>
+      </w:r>
+      <w:r>
+        <w:rPr>
+          <w:i/>
+          <w:iCs/>
+        </w:rPr>
+        <w:t xml:space="preserve">H</w:t>
+      </w:r>
+      <w:r>
+        <w:rPr>
+          <w:i/>
+          <w:iCs/>
+        </w:rPr>
+        <w:t xml:space="preserve">ero — securityhero.io</w:t>
       </w:r>
       <w:r>
         <w:t xml:space="preserve">.</w:t>
       </w:r>
-    </w:p>
-    <w:bookmarkEnd w:id="130"/>
-    <w:bookmarkStart w:id="131" w:name="ref-doring2024impact"/>
-    <w:p>
-      <w:pPr>
-        <w:pStyle w:val="Bibliography"/>
-      </w:pPr>
-      <w:r>
-        <w:t xml:space="preserve">Döring, N., Le, T. D., Vowels, L. M., Vowels, M. J., &amp; Marcantonio, T. L. (2024). The impact of artificial intelligence on human sexuality: A five-year literature review 2020–2024.</w:t>
-      </w:r>
-      <w:r>
-        <w:t xml:space="preserve"> </w:t>
-      </w:r>
-      <w:r>
-        <w:rPr>
-          <w:i/>
-          <w:iCs/>
-        </w:rPr>
-        <w:t xml:space="preserve">Current Sexual Health Reports</w:t>
-      </w:r>
-      <w:r>
-        <w:t xml:space="preserve">,</w:t>
-      </w:r>
-      <w:r>
-        <w:t xml:space="preserve"> </w:t>
-      </w:r>
-      <w:r>
-        <w:rPr>
-          <w:i/>
-          <w:iCs/>
-        </w:rPr>
-        <w:t xml:space="preserve">17</w:t>
-      </w:r>
-      <w:r>
-        <w:t xml:space="preserve">(1), 4.</w:t>
-      </w:r>
-    </w:p>
-    <w:bookmarkEnd w:id="131"/>
-    <w:bookmarkStart w:id="132" w:name="ref-doring2025anti"/>
-    <w:p>
-      <w:pPr>
-        <w:pStyle w:val="Bibliography"/>
-      </w:pPr>
-      <w:r>
-        <w:t xml:space="preserve">Döring, N., &amp; Mohseni, M. R. (2025). Anti-AI bias toward couple images and couple counseling: Findings from two experiments.</w:t>
-      </w:r>
-      <w:r>
-        <w:t xml:space="preserve"> </w:t>
-      </w:r>
-      <w:r>
-        <w:rPr>
-          <w:i/>
-          <w:iCs/>
-        </w:rPr>
-        <w:t xml:space="preserve">Archives of Sexual Behavior</w:t>
-      </w:r>
-      <w:r>
-        <w:t xml:space="preserve">, 1–14.</w:t>
-      </w:r>
-    </w:p>
-    <w:bookmarkEnd w:id="132"/>
-    <w:bookmarkStart w:id="133" w:name="ref-dunn2026too"/>
-    <w:p>
-      <w:pPr>
-        <w:pStyle w:val="Bibliography"/>
-      </w:pPr>
-      <w:r>
-        <w:t xml:space="preserve">Dunn, J. D., White, D., Sutherland, C. A., Miller, E. J., Steward, B. A., &amp; Dawel, A. (2026). Too good to be true: Synthetic AI faces are more average than real faces and super-recognizers know it.</w:t>
-      </w:r>
-      <w:r>
-        <w:t xml:space="preserve"> </w:t>
-      </w:r>
-      <w:r>
-        <w:rPr>
-          <w:i/>
-          <w:iCs/>
-        </w:rPr>
-        <w:t xml:space="preserve">British Journal of Psychology</w:t>
-      </w:r>
-      <w:r>
-        <w:t xml:space="preserve">.</w:t>
-      </w:r>
-    </w:p>
-    <w:bookmarkEnd w:id="133"/>
-    <w:bookmarkStart w:id="134" w:name="ref-easterbrook2025pornographic"/>
-    <w:p>
-      <w:pPr>
-        <w:pStyle w:val="Bibliography"/>
-      </w:pPr>
-      <w:r>
-        <w:t xml:space="preserve">Easterbrook-Smith, G. (2025). Pornographic aura, AI and the value of authenticity.</w:t>
-      </w:r>
-      <w:r>
-        <w:t xml:space="preserve"> </w:t>
-      </w:r>
-      <w:r>
-        <w:rPr>
-          <w:i/>
-          <w:iCs/>
-        </w:rPr>
-        <w:t xml:space="preserve">Porn Studies</w:t>
-      </w:r>
-      <w:r>
-        <w:t xml:space="preserve">, 1–13.</w:t>
-      </w:r>
-    </w:p>
-    <w:bookmarkEnd w:id="134"/>
-    <w:bookmarkStart w:id="135" w:name="ref-eiserbeck2023deepfake"/>
-    <w:p>
-      <w:pPr>
-        <w:pStyle w:val="Bibliography"/>
-      </w:pPr>
-      <w:r>
-        <w:t xml:space="preserve">Eiserbeck, A., Maier, M., Baum, J., &amp; Abdel Rahman, R. (2023). Deepfake smiles matter less—the psychological and neural impact of presumed AI-generated faces.</w:t>
-      </w:r>
-      <w:r>
-        <w:t xml:space="preserve"> </w:t>
-      </w:r>
-      <w:r>
-        <w:rPr>
-          <w:i/>
-          <w:iCs/>
-        </w:rPr>
-        <w:t xml:space="preserve">Scientific Reports</w:t>
-      </w:r>
-      <w:r>
-        <w:t xml:space="preserve">,</w:t>
-      </w:r>
-      <w:r>
-        <w:t xml:space="preserve"> </w:t>
-      </w:r>
-      <w:r>
-        <w:rPr>
-          <w:i/>
-          <w:iCs/>
-        </w:rPr>
-        <w:t xml:space="preserve">13</w:t>
-      </w:r>
-      <w:r>
-        <w:t xml:space="preserve">(1), 16111.</w:t>
-      </w:r>
-    </w:p>
-    <w:bookmarkEnd w:id="135"/>
-    <w:bookmarkStart w:id="136" w:name="ref-fisher2025something"/>
-    <w:p>
-      <w:pPr>
-        <w:pStyle w:val="Bibliography"/>
-      </w:pPr>
-      <w:r>
-        <w:t xml:space="preserve">Fisher, S. A. (2025). Something AI should tell you–the case for labelling synthetic content.</w:t>
-      </w:r>
-      <w:r>
-        <w:t xml:space="preserve"> </w:t>
-      </w:r>
-      <w:r>
-        <w:rPr>
-          <w:i/>
-          <w:iCs/>
-        </w:rPr>
-        <w:t xml:space="preserve">Journal of Applied Philosophy</w:t>
-      </w:r>
-      <w:r>
-        <w:t xml:space="preserve">,</w:t>
-      </w:r>
-      <w:r>
-        <w:t xml:space="preserve"> </w:t>
-      </w:r>
-      <w:r>
-        <w:rPr>
-          <w:i/>
-          <w:iCs/>
-        </w:rPr>
-        <w:t xml:space="preserve">42</w:t>
-      </w:r>
-      <w:r>
-        <w:t xml:space="preserve">(1), 272–286.</w:t>
-      </w:r>
-    </w:p>
-    <w:bookmarkEnd w:id="136"/>
-    <w:bookmarkStart w:id="137" w:name="ref-fisher2024moderating"/>
-    <w:p>
-      <w:pPr>
-        <w:pStyle w:val="Bibliography"/>
-      </w:pPr>
-      <w:r>
-        <w:t xml:space="preserve">Fisher, S. A., Howard, J. W., &amp; Kira, B. (2024). Moderating synthetic content: The challenge of generative AI.</w:t>
-      </w:r>
-      <w:r>
-        <w:t xml:space="preserve"> </w:t>
-      </w:r>
-      <w:r>
-        <w:rPr>
-          <w:i/>
-          <w:iCs/>
-        </w:rPr>
-        <w:t xml:space="preserve">Philosophy &amp; Technology</w:t>
-      </w:r>
-      <w:r>
-        <w:t xml:space="preserve">,</w:t>
-      </w:r>
-      <w:r>
-        <w:t xml:space="preserve"> </w:t>
-      </w:r>
-      <w:r>
-        <w:rPr>
-          <w:i/>
-          <w:iCs/>
-        </w:rPr>
-        <w:t xml:space="preserve">37</w:t>
-      </w:r>
-      <w:r>
-        <w:t xml:space="preserve">(4), 133.</w:t>
-      </w:r>
-    </w:p>
-    <w:bookmarkEnd w:id="137"/>
-    <w:bookmarkStart w:id="138" w:name="ref-flynn2022deepfakes"/>
-    <w:p>
-      <w:pPr>
-        <w:pStyle w:val="Bibliography"/>
-      </w:pPr>
-      <w:r>
-        <w:t xml:space="preserve">Flynn, A., Powell, A., Scott, A. J., &amp; Cama, E. (2022). Deepfakes and digitally altered imagery abuse: A cross-country exploration of an emerging form of image-based sexual abuse.</w:t>
-      </w:r>
-      <w:r>
-        <w:t xml:space="preserve"> </w:t>
-      </w:r>
-      <w:r>
-        <w:rPr>
-          <w:i/>
-          <w:iCs/>
-        </w:rPr>
-        <w:t xml:space="preserve">The British Journal of Criminology</w:t>
-      </w:r>
-      <w:r>
-        <w:t xml:space="preserve">,</w:t>
-      </w:r>
-      <w:r>
-        <w:t xml:space="preserve"> </w:t>
-      </w:r>
-      <w:r>
-        <w:rPr>
-          <w:i/>
-          <w:iCs/>
-        </w:rPr>
-        <w:t xml:space="preserve">62</w:t>
-      </w:r>
-      <w:r>
-        <w:t xml:space="preserve">(6), 1341–1358.</w:t>
-      </w:r>
-    </w:p>
-    <w:bookmarkEnd w:id="138"/>
-    <w:bookmarkStart w:id="139" w:name="ref-gangadharbatla2022role"/>
-    <w:p>
-      <w:pPr>
-        <w:pStyle w:val="Bibliography"/>
-      </w:pPr>
-      <w:r>
-        <w:t xml:space="preserve">Gangadharbatla, H. (2022). The role of AI attribution knowledge in the evaluation of artwork.</w:t>
-      </w:r>
-      <w:r>
-        <w:t xml:space="preserve"> </w:t>
-      </w:r>
-      <w:r>
-        <w:rPr>
-          <w:i/>
-          <w:iCs/>
-        </w:rPr>
-        <w:t xml:space="preserve">Empirical Studies of the Arts</w:t>
-      </w:r>
-      <w:r>
-        <w:t xml:space="preserve">,</w:t>
-      </w:r>
-      <w:r>
-        <w:t xml:space="preserve"> </w:t>
-      </w:r>
-      <w:r>
-        <w:rPr>
-          <w:i/>
-          <w:iCs/>
-        </w:rPr>
-        <w:t xml:space="preserve">40</w:t>
-      </w:r>
-      <w:r>
-        <w:t xml:space="preserve">(2), 125–142.</w:t>
-      </w:r>
-    </w:p>
-    <w:bookmarkEnd w:id="139"/>
-    <w:bookmarkStart w:id="140" w:name="ref-grassini2024understanding"/>
-    <w:p>
-      <w:pPr>
-        <w:pStyle w:val="Bibliography"/>
-      </w:pPr>
-      <w:r>
-        <w:t xml:space="preserve">Grassini, S., &amp; Koivisto, M. (2024). Understanding how personality traits, experiences, and attitudes shape negative bias toward AI-generated artworks.</w:t>
-      </w:r>
-      <w:r>
-        <w:t xml:space="preserve"> </w:t>
-      </w:r>
-      <w:r>
-        <w:rPr>
-          <w:i/>
-          <w:iCs/>
-        </w:rPr>
-        <w:t xml:space="preserve">Scientific Reports</w:t>
-      </w:r>
-      <w:r>
-        <w:t xml:space="preserve">,</w:t>
-      </w:r>
-      <w:r>
-        <w:t xml:space="preserve"> </w:t>
-      </w:r>
-      <w:r>
-        <w:rPr>
-          <w:i/>
-          <w:iCs/>
-        </w:rPr>
-        <w:t xml:space="preserve">14</w:t>
-      </w:r>
-      <w:r>
-        <w:t xml:space="preserve">(1), 4113.</w:t>
-      </w:r>
-    </w:p>
-    <w:bookmarkEnd w:id="140"/>
-    <w:bookmarkStart w:id="141" w:name="ref-hatch2023consumption"/>
-    <w:p>
-      <w:pPr>
-        <w:pStyle w:val="Bibliography"/>
-      </w:pPr>
-      <w:r>
-        <w:t xml:space="preserve">Hatch, S. G., Esplin, C. R., Hatch, H. D., Halstead, A., Olsen, J., &amp; Braithwaite, S. R. (2023). The consumption of pornography scale–general (COPS–g).</w:t>
-      </w:r>
-      <w:r>
-        <w:t xml:space="preserve"> </w:t>
-      </w:r>
-      <w:r>
-        <w:rPr>
-          <w:i/>
-          <w:iCs/>
-        </w:rPr>
-        <w:t xml:space="preserve">Sexual and Relationship Therapy</w:t>
-      </w:r>
-      <w:r>
-        <w:t xml:space="preserve">,</w:t>
-      </w:r>
-      <w:r>
-        <w:t xml:space="preserve"> </w:t>
-      </w:r>
-      <w:r>
-        <w:rPr>
-          <w:i/>
-          <w:iCs/>
-        </w:rPr>
-        <w:t xml:space="preserve">38</w:t>
-      </w:r>
-      <w:r>
-        <w:t xml:space="preserve">(2), 194–218.</w:t>
-      </w:r>
-    </w:p>
-    <w:bookmarkEnd w:id="141"/>
-    <w:bookmarkStart w:id="142" w:name="ref-heiss2021guide"/>
-    <w:p>
-      <w:pPr>
-        <w:pStyle w:val="Bibliography"/>
-      </w:pPr>
-      <w:r>
-        <w:t xml:space="preserve">Heiss, A. (2021). A guide to modeling proportions with bayesian beta and zero-inflated beta regression models.</w:t>
-      </w:r>
-      <w:r>
-        <w:t xml:space="preserve"> </w:t>
-      </w:r>
-      <w:r>
-        <w:rPr>
-          <w:i/>
-          <w:iCs/>
-        </w:rPr>
-        <w:t xml:space="preserve">Political Science. See Https://Www. Andrewheiss. Com/Blog/2021/11/08/Beta-Regression-Guide/(accessed 8 February 2024)</w:t>
-      </w:r>
-      <w:r>
-        <w:t xml:space="preserve">.</w:t>
-      </w:r>
-    </w:p>
-    <w:bookmarkEnd w:id="142"/>
-    <w:bookmarkStart w:id="144" w:name="ref-securityheroStateDeepfakes"/>
-    <w:p>
-      <w:pPr>
-        <w:pStyle w:val="Bibliography"/>
-      </w:pPr>
-      <w:r>
-        <w:t xml:space="preserve">Hero, S. (2023).</w:t>
-      </w:r>
-      <w:r>
-        <w:t xml:space="preserve"> </w:t>
-      </w:r>
-      <w:r>
-        <w:rPr>
-          <w:i/>
-          <w:iCs/>
-        </w:rPr>
-        <w:t xml:space="preserve">S</w:t>
-      </w:r>
-      <w:r>
-        <w:rPr>
-          <w:i/>
-          <w:iCs/>
-        </w:rPr>
-        <w:t xml:space="preserve">tate</w:t>
-      </w:r>
-      <w:r>
-        <w:rPr>
-          <w:i/>
-          <w:iCs/>
-        </w:rPr>
-        <w:t xml:space="preserve"> </w:t>
-      </w:r>
-      <w:r>
-        <w:rPr>
-          <w:i/>
-          <w:iCs/>
-        </w:rPr>
-        <w:t xml:space="preserve">O</w:t>
-      </w:r>
-      <w:r>
-        <w:rPr>
-          <w:i/>
-          <w:iCs/>
-        </w:rPr>
-        <w:t xml:space="preserve">f</w:t>
-      </w:r>
-      <w:r>
-        <w:rPr>
-          <w:i/>
-          <w:iCs/>
-        </w:rPr>
-        <w:t xml:space="preserve"> </w:t>
-      </w:r>
-      <w:r>
-        <w:rPr>
-          <w:i/>
-          <w:iCs/>
-        </w:rPr>
-        <w:t xml:space="preserve">D</w:t>
-      </w:r>
-      <w:r>
-        <w:rPr>
-          <w:i/>
-          <w:iCs/>
-        </w:rPr>
-        <w:t xml:space="preserve">eepfakes (2023):</w:t>
-      </w:r>
-      <w:r>
-        <w:rPr>
-          <w:i/>
-          <w:iCs/>
-        </w:rPr>
-        <w:t xml:space="preserve"> </w:t>
-      </w:r>
-      <w:r>
-        <w:rPr>
-          <w:i/>
-          <w:iCs/>
-        </w:rPr>
-        <w:t xml:space="preserve">R</w:t>
-      </w:r>
-      <w:r>
-        <w:rPr>
-          <w:i/>
-          <w:iCs/>
-        </w:rPr>
-        <w:t xml:space="preserve">ealities,</w:t>
-      </w:r>
-      <w:r>
-        <w:rPr>
-          <w:i/>
-          <w:iCs/>
-        </w:rPr>
-        <w:t xml:space="preserve"> </w:t>
-      </w:r>
-      <w:r>
-        <w:rPr>
-          <w:i/>
-          <w:iCs/>
-        </w:rPr>
-        <w:t xml:space="preserve">T</w:t>
-      </w:r>
-      <w:r>
-        <w:rPr>
-          <w:i/>
-          <w:iCs/>
-        </w:rPr>
-        <w:t xml:space="preserve">hreats,</w:t>
-      </w:r>
-      <w:r>
-        <w:rPr>
-          <w:i/>
-          <w:iCs/>
-        </w:rPr>
-        <w:t xml:space="preserve"> </w:t>
-      </w:r>
-      <w:r>
-        <w:rPr>
-          <w:i/>
-          <w:iCs/>
-        </w:rPr>
-        <w:t xml:space="preserve">A</w:t>
-      </w:r>
-      <w:r>
-        <w:rPr>
-          <w:i/>
-          <w:iCs/>
-        </w:rPr>
-        <w:t xml:space="preserve">nd</w:t>
-      </w:r>
-      <w:r>
-        <w:rPr>
-          <w:i/>
-          <w:iCs/>
-        </w:rPr>
-        <w:t xml:space="preserve"> </w:t>
-      </w:r>
-      <w:r>
-        <w:rPr>
-          <w:i/>
-          <w:iCs/>
-        </w:rPr>
-        <w:t xml:space="preserve">I</w:t>
-      </w:r>
-      <w:r>
-        <w:rPr>
-          <w:i/>
-          <w:iCs/>
-        </w:rPr>
-        <w:t xml:space="preserve">mpact |</w:t>
-      </w:r>
-      <w:r>
-        <w:rPr>
-          <w:i/>
-          <w:iCs/>
-        </w:rPr>
-        <w:t xml:space="preserve"> </w:t>
-      </w:r>
-      <w:r>
-        <w:rPr>
-          <w:i/>
-          <w:iCs/>
-        </w:rPr>
-        <w:t xml:space="preserve">S</w:t>
-      </w:r>
-      <w:r>
-        <w:rPr>
-          <w:i/>
-          <w:iCs/>
-        </w:rPr>
-        <w:t xml:space="preserve">ecurity</w:t>
-      </w:r>
-      <w:r>
-        <w:rPr>
-          <w:i/>
-          <w:iCs/>
-        </w:rPr>
-        <w:t xml:space="preserve"> </w:t>
-      </w:r>
-      <w:r>
-        <w:rPr>
-          <w:i/>
-          <w:iCs/>
-        </w:rPr>
-        <w:t xml:space="preserve">H</w:t>
-      </w:r>
-      <w:r>
-        <w:rPr>
-          <w:i/>
-          <w:iCs/>
-        </w:rPr>
-        <w:t xml:space="preserve">ero — securityhero.io</w:t>
-      </w:r>
-      <w:r>
-        <w:t xml:space="preserve">.</w:t>
-      </w:r>
-      <w:r>
-        <w:t xml:space="preserve"> </w:t>
-      </w:r>
-      <w:hyperlink r:id="rId143">
+      <w:r>
+        <w:t xml:space="preserve"> </w:t>
+      </w:r>
+      <w:hyperlink r:id="rId138">
         <w:r>
           <w:rPr>
             <w:rStyle w:val="Hyperlink"/>
@@ -9486,24 +9344,204 @@
         <w:t xml:space="preserve">.</w:t>
       </w:r>
     </w:p>
+    <w:bookmarkEnd w:id="139"/>
+    <w:bookmarkStart w:id="140" w:name="ref-holz2022variably"/>
+    <w:p>
+      <w:pPr>
+        <w:pStyle w:val="Bibliography"/>
+      </w:pPr>
+      <w:r>
+        <w:t xml:space="preserve">Holz, N., Larrouy-Maestri, P., &amp; Poeppel, D. (2022). The variably intense vocalizations of affect and emotion (VIVAE) corpus prompts new perspective on nonspeech perception.</w:t>
+      </w:r>
+      <w:r>
+        <w:t xml:space="preserve"> </w:t>
+      </w:r>
+      <w:r>
+        <w:rPr>
+          <w:i/>
+          <w:iCs/>
+        </w:rPr>
+        <w:t xml:space="preserve">Emotion</w:t>
+      </w:r>
+      <w:r>
+        <w:t xml:space="preserve">,</w:t>
+      </w:r>
+      <w:r>
+        <w:t xml:space="preserve"> </w:t>
+      </w:r>
+      <w:r>
+        <w:rPr>
+          <w:i/>
+          <w:iCs/>
+        </w:rPr>
+        <w:t xml:space="preserve">22</w:t>
+      </w:r>
+      <w:r>
+        <w:t xml:space="preserve">(1), 213.</w:t>
+      </w:r>
+    </w:p>
+    <w:bookmarkEnd w:id="140"/>
+    <w:bookmarkStart w:id="141" w:name="ref-huang2011human"/>
+    <w:p>
+      <w:pPr>
+        <w:pStyle w:val="Bibliography"/>
+      </w:pPr>
+      <w:r>
+        <w:t xml:space="preserve">Huang, M., Bridge, H., Kemp, M. J., &amp; Parker, A. J. (2011). Human cortical activity evoked by the assignment of authenticity when viewing works of art.</w:t>
+      </w:r>
+      <w:r>
+        <w:t xml:space="preserve"> </w:t>
+      </w:r>
+      <w:r>
+        <w:rPr>
+          <w:i/>
+          <w:iCs/>
+        </w:rPr>
+        <w:t xml:space="preserve">Frontiers in Human Neuroscience</w:t>
+      </w:r>
+      <w:r>
+        <w:t xml:space="preserve">,</w:t>
+      </w:r>
+      <w:r>
+        <w:t xml:space="preserve"> </w:t>
+      </w:r>
+      <w:r>
+        <w:rPr>
+          <w:i/>
+          <w:iCs/>
+        </w:rPr>
+        <w:t xml:space="preserve">5</w:t>
+      </w:r>
+      <w:r>
+        <w:t xml:space="preserve">, 134.</w:t>
+      </w:r>
+    </w:p>
+    <w:bookmarkEnd w:id="141"/>
+    <w:bookmarkStart w:id="142" w:name="ref-huberman2015gender"/>
+    <w:p>
+      <w:pPr>
+        <w:pStyle w:val="Bibliography"/>
+      </w:pPr>
+      <w:r>
+        <w:t xml:space="preserve">Huberman, J. S., Maracle, A. C., &amp; Chivers, M. L. (2015). Gender-specificity of women’s and men’s self-reported attention to sexual stimuli.</w:t>
+      </w:r>
+      <w:r>
+        <w:t xml:space="preserve"> </w:t>
+      </w:r>
+      <w:r>
+        <w:rPr>
+          <w:i/>
+          <w:iCs/>
+        </w:rPr>
+        <w:t xml:space="preserve">The Journal of Sex Research</w:t>
+      </w:r>
+      <w:r>
+        <w:t xml:space="preserve">,</w:t>
+      </w:r>
+      <w:r>
+        <w:t xml:space="preserve"> </w:t>
+      </w:r>
+      <w:r>
+        <w:rPr>
+          <w:i/>
+          <w:iCs/>
+        </w:rPr>
+        <w:t xml:space="preserve">52</w:t>
+      </w:r>
+      <w:r>
+        <w:t xml:space="preserve">(9), 983–995.</w:t>
+      </w:r>
+    </w:p>
+    <w:bookmarkEnd w:id="142"/>
+    <w:bookmarkStart w:id="143" w:name="ref-itkes2019affective"/>
+    <w:p>
+      <w:pPr>
+        <w:pStyle w:val="Bibliography"/>
+      </w:pPr>
+      <w:r>
+        <w:t xml:space="preserve">Itkes, O., &amp; Kron, A. (2019). Affective and semantic representations of valence: A conceptual framework.</w:t>
+      </w:r>
+      <w:r>
+        <w:t xml:space="preserve"> </w:t>
+      </w:r>
+      <w:r>
+        <w:rPr>
+          <w:i/>
+          <w:iCs/>
+        </w:rPr>
+        <w:t xml:space="preserve">Emotion Review</w:t>
+      </w:r>
+      <w:r>
+        <w:t xml:space="preserve">,</w:t>
+      </w:r>
+      <w:r>
+        <w:t xml:space="preserve"> </w:t>
+      </w:r>
+      <w:r>
+        <w:rPr>
+          <w:i/>
+          <w:iCs/>
+        </w:rPr>
+        <w:t xml:space="preserve">11</w:t>
+      </w:r>
+      <w:r>
+        <w:t xml:space="preserve">(4), 283–293.</w:t>
+      </w:r>
+    </w:p>
+    <w:bookmarkEnd w:id="143"/>
+    <w:bookmarkStart w:id="144" w:name="ref-kobis2021artificial"/>
+    <w:p>
+      <w:pPr>
+        <w:pStyle w:val="Bibliography"/>
+      </w:pPr>
+      <w:r>
+        <w:t xml:space="preserve">Köbis, N., &amp; Mossink, L. D. (2021). Artificial intelligence versus maya angelou: Experimental evidence that people cannot differentiate AI-generated from human-written poetry.</w:t>
+      </w:r>
+      <w:r>
+        <w:t xml:space="preserve"> </w:t>
+      </w:r>
+      <w:r>
+        <w:rPr>
+          <w:i/>
+          <w:iCs/>
+        </w:rPr>
+        <w:t xml:space="preserve">Computers in Human Behavior</w:t>
+      </w:r>
+      <w:r>
+        <w:t xml:space="preserve">,</w:t>
+      </w:r>
+      <w:r>
+        <w:t xml:space="preserve"> </w:t>
+      </w:r>
+      <w:r>
+        <w:rPr>
+          <w:i/>
+          <w:iCs/>
+        </w:rPr>
+        <w:t xml:space="preserve">114</w:t>
+      </w:r>
+      <w:r>
+        <w:t xml:space="preserve">, 106553.</w:t>
+      </w:r>
+    </w:p>
     <w:bookmarkEnd w:id="144"/>
-    <w:bookmarkStart w:id="145" w:name="ref-holz2022variably"/>
+    <w:bookmarkStart w:id="145" w:name="ref-kunaharan2017conscious"/>
     <w:p>
       <w:pPr>
         <w:pStyle w:val="Bibliography"/>
       </w:pPr>
       <w:r>
-        <w:t xml:space="preserve">Holz, N., Larrouy-Maestri, P., &amp; Poeppel, D. (2022). The variably intense vocalizations of affect and emotion (VIVAE) corpus prompts new perspective on nonspeech perception.</w:t>
-      </w:r>
-      <w:r>
-        <w:t xml:space="preserve"> </w:t>
-      </w:r>
-      <w:r>
-        <w:rPr>
-          <w:i/>
-          <w:iCs/>
-        </w:rPr>
-        <w:t xml:space="preserve">Emotion</w:t>
+        <w:t xml:space="preserve">Kunaharan, S., Halpin, S., Sitharthan, T., Bosshard, S., &amp; Walla, P. (2017). Conscious and non-conscious measures of emotion: Do they vary with frequency of pornography use?</w:t>
+      </w:r>
+      <w:r>
+        <w:t xml:space="preserve"> </w:t>
+      </w:r>
+      <w:r>
+        <w:rPr>
+          <w:i/>
+          <w:iCs/>
+        </w:rPr>
+        <w:t xml:space="preserve">Applied Sciences</w:t>
       </w:r>
       <w:r>
         <w:t xml:space="preserve">,</w:t>
@@ -9516,30 +9554,30 @@
           <w:i/>
           <w:iCs/>
         </w:rPr>
-        <w:t xml:space="preserve">22</w:t>
-      </w:r>
-      <w:r>
-        <w:t xml:space="preserve">(1), 213.</w:t>
+        <w:t xml:space="preserve">7</w:t>
+      </w:r>
+      <w:r>
+        <w:t xml:space="preserve">(5), 493.</w:t>
       </w:r>
     </w:p>
     <w:bookmarkEnd w:id="145"/>
-    <w:bookmarkStart w:id="146" w:name="ref-huang2011human"/>
+    <w:bookmarkStart w:id="146" w:name="ref-kurdi2017introducing"/>
     <w:p>
       <w:pPr>
         <w:pStyle w:val="Bibliography"/>
       </w:pPr>
       <w:r>
-        <w:t xml:space="preserve">Huang, M., Bridge, H., Kemp, M. J., &amp; Parker, A. J. (2011). Human cortical activity evoked by the assignment of authenticity when viewing works of art.</w:t>
-      </w:r>
-      <w:r>
-        <w:t xml:space="preserve"> </w:t>
-      </w:r>
-      <w:r>
-        <w:rPr>
-          <w:i/>
-          <w:iCs/>
-        </w:rPr>
-        <w:t xml:space="preserve">Frontiers in Human Neuroscience</w:t>
+        <w:t xml:space="preserve">Kurdi, B., Lozano, S., &amp; Banaji, M. R. (2017). Introducing the open affective standardized image set (OASIS).</w:t>
+      </w:r>
+      <w:r>
+        <w:t xml:space="preserve"> </w:t>
+      </w:r>
+      <w:r>
+        <w:rPr>
+          <w:i/>
+          <w:iCs/>
+        </w:rPr>
+        <w:t xml:space="preserve">Behavior Research Methods</w:t>
       </w:r>
       <w:r>
         <w:t xml:space="preserve">,</w:t>
@@ -9552,30 +9590,30 @@
           <w:i/>
           <w:iCs/>
         </w:rPr>
-        <w:t xml:space="preserve">5</w:t>
-      </w:r>
-      <w:r>
-        <w:t xml:space="preserve">, 134.</w:t>
+        <w:t xml:space="preserve">49</w:t>
+      </w:r>
+      <w:r>
+        <w:t xml:space="preserve">(2), 457–470.</w:t>
       </w:r>
     </w:p>
     <w:bookmarkEnd w:id="146"/>
-    <w:bookmarkStart w:id="147" w:name="ref-huberman2015gender"/>
+    <w:bookmarkStart w:id="147" w:name="ref-laan1994women"/>
     <w:p>
       <w:pPr>
         <w:pStyle w:val="Bibliography"/>
       </w:pPr>
       <w:r>
-        <w:t xml:space="preserve">Huberman, J. S., Maracle, A. C., &amp; Chivers, M. L. (2015). Gender-specificity of women’s and men’s self-reported attention to sexual stimuli.</w:t>
-      </w:r>
-      <w:r>
-        <w:t xml:space="preserve"> </w:t>
-      </w:r>
-      <w:r>
-        <w:rPr>
-          <w:i/>
-          <w:iCs/>
-        </w:rPr>
-        <w:t xml:space="preserve">The Journal of Sex Research</w:t>
+        <w:t xml:space="preserve">Laan, E., Everaerd, W., Bellen, G. van, &amp; Hanewald, G. (1994). Women’s sexual and emotional responses to male-and female-produced erotica.</w:t>
+      </w:r>
+      <w:r>
+        <w:t xml:space="preserve"> </w:t>
+      </w:r>
+      <w:r>
+        <w:rPr>
+          <w:i/>
+          <w:iCs/>
+        </w:rPr>
+        <w:t xml:space="preserve">Archives of Sexual Behavior</w:t>
       </w:r>
       <w:r>
         <w:t xml:space="preserve">,</w:t>
@@ -9588,30 +9626,30 @@
           <w:i/>
           <w:iCs/>
         </w:rPr>
-        <w:t xml:space="preserve">52</w:t>
-      </w:r>
-      <w:r>
-        <w:t xml:space="preserve">(9), 983–995.</w:t>
+        <w:t xml:space="preserve">23</w:t>
+      </w:r>
+      <w:r>
+        <w:t xml:space="preserve">(2), 153–169.</w:t>
       </w:r>
     </w:p>
     <w:bookmarkEnd w:id="147"/>
-    <w:bookmarkStart w:id="148" w:name="ref-itkes2019affective"/>
+    <w:bookmarkStart w:id="148" w:name="ref-lang1997international"/>
     <w:p>
       <w:pPr>
         <w:pStyle w:val="Bibliography"/>
       </w:pPr>
       <w:r>
-        <w:t xml:space="preserve">Itkes, O., &amp; Kron, A. (2019). Affective and semantic representations of valence: A conceptual framework.</w:t>
-      </w:r>
-      <w:r>
-        <w:t xml:space="preserve"> </w:t>
-      </w:r>
-      <w:r>
-        <w:rPr>
-          <w:i/>
-          <w:iCs/>
-        </w:rPr>
-        <w:t xml:space="preserve">Emotion Review</w:t>
+        <w:t xml:space="preserve">Lang, P. J., Bradley, M. M., Cuthbert, B. N., et al. (1997). International affective picture system (IAPS): Technical manual and affective ratings.</w:t>
+      </w:r>
+      <w:r>
+        <w:t xml:space="preserve"> </w:t>
+      </w:r>
+      <w:r>
+        <w:rPr>
+          <w:i/>
+          <w:iCs/>
+        </w:rPr>
+        <w:t xml:space="preserve">NIMH Center for the Study of Emotion and Attention</w:t>
       </w:r>
       <w:r>
         <w:t xml:space="preserve">,</w:t>
@@ -9624,30 +9662,874 @@
           <w:i/>
           <w:iCs/>
         </w:rPr>
+        <w:t xml:space="preserve">1</w:t>
+      </w:r>
+      <w:r>
+        <w:t xml:space="preserve">(39-58), 3.</w:t>
+      </w:r>
+    </w:p>
+    <w:bookmarkEnd w:id="148"/>
+    <w:bookmarkStart w:id="149" w:name="ref-lapointe2025present"/>
+    <w:p>
+      <w:pPr>
+        <w:pStyle w:val="Bibliography"/>
+      </w:pPr>
+      <w:r>
+        <w:t xml:space="preserve">Lapointe, V. A., Dubé, S., Rukhlyadyev, S., Kessai, T., &amp; Lafortune, D. (2025). The present and future of adult entertainment: A content analysis of AI-generated pornography websites.</w:t>
+      </w:r>
+      <w:r>
+        <w:t xml:space="preserve"> </w:t>
+      </w:r>
+      <w:r>
+        <w:rPr>
+          <w:i/>
+          <w:iCs/>
+        </w:rPr>
+        <w:t xml:space="preserve">Archives of Sexual Behavior</w:t>
+      </w:r>
+      <w:r>
+        <w:t xml:space="preserve">, 1–19.</w:t>
+      </w:r>
+    </w:p>
+    <w:bookmarkEnd w:id="149"/>
+    <w:bookmarkStart w:id="150" w:name="ref-liefooghe2023natural"/>
+    <w:p>
+      <w:pPr>
+        <w:pStyle w:val="Bibliography"/>
+      </w:pPr>
+      <w:r>
+        <w:t xml:space="preserve">Liefooghe, B., Oliveira, M., Leisten, L. M., Hoogers, E., Aarts, H., &amp; Hortensius, R. (2023). Are natural faces merely labelled as artificial trusted less?</w:t>
+      </w:r>
+      <w:r>
+        <w:t xml:space="preserve"> </w:t>
+      </w:r>
+      <w:r>
+        <w:rPr>
+          <w:i/>
+          <w:iCs/>
+        </w:rPr>
+        <w:t xml:space="preserve">Collabra: Psychology</w:t>
+      </w:r>
+      <w:r>
+        <w:t xml:space="preserve">,</w:t>
+      </w:r>
+      <w:r>
+        <w:t xml:space="preserve"> </w:t>
+      </w:r>
+      <w:r>
+        <w:rPr>
+          <w:i/>
+          <w:iCs/>
+        </w:rPr>
+        <w:t xml:space="preserve">9</w:t>
+      </w:r>
+      <w:r>
+        <w:t xml:space="preserve">(1), 73066.</w:t>
+      </w:r>
+    </w:p>
+    <w:bookmarkEnd w:id="150"/>
+    <w:bookmarkStart w:id="151" w:name="ref-ludecke2021performance"/>
+    <w:p>
+      <w:pPr>
+        <w:pStyle w:val="Bibliography"/>
+      </w:pPr>
+      <w:r>
+        <w:t xml:space="preserve">Lüdecke, D., Ben-Shachar, M. S., Patil, I., Waggoner, P., &amp; Makowski, D. (2021). Performance: An r package for assessment, comparison and testing of statistical models.</w:t>
+      </w:r>
+      <w:r>
+        <w:t xml:space="preserve"> </w:t>
+      </w:r>
+      <w:r>
+        <w:rPr>
+          <w:i/>
+          <w:iCs/>
+        </w:rPr>
+        <w:t xml:space="preserve">Journal of Open Source Software</w:t>
+      </w:r>
+      <w:r>
+        <w:t xml:space="preserve">,</w:t>
+      </w:r>
+      <w:r>
+        <w:t xml:space="preserve"> </w:t>
+      </w:r>
+      <w:r>
+        <w:rPr>
+          <w:i/>
+          <w:iCs/>
+        </w:rPr>
+        <w:t xml:space="preserve">6</w:t>
+      </w:r>
+      <w:r>
+        <w:t xml:space="preserve">(60).</w:t>
+      </w:r>
+    </w:p>
+    <w:bookmarkEnd w:id="151"/>
+    <w:bookmarkStart w:id="152" w:name="ref-ludecke2022easystats"/>
+    <w:p>
+      <w:pPr>
+        <w:pStyle w:val="Bibliography"/>
+      </w:pPr>
+      <w:r>
+        <w:t xml:space="preserve">Lüdecke, D., Makowski, D., Ben-Shachar, M. S., Patil, I., Wiernik, B. M., Bacher, E., &amp; Thériault, R. (2022). Easystats: Framework for easy statistical modeling, visualization, and reporting.</w:t>
+      </w:r>
+      <w:r>
+        <w:t xml:space="preserve"> </w:t>
+      </w:r>
+      <w:r>
+        <w:rPr>
+          <w:i/>
+          <w:iCs/>
+        </w:rPr>
+        <w:t xml:space="preserve">CRAN: Contributed Packages</w:t>
+      </w:r>
+      <w:r>
+        <w:t xml:space="preserve">.</w:t>
+      </w:r>
+    </w:p>
+    <w:bookmarkEnd w:id="152"/>
+    <w:bookmarkStart w:id="153" w:name="ref-makowski2019bayestestr"/>
+    <w:p>
+      <w:pPr>
+        <w:pStyle w:val="Bibliography"/>
+      </w:pPr>
+      <w:r>
+        <w:t xml:space="preserve">Makowski, D., Ben-Shachar, M. S., &amp; Lüdecke, D. (2019). bayestestR: Describing effects and their uncertainty, existence and significance within the bayesian framework.</w:t>
+      </w:r>
+      <w:r>
+        <w:t xml:space="preserve"> </w:t>
+      </w:r>
+      <w:r>
+        <w:rPr>
+          <w:i/>
+          <w:iCs/>
+        </w:rPr>
+        <w:t xml:space="preserve">Journal of Open Source Software</w:t>
+      </w:r>
+      <w:r>
+        <w:t xml:space="preserve">,</w:t>
+      </w:r>
+      <w:r>
+        <w:t xml:space="preserve"> </w:t>
+      </w:r>
+      <w:r>
+        <w:rPr>
+          <w:i/>
+          <w:iCs/>
+        </w:rPr>
+        <w:t xml:space="preserve">4</w:t>
+      </w:r>
+      <w:r>
+        <w:t xml:space="preserve">(40), 1541.</w:t>
+      </w:r>
+    </w:p>
+    <w:bookmarkEnd w:id="153"/>
+    <w:bookmarkStart w:id="154" w:name="ref-makowski2025modelbased"/>
+    <w:p>
+      <w:pPr>
+        <w:pStyle w:val="Bibliography"/>
+      </w:pPr>
+      <w:r>
+        <w:t xml:space="preserve">Makowski, D., Ben-Shachar, M. S., Wiernik, B. M., Patil, I., Thériault, R., &amp; Lüdecke, D. (2025). Modelbased: An r package to make the most out of your statistical models through marginal means, marginal effects, and model predictions.</w:t>
+      </w:r>
+      <w:r>
+        <w:t xml:space="preserve"> </w:t>
+      </w:r>
+      <w:r>
+        <w:rPr>
+          <w:i/>
+          <w:iCs/>
+        </w:rPr>
+        <w:t xml:space="preserve">Journal of Open Source Software</w:t>
+      </w:r>
+      <w:r>
+        <w:t xml:space="preserve">,</w:t>
+      </w:r>
+      <w:r>
+        <w:t xml:space="preserve"> </w:t>
+      </w:r>
+      <w:r>
+        <w:rPr>
+          <w:i/>
+          <w:iCs/>
+        </w:rPr>
+        <w:t xml:space="preserve">10</w:t>
+      </w:r>
+      <w:r>
+        <w:t xml:space="preserve">(109), 7969.</w:t>
+      </w:r>
+    </w:p>
+    <w:bookmarkEnd w:id="154"/>
+    <w:bookmarkStart w:id="155" w:name="ref-makowski2025too"/>
+    <w:p>
+      <w:pPr>
+        <w:pStyle w:val="Bibliography"/>
+      </w:pPr>
+      <w:r>
+        <w:t xml:space="preserve">Makowski, D., Te, A. S., Neves, A., Kirk, S., Liang, N. Z., Mavros, P., &amp; Chen, S. A. (2025). Too beautiful to be fake: Attractive faces are less likely to be judged as artificially generated.</w:t>
+      </w:r>
+      <w:r>
+        <w:t xml:space="preserve"> </w:t>
+      </w:r>
+      <w:r>
+        <w:rPr>
+          <w:i/>
+          <w:iCs/>
+        </w:rPr>
+        <w:t xml:space="preserve">Acta Psychologica</w:t>
+      </w:r>
+      <w:r>
+        <w:t xml:space="preserve">,</w:t>
+      </w:r>
+      <w:r>
+        <w:t xml:space="preserve"> </w:t>
+      </w:r>
+      <w:r>
+        <w:rPr>
+          <w:i/>
+          <w:iCs/>
+        </w:rPr>
+        <w:t xml:space="preserve">252</w:t>
+      </w:r>
+      <w:r>
+        <w:t xml:space="preserve">, 104670.</w:t>
+      </w:r>
+    </w:p>
+    <w:bookmarkEnd w:id="155"/>
+    <w:bookmarkStart w:id="156" w:name="ref-marchewka2014nencki"/>
+    <w:p>
+      <w:pPr>
+        <w:pStyle w:val="Bibliography"/>
+      </w:pPr>
+      <w:r>
+        <w:t xml:space="preserve">Marchewka, A., Żurawski, Ł., Jednoróg, K., &amp; Grabowska, A. (2014). The nencki affective picture system (NAPS): Introduction to a novel, standardized, wide-range, high-quality, realistic picture database.</w:t>
+      </w:r>
+      <w:r>
+        <w:t xml:space="preserve"> </w:t>
+      </w:r>
+      <w:r>
+        <w:rPr>
+          <w:i/>
+          <w:iCs/>
+        </w:rPr>
+        <w:t xml:space="preserve">Behavior Research Methods</w:t>
+      </w:r>
+      <w:r>
+        <w:t xml:space="preserve">,</w:t>
+      </w:r>
+      <w:r>
+        <w:t xml:space="preserve"> </w:t>
+      </w:r>
+      <w:r>
+        <w:rPr>
+          <w:i/>
+          <w:iCs/>
+        </w:rPr>
+        <w:t xml:space="preserve">46</w:t>
+      </w:r>
+      <w:r>
+        <w:t xml:space="preserve">(2), 596–610.</w:t>
+      </w:r>
+    </w:p>
+    <w:bookmarkEnd w:id="156"/>
+    <w:bookmarkStart w:id="157" w:name="ref-marini2024real"/>
+    <w:p>
+      <w:pPr>
+        <w:pStyle w:val="Bibliography"/>
+      </w:pPr>
+      <w:r>
+        <w:t xml:space="preserve">Marini, M., Ansani, A., Demichelis, A., Mancini, G., Paglieri, F., &amp; Viola, M. (2024). Real is the new sexy: The influence of perceived realness on self-reported arousal to sexual visual stimuli.</w:t>
+      </w:r>
+      <w:r>
+        <w:t xml:space="preserve"> </w:t>
+      </w:r>
+      <w:r>
+        <w:rPr>
+          <w:i/>
+          <w:iCs/>
+        </w:rPr>
+        <w:t xml:space="preserve">Cognition and Emotion</w:t>
+      </w:r>
+      <w:r>
+        <w:t xml:space="preserve">,</w:t>
+      </w:r>
+      <w:r>
+        <w:t xml:space="preserve"> </w:t>
+      </w:r>
+      <w:r>
+        <w:rPr>
+          <w:i/>
+          <w:iCs/>
+        </w:rPr>
+        <w:t xml:space="preserve">38</w:t>
+      </w:r>
+      <w:r>
+        <w:t xml:space="preserve">(3), 348–360.</w:t>
+      </w:r>
+    </w:p>
+    <w:bookmarkEnd w:id="157"/>
+    <w:bookmarkStart w:id="158" w:name="ref-mcdonnell2010face"/>
+    <w:p>
+      <w:pPr>
+        <w:pStyle w:val="Bibliography"/>
+      </w:pPr>
+      <w:r>
+        <w:t xml:space="preserve">McDonnell, R., &amp; Breidt, M. (2010). Face reality: Investigating the uncanny valley for virtual faces. In</w:t>
+      </w:r>
+      <w:r>
+        <w:t xml:space="preserve"> </w:t>
+      </w:r>
+      <w:r>
+        <w:rPr>
+          <w:i/>
+          <w:iCs/>
+        </w:rPr>
+        <w:t xml:space="preserve">ACM SIGGRAPH ASIA 2010 sketches</w:t>
+      </w:r>
+      <w:r>
+        <w:t xml:space="preserve"> </w:t>
+      </w:r>
+      <w:r>
+        <w:t xml:space="preserve">(pp. 1–2).</w:t>
+      </w:r>
+    </w:p>
+    <w:bookmarkEnd w:id="158"/>
+    <w:bookmarkStart w:id="159" w:name="ref-miller2023ai"/>
+    <w:p>
+      <w:pPr>
+        <w:pStyle w:val="Bibliography"/>
+      </w:pPr>
+      <w:r>
+        <w:t xml:space="preserve">Miller, E. J., Steward, B. A., Witkower, Z., Sutherland, C. A., Krumhuber, E. G., &amp; Dawel, A. (2023). AI hyperrealism: Why AI faces are perceived as more real than human ones.</w:t>
+      </w:r>
+      <w:r>
+        <w:t xml:space="preserve"> </w:t>
+      </w:r>
+      <w:r>
+        <w:rPr>
+          <w:i/>
+          <w:iCs/>
+        </w:rPr>
+        <w:t xml:space="preserve">Psychological Science</w:t>
+      </w:r>
+      <w:r>
+        <w:t xml:space="preserve">,</w:t>
+      </w:r>
+      <w:r>
+        <w:t xml:space="preserve"> </w:t>
+      </w:r>
+      <w:r>
+        <w:rPr>
+          <w:i/>
+          <w:iCs/>
+        </w:rPr>
+        <w:t xml:space="preserve">34</w:t>
+      </w:r>
+      <w:r>
+        <w:t xml:space="preserve">(12), 1390–1403.</w:t>
+      </w:r>
+    </w:p>
+    <w:bookmarkEnd w:id="159"/>
+    <w:bookmarkStart w:id="160" w:name="ref-Newman2012art"/>
+    <w:p>
+      <w:pPr>
+        <w:pStyle w:val="Bibliography"/>
+      </w:pPr>
+      <w:r>
+        <w:t xml:space="preserve">Newman, G. E., &amp; Bloom, P. (2012). Art and authenticity: The importance of originals in judgments of value.</w:t>
+      </w:r>
+      <w:r>
+        <w:t xml:space="preserve"> </w:t>
+      </w:r>
+      <w:r>
+        <w:rPr>
+          <w:i/>
+          <w:iCs/>
+        </w:rPr>
+        <w:t xml:space="preserve">Journal of Experimental Psychology: General</w:t>
+      </w:r>
+      <w:r>
+        <w:t xml:space="preserve">,</w:t>
+      </w:r>
+      <w:r>
+        <w:t xml:space="preserve"> </w:t>
+      </w:r>
+      <w:r>
+        <w:rPr>
+          <w:i/>
+          <w:iCs/>
+        </w:rPr>
+        <w:t xml:space="preserve">141</w:t>
+      </w:r>
+      <w:r>
+        <w:t xml:space="preserve">(3).</w:t>
+      </w:r>
+    </w:p>
+    <w:bookmarkEnd w:id="160"/>
+    <w:bookmarkStart w:id="161" w:name="ref-nightingale2022ai"/>
+    <w:p>
+      <w:pPr>
+        <w:pStyle w:val="Bibliography"/>
+      </w:pPr>
+      <w:r>
+        <w:t xml:space="preserve">Nightingale, S. J., &amp; Farid, H. (2022). AI-synthesized faces are indistinguishable from real faces and more trustworthy.</w:t>
+      </w:r>
+      <w:r>
+        <w:t xml:space="preserve"> </w:t>
+      </w:r>
+      <w:r>
+        <w:rPr>
+          <w:i/>
+          <w:iCs/>
+        </w:rPr>
+        <w:t xml:space="preserve">Proceedings of the National Academy of Sciences</w:t>
+      </w:r>
+      <w:r>
+        <w:t xml:space="preserve">,</w:t>
+      </w:r>
+      <w:r>
+        <w:t xml:space="preserve"> </w:t>
+      </w:r>
+      <w:r>
+        <w:rPr>
+          <w:i/>
+          <w:iCs/>
+        </w:rPr>
+        <w:t xml:space="preserve">119</w:t>
+      </w:r>
+      <w:r>
+        <w:t xml:space="preserve">(8), e2120481119.</w:t>
+      </w:r>
+    </w:p>
+    <w:bookmarkEnd w:id="161"/>
+    <w:bookmarkStart w:id="162" w:name="ref-porter2024ai"/>
+    <w:p>
+      <w:pPr>
+        <w:pStyle w:val="Bibliography"/>
+      </w:pPr>
+      <w:r>
+        <w:t xml:space="preserve">Porter, B., &amp; Machery, E. (2024). AI-generated poetry is indistinguishable from human-written poetry and is rated more favorably.</w:t>
+      </w:r>
+      <w:r>
+        <w:t xml:space="preserve"> </w:t>
+      </w:r>
+      <w:r>
+        <w:rPr>
+          <w:i/>
+          <w:iCs/>
+        </w:rPr>
+        <w:t xml:space="preserve">Scientific Reports</w:t>
+      </w:r>
+      <w:r>
+        <w:t xml:space="preserve">,</w:t>
+      </w:r>
+      <w:r>
+        <w:t xml:space="preserve"> </w:t>
+      </w:r>
+      <w:r>
+        <w:rPr>
+          <w:i/>
+          <w:iCs/>
+        </w:rPr>
+        <w:t xml:space="preserve">14</w:t>
+      </w:r>
+      <w:r>
+        <w:t xml:space="preserve">(1), 26133.</w:t>
+      </w:r>
+    </w:p>
+    <w:bookmarkEnd w:id="162"/>
+    <w:bookmarkStart w:id="163" w:name="ref-prause2015modulation"/>
+    <w:p>
+      <w:pPr>
+        <w:pStyle w:val="Bibliography"/>
+      </w:pPr>
+      <w:r>
+        <w:t xml:space="preserve">Prause, N., Steele, V. R., Staley, C., Sabatinelli, D., &amp; Hajcak, G. (2015). Modulation of late positive potentials by sexual images in problem users and controls inconsistent with</w:t>
+      </w:r>
+      <w:r>
+        <w:t xml:space="preserve"> </w:t>
+      </w:r>
+      <w:r>
+        <w:t xml:space="preserve">“porn addiction.”</w:t>
+      </w:r>
+      <w:r>
+        <w:t xml:space="preserve"> </w:t>
+      </w:r>
+      <w:r>
+        <w:rPr>
+          <w:i/>
+          <w:iCs/>
+        </w:rPr>
+        <w:t xml:space="preserve">Biological Psychology</w:t>
+      </w:r>
+      <w:r>
+        <w:t xml:space="preserve">,</w:t>
+      </w:r>
+      <w:r>
+        <w:t xml:space="preserve"> </w:t>
+      </w:r>
+      <w:r>
+        <w:rPr>
+          <w:i/>
+          <w:iCs/>
+        </w:rPr>
+        <w:t xml:space="preserve">109</w:t>
+      </w:r>
+      <w:r>
+        <w:t xml:space="preserve">, 192–199.</w:t>
+      </w:r>
+    </w:p>
+    <w:bookmarkEnd w:id="163"/>
+    <w:bookmarkStart w:id="164" w:name="ref-ragot2020ai"/>
+    <w:p>
+      <w:pPr>
+        <w:pStyle w:val="Bibliography"/>
+      </w:pPr>
+      <w:r>
+        <w:t xml:space="preserve">Ragot, M., Martin, N., &amp; Cojean, S. (2020). Ai-generated vs. Human artworks. A perception bias towards artificial intelligence?</w:t>
+      </w:r>
+      <w:r>
+        <w:t xml:space="preserve"> </w:t>
+      </w:r>
+      <w:r>
+        <w:rPr>
+          <w:i/>
+          <w:iCs/>
+        </w:rPr>
+        <w:t xml:space="preserve">Extended Abstracts of the 2020 CHI Conference on Human Factors in Computing Systems</w:t>
+      </w:r>
+      <w:r>
+        <w:t xml:space="preserve">, 1–10.</w:t>
+      </w:r>
+    </w:p>
+    <w:bookmarkEnd w:id="164"/>
+    <w:bookmarkStart w:id="165" w:name="ref-rupp2007sex"/>
+    <w:p>
+      <w:pPr>
+        <w:pStyle w:val="Bibliography"/>
+      </w:pPr>
+      <w:r>
+        <w:t xml:space="preserve">Rupp, H. A., &amp; Wallen, K. (2007). Sex differences in viewing sexual stimuli: An eye-tracking study in men and women.</w:t>
+      </w:r>
+      <w:r>
+        <w:t xml:space="preserve"> </w:t>
+      </w:r>
+      <w:r>
+        <w:rPr>
+          <w:i/>
+          <w:iCs/>
+        </w:rPr>
+        <w:t xml:space="preserve">Hormones and Behavior</w:t>
+      </w:r>
+      <w:r>
+        <w:t xml:space="preserve">,</w:t>
+      </w:r>
+      <w:r>
+        <w:t xml:space="preserve"> </w:t>
+      </w:r>
+      <w:r>
+        <w:rPr>
+          <w:i/>
+          <w:iCs/>
+        </w:rPr>
+        <w:t xml:space="preserve">51</w:t>
+      </w:r>
+      <w:r>
+        <w:t xml:space="preserve">(4), 524–533.</w:t>
+      </w:r>
+    </w:p>
+    <w:bookmarkEnd w:id="165"/>
+    <w:bookmarkStart w:id="166" w:name="ref-rupp2009sex"/>
+    <w:p>
+      <w:pPr>
+        <w:pStyle w:val="Bibliography"/>
+      </w:pPr>
+      <w:r>
+        <w:t xml:space="preserve">Rupp, H. A., &amp; Wallen, K. (2009). Sex-specific content preferences for visual sexual stimuli.</w:t>
+      </w:r>
+      <w:r>
+        <w:t xml:space="preserve"> </w:t>
+      </w:r>
+      <w:r>
+        <w:rPr>
+          <w:i/>
+          <w:iCs/>
+        </w:rPr>
+        <w:t xml:space="preserve">Archives of Sexual Behavior</w:t>
+      </w:r>
+      <w:r>
+        <w:t xml:space="preserve">,</w:t>
+      </w:r>
+      <w:r>
+        <w:t xml:space="preserve"> </w:t>
+      </w:r>
+      <w:r>
+        <w:rPr>
+          <w:i/>
+          <w:iCs/>
+        </w:rPr>
+        <w:t xml:space="preserve">38</w:t>
+      </w:r>
+      <w:r>
+        <w:t xml:space="preserve">(3), 417–426.</w:t>
+      </w:r>
+    </w:p>
+    <w:bookmarkEnd w:id="166"/>
+    <w:bookmarkStart w:id="167" w:name="ref-safron2020neural"/>
+    <w:p>
+      <w:pPr>
+        <w:pStyle w:val="Bibliography"/>
+      </w:pPr>
+      <w:r>
+        <w:t xml:space="preserve">Safron, A., Sylva, D., Klimaj, V., Rosenthal, A., &amp; Bailey, J. M. (2020). Neural responses to sexual stimuli in heterosexual and homosexual men and women: Men’s responses are more specific.</w:t>
+      </w:r>
+      <w:r>
+        <w:t xml:space="preserve"> </w:t>
+      </w:r>
+      <w:r>
+        <w:rPr>
+          <w:i/>
+          <w:iCs/>
+        </w:rPr>
+        <w:t xml:space="preserve">Archives of Sexual Behavior</w:t>
+      </w:r>
+      <w:r>
+        <w:t xml:space="preserve">,</w:t>
+      </w:r>
+      <w:r>
+        <w:t xml:space="preserve"> </w:t>
+      </w:r>
+      <w:r>
+        <w:rPr>
+          <w:i/>
+          <w:iCs/>
+        </w:rPr>
+        <w:t xml:space="preserve">49</w:t>
+      </w:r>
+      <w:r>
+        <w:t xml:space="preserve">(2), 433–445.</w:t>
+      </w:r>
+    </w:p>
+    <w:bookmarkEnd w:id="167"/>
+    <w:bookmarkStart w:id="168" w:name="ref-schepman2020initial"/>
+    <w:p>
+      <w:pPr>
+        <w:pStyle w:val="Bibliography"/>
+      </w:pPr>
+      <w:r>
+        <w:t xml:space="preserve">Schepman, A., &amp; Rodway, P. (2020). Initial validation of the general attitudes towards artificial intelligence scale.</w:t>
+      </w:r>
+      <w:r>
+        <w:t xml:space="preserve"> </w:t>
+      </w:r>
+      <w:r>
+        <w:rPr>
+          <w:i/>
+          <w:iCs/>
+        </w:rPr>
+        <w:t xml:space="preserve">Computers in Human Behavior Reports</w:t>
+      </w:r>
+      <w:r>
+        <w:t xml:space="preserve">,</w:t>
+      </w:r>
+      <w:r>
+        <w:t xml:space="preserve"> </w:t>
+      </w:r>
+      <w:r>
+        <w:rPr>
+          <w:i/>
+          <w:iCs/>
+        </w:rPr>
+        <w:t xml:space="preserve">1</w:t>
+      </w:r>
+      <w:r>
+        <w:t xml:space="preserve">, 100014.</w:t>
+      </w:r>
+    </w:p>
+    <w:bookmarkEnd w:id="168"/>
+    <w:bookmarkStart w:id="169" w:name="ref-schepman2023general"/>
+    <w:p>
+      <w:pPr>
+        <w:pStyle w:val="Bibliography"/>
+      </w:pPr>
+      <w:r>
+        <w:t xml:space="preserve">Schepman, A., &amp; Rodway, P. (2023). The general attitudes towards artificial intelligence scale (GAAIS): Confirmatory validation and associations with personality, corporate distrust, and general trust.</w:t>
+      </w:r>
+      <w:r>
+        <w:t xml:space="preserve"> </w:t>
+      </w:r>
+      <w:r>
+        <w:rPr>
+          <w:i/>
+          <w:iCs/>
+        </w:rPr>
+        <w:t xml:space="preserve">International Journal of Human–Computer Interaction</w:t>
+      </w:r>
+      <w:r>
+        <w:t xml:space="preserve">,</w:t>
+      </w:r>
+      <w:r>
+        <w:t xml:space="preserve"> </w:t>
+      </w:r>
+      <w:r>
+        <w:rPr>
+          <w:i/>
+          <w:iCs/>
+        </w:rPr>
+        <w:t xml:space="preserve">39</w:t>
+      </w:r>
+      <w:r>
+        <w:t xml:space="preserve">(13), 2724–2741.</w:t>
+      </w:r>
+    </w:p>
+    <w:bookmarkEnd w:id="169"/>
+    <w:bookmarkStart w:id="170" w:name="ref-shank2023ai"/>
+    <w:p>
+      <w:pPr>
+        <w:pStyle w:val="Bibliography"/>
+      </w:pPr>
+      <w:r>
+        <w:t xml:space="preserve">Shank, D. B., Stefanik, C., Stuhlsatz, C., Kacirek, K., &amp; Belfi, A. M. (2023). AI composer bias: Listeners like music less when they think it was composed by an AI.</w:t>
+      </w:r>
+      <w:r>
+        <w:t xml:space="preserve"> </w:t>
+      </w:r>
+      <w:r>
+        <w:rPr>
+          <w:i/>
+          <w:iCs/>
+        </w:rPr>
+        <w:t xml:space="preserve">Journal of Experimental Psychology: Applied</w:t>
+      </w:r>
+      <w:r>
+        <w:t xml:space="preserve">,</w:t>
+      </w:r>
+      <w:r>
+        <w:t xml:space="preserve"> </w:t>
+      </w:r>
+      <w:r>
+        <w:rPr>
+          <w:i/>
+          <w:iCs/>
+        </w:rPr>
+        <w:t xml:space="preserve">29</w:t>
+      </w:r>
+      <w:r>
+        <w:t xml:space="preserve">(3), 676.</w:t>
+      </w:r>
+    </w:p>
+    <w:bookmarkEnd w:id="170"/>
+    <w:bookmarkStart w:id="171" w:name="ref-stockner2026humans"/>
+    <w:p>
+      <w:pPr>
+        <w:pStyle w:val="Bibliography"/>
+      </w:pPr>
+      <w:r>
+        <w:t xml:space="preserve">Stockner, M., Convertino, G., Cambedda, S., &amp; Mazzoni, G. (2026). Are humans able to discriminate between real and deepfake faces? A systematic review and meta-analysis.</w:t>
+      </w:r>
+      <w:r>
+        <w:t xml:space="preserve"> </w:t>
+      </w:r>
+      <w:r>
+        <w:rPr>
+          <w:i/>
+          <w:iCs/>
+        </w:rPr>
+        <w:t xml:space="preserve">Computers in Human Behavior: Artificial Humans</w:t>
+      </w:r>
+      <w:r>
+        <w:t xml:space="preserve">, 100332.</w:t>
+      </w:r>
+    </w:p>
+    <w:bookmarkEnd w:id="171"/>
+    <w:bookmarkStart w:id="172" w:name="ref-tucciarelli2022realness"/>
+    <w:p>
+      <w:pPr>
+        <w:pStyle w:val="Bibliography"/>
+      </w:pPr>
+      <w:r>
+        <w:t xml:space="preserve">Tucciarelli, R., Vehar, N., Chandaria, S., &amp; Tsakiris, M. (2022). On the realness of people who do not exist: The social processing of artificial faces.</w:t>
+      </w:r>
+      <w:r>
+        <w:t xml:space="preserve"> </w:t>
+      </w:r>
+      <w:r>
+        <w:rPr>
+          <w:i/>
+          <w:iCs/>
+        </w:rPr>
+        <w:t xml:space="preserve">Iscience</w:t>
+      </w:r>
+      <w:r>
+        <w:t xml:space="preserve">,</w:t>
+      </w:r>
+      <w:r>
+        <w:t xml:space="preserve"> </w:t>
+      </w:r>
+      <w:r>
+        <w:rPr>
+          <w:i/>
+          <w:iCs/>
+        </w:rPr>
+        <w:t xml:space="preserve">25</w:t>
+      </w:r>
+      <w:r>
+        <w:t xml:space="preserve">(12).</w:t>
+      </w:r>
+    </w:p>
+    <w:bookmarkEnd w:id="172"/>
+    <w:bookmarkStart w:id="173" w:name="ref-velasquez2025interpretation"/>
+    <w:p>
+      <w:pPr>
+        <w:pStyle w:val="Bibliography"/>
+      </w:pPr>
+      <w:r>
+        <w:t xml:space="preserve">Velásquez-Salamanca, D., Martı́n-Pascual, M. Á., &amp; Andreu-Sánchez, C. (2025). Interpretation of AI-generated vs. Human-made images.</w:t>
+      </w:r>
+      <w:r>
+        <w:t xml:space="preserve"> </w:t>
+      </w:r>
+      <w:r>
+        <w:rPr>
+          <w:i/>
+          <w:iCs/>
+        </w:rPr>
+        <w:t xml:space="preserve">Journal of Imaging</w:t>
+      </w:r>
+      <w:r>
+        <w:t xml:space="preserve">,</w:t>
+      </w:r>
+      <w:r>
+        <w:t xml:space="preserve"> </w:t>
+      </w:r>
+      <w:r>
+        <w:rPr>
+          <w:i/>
+          <w:iCs/>
+        </w:rPr>
         <w:t xml:space="preserve">11</w:t>
       </w:r>
       <w:r>
-        <w:t xml:space="preserve">(4), 283–293.</w:t>
-      </w:r>
-    </w:p>
-    <w:bookmarkEnd w:id="148"/>
-    <w:bookmarkStart w:id="149" w:name="ref-kobis2021artificial"/>
+        <w:t xml:space="preserve">(7), 227.</w:t>
+      </w:r>
+    </w:p>
+    <w:bookmarkEnd w:id="173"/>
+    <w:bookmarkStart w:id="174" w:name="ref-viola2023designed"/>
     <w:p>
       <w:pPr>
         <w:pStyle w:val="Bibliography"/>
       </w:pPr>
       <w:r>
-        <w:t xml:space="preserve">Köbis, N., &amp; Mossink, L. D. (2021). Artificial intelligence versus maya angelou: Experimental evidence that people cannot differentiate AI-generated from human-written poetry.</w:t>
-      </w:r>
-      <w:r>
-        <w:t xml:space="preserve"> </w:t>
-      </w:r>
-      <w:r>
-        <w:rPr>
-          <w:i/>
-          <w:iCs/>
-        </w:rPr>
-        <w:t xml:space="preserve">Computers in Human Behavior</w:t>
+        <w:t xml:space="preserve">Viola, M., &amp; Voto, C. (2023). Designed to abuse? Deepfakes and the non-consensual diffusion of intimate images.</w:t>
+      </w:r>
+      <w:r>
+        <w:t xml:space="preserve"> </w:t>
+      </w:r>
+      <w:r>
+        <w:rPr>
+          <w:i/>
+          <w:iCs/>
+        </w:rPr>
+        <w:t xml:space="preserve">Synthese</w:t>
       </w:r>
       <w:r>
         <w:t xml:space="preserve">,</w:t>
@@ -9660,30 +10542,53 @@
           <w:i/>
           <w:iCs/>
         </w:rPr>
-        <w:t xml:space="preserve">114</w:t>
-      </w:r>
-      <w:r>
-        <w:t xml:space="preserve">, 106553.</w:t>
-      </w:r>
-    </w:p>
-    <w:bookmarkEnd w:id="149"/>
-    <w:bookmarkStart w:id="150" w:name="ref-kunaharan2017conscious"/>
+        <w:t xml:space="preserve">201</w:t>
+      </w:r>
+      <w:r>
+        <w:t xml:space="preserve">(1), 30.</w:t>
+      </w:r>
+    </w:p>
+    <w:bookmarkEnd w:id="174"/>
+    <w:bookmarkStart w:id="175" w:name="ref-vuorre2019analyze"/>
     <w:p>
       <w:pPr>
         <w:pStyle w:val="Bibliography"/>
       </w:pPr>
       <w:r>
-        <w:t xml:space="preserve">Kunaharan, S., Halpin, S., Sitharthan, T., Bosshard, S., &amp; Walla, P. (2017). Conscious and non-conscious measures of emotion: Do they vary with frequency of pornography use?</w:t>
-      </w:r>
-      <w:r>
-        <w:t xml:space="preserve"> </w:t>
-      </w:r>
-      <w:r>
-        <w:rPr>
-          <w:i/>
-          <w:iCs/>
-        </w:rPr>
-        <w:t xml:space="preserve">Applied Sciences</w:t>
+        <w:t xml:space="preserve">Vuorre, M. (2019). How to analyze visual analog (slider) scale data.</w:t>
+      </w:r>
+      <w:r>
+        <w:t xml:space="preserve"> </w:t>
+      </w:r>
+      <w:r>
+        <w:rPr>
+          <w:i/>
+          <w:iCs/>
+        </w:rPr>
+        <w:t xml:space="preserve">Https://Vuorre. Com/Posts/Analyze-Analog-Scale-Ratings-with-Zero-One-Inflated-Beta-Models/</w:t>
+      </w:r>
+      <w:r>
+        <w:t xml:space="preserve">.</w:t>
+      </w:r>
+    </w:p>
+    <w:bookmarkEnd w:id="175"/>
+    <w:bookmarkStart w:id="176" w:name="ref-walton2018hypersexuality"/>
+    <w:p>
+      <w:pPr>
+        <w:pStyle w:val="Bibliography"/>
+      </w:pPr>
+      <w:r>
+        <w:t xml:space="preserve">Walton, M. T., &amp; Bhullar, N. (2018). Hypersexuality, higher rates of intercourse, masturbation, sexual fantasy, and early sexual interest relate to higher sexual excitation/arousal.</w:t>
+      </w:r>
+      <w:r>
+        <w:t xml:space="preserve"> </w:t>
+      </w:r>
+      <w:r>
+        <w:rPr>
+          <w:i/>
+          <w:iCs/>
+        </w:rPr>
+        <w:t xml:space="preserve">Archives of Sexual Behavior</w:t>
       </w:r>
       <w:r>
         <w:t xml:space="preserve">,</w:t>
@@ -9696,20 +10601,56 @@
           <w:i/>
           <w:iCs/>
         </w:rPr>
-        <w:t xml:space="preserve">7</w:t>
-      </w:r>
-      <w:r>
-        <w:t xml:space="preserve">(5), 493.</w:t>
-      </w:r>
-    </w:p>
-    <w:bookmarkEnd w:id="150"/>
-    <w:bookmarkStart w:id="151" w:name="ref-kurdi2017introducing"/>
+        <w:t xml:space="preserve">47</w:t>
+      </w:r>
+      <w:r>
+        <w:t xml:space="preserve">(8), 2177–2183.</w:t>
+      </w:r>
+    </w:p>
+    <w:bookmarkEnd w:id="176"/>
+    <w:bookmarkStart w:id="177" w:name="ref-wierzba2015erotic"/>
     <w:p>
       <w:pPr>
         <w:pStyle w:val="Bibliography"/>
       </w:pPr>
       <w:r>
-        <w:t xml:space="preserve">Kurdi, B., Lozano, S., &amp; Banaji, M. R. (2017). Introducing the open affective standardized image set (OASIS).</w:t>
+        <w:t xml:space="preserve">Wierzba, M., Riegel, M., Pucz, A., Leśniewska, Z., Dragan, W. Ł., Gola, M., Jednoróg, K., &amp; Marchewka, A. (2015). Erotic subset for the nencki affective picture system (NAPS ERO): Cross-sexual comparison study.</w:t>
+      </w:r>
+      <w:r>
+        <w:t xml:space="preserve"> </w:t>
+      </w:r>
+      <w:r>
+        <w:rPr>
+          <w:i/>
+          <w:iCs/>
+        </w:rPr>
+        <w:t xml:space="preserve">Frontiers in Psychology</w:t>
+      </w:r>
+      <w:r>
+        <w:t xml:space="preserve">,</w:t>
+      </w:r>
+      <w:r>
+        <w:t xml:space="preserve"> </w:t>
+      </w:r>
+      <w:r>
+        <w:rPr>
+          <w:i/>
+          <w:iCs/>
+        </w:rPr>
+        <w:t xml:space="preserve">6</w:t>
+      </w:r>
+      <w:r>
+        <w:t xml:space="preserve">, 1336.</w:t>
+      </w:r>
+    </w:p>
+    <w:bookmarkEnd w:id="177"/>
+    <w:bookmarkStart w:id="178" w:name="ref-yang2018affective"/>
+    <w:p>
+      <w:pPr>
+        <w:pStyle w:val="Bibliography"/>
+      </w:pPr>
+      <w:r>
+        <w:t xml:space="preserve">Yang, W., Makita, K., Nakao, T., Kanayama, N., Machizawa, M. G., Sasaoka, T., Sugata, A., Kobayashi, R., Hiramoto, R., Yamawaki, S., et al. (2018). Affective auditory stimulus database: An expanded version of the international affective digitized sounds (IADS-e).</w:t>
       </w:r>
       <w:r>
         <w:t xml:space="preserve"> </w:t>
@@ -9732,20 +10673,20 @@
           <w:i/>
           <w:iCs/>
         </w:rPr>
-        <w:t xml:space="preserve">49</w:t>
-      </w:r>
-      <w:r>
-        <w:t xml:space="preserve">(2), 457–470.</w:t>
-      </w:r>
-    </w:p>
-    <w:bookmarkEnd w:id="151"/>
-    <w:bookmarkStart w:id="152" w:name="ref-laan1994women"/>
+        <w:t xml:space="preserve">50</w:t>
+      </w:r>
+      <w:r>
+        <w:t xml:space="preserve">(4), 1415–1429.</w:t>
+      </w:r>
+    </w:p>
+    <w:bookmarkEnd w:id="178"/>
+    <w:bookmarkStart w:id="179" w:name="ref-youn2006subjective"/>
     <w:p>
       <w:pPr>
         <w:pStyle w:val="Bibliography"/>
       </w:pPr>
       <w:r>
-        <w:t xml:space="preserve">Laan, E., Everaerd, W., Bellen, G. van, &amp; Hanewald, G. (1994). Women’s sexual and emotional responses to male-and female-produced erotica.</w:t>
+        <w:t xml:space="preserve">Youn, G. (2006). Subjective sexual arousal in response to erotica: Effects of gender, guided fantasy, erotic stimulus, and duration of exposure.</w:t>
       </w:r>
       <w:r>
         <w:t xml:space="preserve"> </w:t>
@@ -9768,56 +10709,20 @@
           <w:i/>
           <w:iCs/>
         </w:rPr>
-        <w:t xml:space="preserve">23</w:t>
-      </w:r>
-      <w:r>
-        <w:t xml:space="preserve">(2), 153–169.</w:t>
-      </w:r>
-    </w:p>
-    <w:bookmarkEnd w:id="152"/>
-    <w:bookmarkStart w:id="153" w:name="ref-lang1997international"/>
+        <w:t xml:space="preserve">35</w:t>
+      </w:r>
+      <w:r>
+        <w:t xml:space="preserve">(1), 87–97.</w:t>
+      </w:r>
+    </w:p>
+    <w:bookmarkEnd w:id="179"/>
+    <w:bookmarkStart w:id="180" w:name="ref-zakreski2026subjective"/>
     <w:p>
       <w:pPr>
         <w:pStyle w:val="Bibliography"/>
       </w:pPr>
       <w:r>
-        <w:t xml:space="preserve">Lang, P. J., Bradley, M. M., Cuthbert, B. N., et al. (1997). International affective picture system (IAPS): Technical manual and affective ratings.</w:t>
-      </w:r>
-      <w:r>
-        <w:t xml:space="preserve"> </w:t>
-      </w:r>
-      <w:r>
-        <w:rPr>
-          <w:i/>
-          <w:iCs/>
-        </w:rPr>
-        <w:t xml:space="preserve">NIMH Center for the Study of Emotion and Attention</w:t>
-      </w:r>
-      <w:r>
-        <w:t xml:space="preserve">,</w:t>
-      </w:r>
-      <w:r>
-        <w:t xml:space="preserve"> </w:t>
-      </w:r>
-      <w:r>
-        <w:rPr>
-          <w:i/>
-          <w:iCs/>
-        </w:rPr>
-        <w:t xml:space="preserve">1</w:t>
-      </w:r>
-      <w:r>
-        <w:t xml:space="preserve">(39-58), 3.</w:t>
-      </w:r>
-    </w:p>
-    <w:bookmarkEnd w:id="153"/>
-    <w:bookmarkStart w:id="154" w:name="ref-lapointe2025present"/>
-    <w:p>
-      <w:pPr>
-        <w:pStyle w:val="Bibliography"/>
-      </w:pPr>
-      <w:r>
-        <w:t xml:space="preserve">Lapointe, V. A., Dubé, S., Rukhlyadyev, S., Kessai, T., &amp; Lafortune, D. (2025). The present and future of adult entertainment: A content analysis of AI-generated pornography websites.</w:t>
+        <w:t xml:space="preserve">Zakreski, E., Marečková, A., Vanı́ček, O., Hla, M., Klapilová, K., Lindová, J., &amp; Pfaus, J. G. (2026). Subjective responses of gynephilic men and women to real versus artificial female nudes.</w:t>
       </w:r>
       <w:r>
         <w:t xml:space="preserve"> </w:t>
@@ -9830,1062 +10735,15 @@
         <w:t xml:space="preserve">Archives of Sexual Behavior</w:t>
       </w:r>
       <w:r>
-        <w:t xml:space="preserve">, 1–19.</w:t>
-      </w:r>
-    </w:p>
-    <w:bookmarkEnd w:id="154"/>
-    <w:bookmarkStart w:id="155" w:name="ref-liefooghe2023natural"/>
-    <w:p>
-      <w:pPr>
-        <w:pStyle w:val="Bibliography"/>
-      </w:pPr>
-      <w:r>
-        <w:t xml:space="preserve">Liefooghe, B., Oliveira, M., Leisten, L. M., Hoogers, E., Aarts, H., &amp; Hortensius, R. (2023). Are natural faces merely labelled as artificial trusted less?</w:t>
-      </w:r>
-      <w:r>
-        <w:t xml:space="preserve"> </w:t>
-      </w:r>
-      <w:r>
-        <w:rPr>
-          <w:i/>
-          <w:iCs/>
-        </w:rPr>
-        <w:t xml:space="preserve">Collabra: Psychology</w:t>
-      </w:r>
-      <w:r>
-        <w:t xml:space="preserve">,</w:t>
-      </w:r>
-      <w:r>
-        <w:t xml:space="preserve"> </w:t>
-      </w:r>
-      <w:r>
-        <w:rPr>
-          <w:i/>
-          <w:iCs/>
-        </w:rPr>
-        <w:t xml:space="preserve">9</w:t>
-      </w:r>
-      <w:r>
-        <w:t xml:space="preserve">(1), 73066.</w:t>
-      </w:r>
-    </w:p>
-    <w:bookmarkEnd w:id="155"/>
-    <w:bookmarkStart w:id="156" w:name="ref-ludecke2021performance"/>
-    <w:p>
-      <w:pPr>
-        <w:pStyle w:val="Bibliography"/>
-      </w:pPr>
-      <w:r>
-        <w:t xml:space="preserve">Lüdecke, D., Ben-Shachar, M. S., Patil, I., Waggoner, P., &amp; Makowski, D. (2021). Performance: An r package for assessment, comparison and testing of statistical models.</w:t>
-      </w:r>
-      <w:r>
-        <w:t xml:space="preserve"> </w:t>
-      </w:r>
-      <w:r>
-        <w:rPr>
-          <w:i/>
-          <w:iCs/>
-        </w:rPr>
-        <w:t xml:space="preserve">Journal of Open Source Software</w:t>
-      </w:r>
-      <w:r>
-        <w:t xml:space="preserve">,</w:t>
-      </w:r>
-      <w:r>
-        <w:t xml:space="preserve"> </w:t>
-      </w:r>
-      <w:r>
-        <w:rPr>
-          <w:i/>
-          <w:iCs/>
-        </w:rPr>
-        <w:t xml:space="preserve">6</w:t>
-      </w:r>
-      <w:r>
-        <w:t xml:space="preserve">(60).</w:t>
-      </w:r>
-    </w:p>
-    <w:bookmarkEnd w:id="156"/>
-    <w:bookmarkStart w:id="157" w:name="ref-ludecke2022easystats"/>
-    <w:p>
-      <w:pPr>
-        <w:pStyle w:val="Bibliography"/>
-      </w:pPr>
-      <w:r>
-        <w:t xml:space="preserve">Lüdecke, D., Makowski, D., Ben-Shachar, M. S., Patil, I., Wiernik, B. M., Bacher, E., &amp; Thériault, R. (2022). Easystats: Framework for easy statistical modeling, visualization, and reporting.</w:t>
-      </w:r>
-      <w:r>
-        <w:t xml:space="preserve"> </w:t>
-      </w:r>
-      <w:r>
-        <w:rPr>
-          <w:i/>
-          <w:iCs/>
-        </w:rPr>
-        <w:t xml:space="preserve">CRAN: Contributed Packages</w:t>
-      </w:r>
-      <w:r>
-        <w:t xml:space="preserve">.</w:t>
-      </w:r>
-    </w:p>
-    <w:bookmarkEnd w:id="157"/>
-    <w:bookmarkStart w:id="158" w:name="ref-makowski2019bayestestr"/>
-    <w:p>
-      <w:pPr>
-        <w:pStyle w:val="Bibliography"/>
-      </w:pPr>
-      <w:r>
-        <w:t xml:space="preserve">Makowski, D., Ben-Shachar, M. S., &amp; Lüdecke, D. (2019). bayestestR: Describing effects and their uncertainty, existence and significance within the bayesian framework.</w:t>
-      </w:r>
-      <w:r>
-        <w:t xml:space="preserve"> </w:t>
-      </w:r>
-      <w:r>
-        <w:rPr>
-          <w:i/>
-          <w:iCs/>
-        </w:rPr>
-        <w:t xml:space="preserve">Journal of Open Source Software</w:t>
-      </w:r>
-      <w:r>
-        <w:t xml:space="preserve">,</w:t>
-      </w:r>
-      <w:r>
-        <w:t xml:space="preserve"> </w:t>
-      </w:r>
-      <w:r>
-        <w:rPr>
-          <w:i/>
-          <w:iCs/>
-        </w:rPr>
-        <w:t xml:space="preserve">4</w:t>
-      </w:r>
-      <w:r>
-        <w:t xml:space="preserve">(40), 1541.</w:t>
-      </w:r>
-    </w:p>
-    <w:bookmarkEnd w:id="158"/>
-    <w:bookmarkStart w:id="159" w:name="ref-makowski2025modelbased"/>
-    <w:p>
-      <w:pPr>
-        <w:pStyle w:val="Bibliography"/>
-      </w:pPr>
-      <w:r>
-        <w:t xml:space="preserve">Makowski, D., Ben-Shachar, M. S., Wiernik, B. M., Patil, I., Thériault, R., &amp; Lüdecke, D. (2025). Modelbased: An r package to make the most out of your statistical models through marginal means, marginal effects, and model predictions.</w:t>
-      </w:r>
-      <w:r>
-        <w:t xml:space="preserve"> </w:t>
-      </w:r>
-      <w:r>
-        <w:rPr>
-          <w:i/>
-          <w:iCs/>
-        </w:rPr>
-        <w:t xml:space="preserve">Journal of Open Source Software</w:t>
-      </w:r>
-      <w:r>
-        <w:t xml:space="preserve">,</w:t>
-      </w:r>
-      <w:r>
-        <w:t xml:space="preserve"> </w:t>
-      </w:r>
-      <w:r>
-        <w:rPr>
-          <w:i/>
-          <w:iCs/>
-        </w:rPr>
-        <w:t xml:space="preserve">10</w:t>
-      </w:r>
-      <w:r>
-        <w:t xml:space="preserve">(109), 7969.</w:t>
-      </w:r>
-    </w:p>
-    <w:bookmarkEnd w:id="159"/>
-    <w:bookmarkStart w:id="160" w:name="ref-makowski2025too"/>
-    <w:p>
-      <w:pPr>
-        <w:pStyle w:val="Bibliography"/>
-      </w:pPr>
-      <w:r>
-        <w:t xml:space="preserve">Makowski, D., Te, A. S., Neves, A., Kirk, S., Liang, N. Z., Mavros, P., &amp; Chen, S. A. (2025). Too beautiful to be fake: Attractive faces are less likely to be judged as artificially generated.</w:t>
-      </w:r>
-      <w:r>
-        <w:t xml:space="preserve"> </w:t>
-      </w:r>
-      <w:r>
-        <w:rPr>
-          <w:i/>
-          <w:iCs/>
-        </w:rPr>
-        <w:t xml:space="preserve">Acta Psychologica</w:t>
-      </w:r>
-      <w:r>
-        <w:t xml:space="preserve">,</w:t>
-      </w:r>
-      <w:r>
-        <w:t xml:space="preserve"> </w:t>
-      </w:r>
-      <w:r>
-        <w:rPr>
-          <w:i/>
-          <w:iCs/>
-        </w:rPr>
-        <w:t xml:space="preserve">252</w:t>
-      </w:r>
-      <w:r>
-        <w:t xml:space="preserve">, 104670.</w:t>
-      </w:r>
-    </w:p>
-    <w:bookmarkEnd w:id="160"/>
-    <w:bookmarkStart w:id="161" w:name="ref-marchewka2014nencki"/>
-    <w:p>
-      <w:pPr>
-        <w:pStyle w:val="Bibliography"/>
-      </w:pPr>
-      <w:r>
-        <w:t xml:space="preserve">Marchewka, A., Żurawski, Ł., Jednoróg, K., &amp; Grabowska, A. (2014). The nencki affective picture system (NAPS): Introduction to a novel, standardized, wide-range, high-quality, realistic picture database.</w:t>
-      </w:r>
-      <w:r>
-        <w:t xml:space="preserve"> </w:t>
-      </w:r>
-      <w:r>
-        <w:rPr>
-          <w:i/>
-          <w:iCs/>
-        </w:rPr>
-        <w:t xml:space="preserve">Behavior Research Methods</w:t>
-      </w:r>
-      <w:r>
-        <w:t xml:space="preserve">,</w:t>
-      </w:r>
-      <w:r>
-        <w:t xml:space="preserve"> </w:t>
-      </w:r>
-      <w:r>
-        <w:rPr>
-          <w:i/>
-          <w:iCs/>
-        </w:rPr>
-        <w:t xml:space="preserve">46</w:t>
-      </w:r>
-      <w:r>
-        <w:t xml:space="preserve">(2), 596–610.</w:t>
-      </w:r>
-    </w:p>
-    <w:bookmarkEnd w:id="161"/>
-    <w:bookmarkStart w:id="162" w:name="ref-marini2024real"/>
-    <w:p>
-      <w:pPr>
-        <w:pStyle w:val="Bibliography"/>
-      </w:pPr>
-      <w:r>
-        <w:t xml:space="preserve">Marini, M., Ansani, A., Demichelis, A., Mancini, G., Paglieri, F., &amp; Viola, M. (2024). Real is the new sexy: The influence of perceived realness on self-reported arousal to sexual visual stimuli.</w:t>
-      </w:r>
-      <w:r>
-        <w:t xml:space="preserve"> </w:t>
-      </w:r>
-      <w:r>
-        <w:rPr>
-          <w:i/>
-          <w:iCs/>
-        </w:rPr>
-        <w:t xml:space="preserve">Cognition and Emotion</w:t>
-      </w:r>
-      <w:r>
-        <w:t xml:space="preserve">,</w:t>
-      </w:r>
-      <w:r>
-        <w:t xml:space="preserve"> </w:t>
-      </w:r>
-      <w:r>
-        <w:rPr>
-          <w:i/>
-          <w:iCs/>
-        </w:rPr>
-        <w:t xml:space="preserve">38</w:t>
-      </w:r>
-      <w:r>
-        <w:t xml:space="preserve">(3), 348–360.</w:t>
-      </w:r>
-    </w:p>
-    <w:bookmarkEnd w:id="162"/>
-    <w:bookmarkStart w:id="163" w:name="ref-mcdonnell2010face"/>
-    <w:p>
-      <w:pPr>
-        <w:pStyle w:val="Bibliography"/>
-      </w:pPr>
-      <w:r>
-        <w:t xml:space="preserve">McDonnell, R., &amp; Breidt, M. (2010). Face reality: Investigating the uncanny valley for virtual faces. In</w:t>
-      </w:r>
-      <w:r>
-        <w:t xml:space="preserve"> </w:t>
-      </w:r>
-      <w:r>
-        <w:rPr>
-          <w:i/>
-          <w:iCs/>
-        </w:rPr>
-        <w:t xml:space="preserve">ACM SIGGRAPH ASIA 2010 sketches</w:t>
-      </w:r>
-      <w:r>
-        <w:t xml:space="preserve"> </w:t>
-      </w:r>
-      <w:r>
-        <w:t xml:space="preserve">(pp. 1–2).</w:t>
-      </w:r>
-    </w:p>
-    <w:bookmarkEnd w:id="163"/>
-    <w:bookmarkStart w:id="164" w:name="ref-miller2023ai"/>
-    <w:p>
-      <w:pPr>
-        <w:pStyle w:val="Bibliography"/>
-      </w:pPr>
-      <w:r>
-        <w:t xml:space="preserve">Miller, E. J., Steward, B. A., Witkower, Z., Sutherland, C. A., Krumhuber, E. G., &amp; Dawel, A. (2023). AI hyperrealism: Why AI faces are perceived as more real than human ones.</w:t>
-      </w:r>
-      <w:r>
-        <w:t xml:space="preserve"> </w:t>
-      </w:r>
-      <w:r>
-        <w:rPr>
-          <w:i/>
-          <w:iCs/>
-        </w:rPr>
-        <w:t xml:space="preserve">Psychological Science</w:t>
-      </w:r>
-      <w:r>
-        <w:t xml:space="preserve">,</w:t>
-      </w:r>
-      <w:r>
-        <w:t xml:space="preserve"> </w:t>
-      </w:r>
-      <w:r>
-        <w:rPr>
-          <w:i/>
-          <w:iCs/>
-        </w:rPr>
-        <w:t xml:space="preserve">34</w:t>
-      </w:r>
-      <w:r>
-        <w:t xml:space="preserve">(12), 1390–1403.</w:t>
-      </w:r>
-    </w:p>
-    <w:bookmarkEnd w:id="164"/>
-    <w:bookmarkStart w:id="165" w:name="ref-Newman2012art"/>
-    <w:p>
-      <w:pPr>
-        <w:pStyle w:val="Bibliography"/>
-      </w:pPr>
-      <w:r>
-        <w:t xml:space="preserve">Newman, G. E., &amp; Bloom, P. (2012). Art and authenticity: The importance of originals in judgments of value.</w:t>
-      </w:r>
-      <w:r>
-        <w:t xml:space="preserve"> </w:t>
-      </w:r>
-      <w:r>
-        <w:rPr>
-          <w:i/>
-          <w:iCs/>
-        </w:rPr>
-        <w:t xml:space="preserve">Journal of Experimental Psychology: General</w:t>
-      </w:r>
-      <w:r>
-        <w:t xml:space="preserve">,</w:t>
-      </w:r>
-      <w:r>
-        <w:t xml:space="preserve"> </w:t>
-      </w:r>
-      <w:r>
-        <w:rPr>
-          <w:i/>
-          <w:iCs/>
-        </w:rPr>
-        <w:t xml:space="preserve">141</w:t>
-      </w:r>
-      <w:r>
-        <w:t xml:space="preserve">(3).</w:t>
-      </w:r>
-    </w:p>
-    <w:bookmarkEnd w:id="165"/>
-    <w:bookmarkStart w:id="166" w:name="ref-nightingale2022ai"/>
-    <w:p>
-      <w:pPr>
-        <w:pStyle w:val="Bibliography"/>
-      </w:pPr>
-      <w:r>
-        <w:t xml:space="preserve">Nightingale, S. J., &amp; Farid, H. (2022). AI-synthesized faces are indistinguishable from real faces and more trustworthy.</w:t>
-      </w:r>
-      <w:r>
-        <w:t xml:space="preserve"> </w:t>
-      </w:r>
-      <w:r>
-        <w:rPr>
-          <w:i/>
-          <w:iCs/>
-        </w:rPr>
-        <w:t xml:space="preserve">Proceedings of the National Academy of Sciences</w:t>
-      </w:r>
-      <w:r>
-        <w:t xml:space="preserve">,</w:t>
-      </w:r>
-      <w:r>
-        <w:t xml:space="preserve"> </w:t>
-      </w:r>
-      <w:r>
-        <w:rPr>
-          <w:i/>
-          <w:iCs/>
-        </w:rPr>
-        <w:t xml:space="preserve">119</w:t>
-      </w:r>
-      <w:r>
-        <w:t xml:space="preserve">(8), e2120481119.</w:t>
-      </w:r>
-    </w:p>
-    <w:bookmarkEnd w:id="166"/>
-    <w:bookmarkStart w:id="167" w:name="ref-porter2024ai"/>
-    <w:p>
-      <w:pPr>
-        <w:pStyle w:val="Bibliography"/>
-      </w:pPr>
-      <w:r>
-        <w:t xml:space="preserve">Porter, B., &amp; Machery, E. (2024). AI-generated poetry is indistinguishable from human-written poetry and is rated more favorably.</w:t>
-      </w:r>
-      <w:r>
-        <w:t xml:space="preserve"> </w:t>
-      </w:r>
-      <w:r>
-        <w:rPr>
-          <w:i/>
-          <w:iCs/>
-        </w:rPr>
-        <w:t xml:space="preserve">Scientific Reports</w:t>
-      </w:r>
-      <w:r>
-        <w:t xml:space="preserve">,</w:t>
-      </w:r>
-      <w:r>
-        <w:t xml:space="preserve"> </w:t>
-      </w:r>
-      <w:r>
-        <w:rPr>
-          <w:i/>
-          <w:iCs/>
-        </w:rPr>
-        <w:t xml:space="preserve">14</w:t>
-      </w:r>
-      <w:r>
-        <w:t xml:space="preserve">(1), 26133.</w:t>
-      </w:r>
-    </w:p>
-    <w:bookmarkEnd w:id="167"/>
-    <w:bookmarkStart w:id="168" w:name="ref-prause2015modulation"/>
-    <w:p>
-      <w:pPr>
-        <w:pStyle w:val="Bibliography"/>
-      </w:pPr>
-      <w:r>
-        <w:t xml:space="preserve">Prause, N., Steele, V. R., Staley, C., Sabatinelli, D., &amp; Hajcak, G. (2015). Modulation of late positive potentials by sexual images in problem users and controls inconsistent with</w:t>
-      </w:r>
-      <w:r>
-        <w:t xml:space="preserve"> </w:t>
-      </w:r>
-      <w:r>
-        <w:t xml:space="preserve">“porn addiction.”</w:t>
-      </w:r>
-      <w:r>
-        <w:t xml:space="preserve"> </w:t>
-      </w:r>
-      <w:r>
-        <w:rPr>
-          <w:i/>
-          <w:iCs/>
-        </w:rPr>
-        <w:t xml:space="preserve">Biological Psychology</w:t>
-      </w:r>
-      <w:r>
-        <w:t xml:space="preserve">,</w:t>
-      </w:r>
-      <w:r>
-        <w:t xml:space="preserve"> </w:t>
-      </w:r>
-      <w:r>
-        <w:rPr>
-          <w:i/>
-          <w:iCs/>
-        </w:rPr>
-        <w:t xml:space="preserve">109</w:t>
-      </w:r>
-      <w:r>
-        <w:t xml:space="preserve">, 192–199.</w:t>
-      </w:r>
-    </w:p>
-    <w:bookmarkEnd w:id="168"/>
-    <w:bookmarkStart w:id="169" w:name="ref-ragot2020ai"/>
-    <w:p>
-      <w:pPr>
-        <w:pStyle w:val="Bibliography"/>
-      </w:pPr>
-      <w:r>
-        <w:t xml:space="preserve">Ragot, M., Martin, N., &amp; Cojean, S. (2020). Ai-generated vs. Human artworks. A perception bias towards artificial intelligence?</w:t>
-      </w:r>
-      <w:r>
-        <w:t xml:space="preserve"> </w:t>
-      </w:r>
-      <w:r>
-        <w:rPr>
-          <w:i/>
-          <w:iCs/>
-        </w:rPr>
-        <w:t xml:space="preserve">Extended Abstracts of the 2020 CHI Conference on Human Factors in Computing Systems</w:t>
-      </w:r>
-      <w:r>
-        <w:t xml:space="preserve">, 1–10.</w:t>
-      </w:r>
-    </w:p>
-    <w:bookmarkEnd w:id="169"/>
-    <w:bookmarkStart w:id="170" w:name="ref-rupp2007sex"/>
-    <w:p>
-      <w:pPr>
-        <w:pStyle w:val="Bibliography"/>
-      </w:pPr>
-      <w:r>
-        <w:t xml:space="preserve">Rupp, H. A., &amp; Wallen, K. (2007). Sex differences in viewing sexual stimuli: An eye-tracking study in men and women.</w:t>
-      </w:r>
-      <w:r>
-        <w:t xml:space="preserve"> </w:t>
-      </w:r>
-      <w:r>
-        <w:rPr>
-          <w:i/>
-          <w:iCs/>
-        </w:rPr>
-        <w:t xml:space="preserve">Hormones and Behavior</w:t>
-      </w:r>
-      <w:r>
-        <w:t xml:space="preserve">,</w:t>
-      </w:r>
-      <w:r>
-        <w:t xml:space="preserve"> </w:t>
-      </w:r>
-      <w:r>
-        <w:rPr>
-          <w:i/>
-          <w:iCs/>
-        </w:rPr>
-        <w:t xml:space="preserve">51</w:t>
-      </w:r>
-      <w:r>
-        <w:t xml:space="preserve">(4), 524–533.</w:t>
-      </w:r>
-    </w:p>
-    <w:bookmarkEnd w:id="170"/>
-    <w:bookmarkStart w:id="171" w:name="ref-rupp2009sex"/>
-    <w:p>
-      <w:pPr>
-        <w:pStyle w:val="Bibliography"/>
-      </w:pPr>
-      <w:r>
-        <w:t xml:space="preserve">Rupp, H. A., &amp; Wallen, K. (2009). Sex-specific content preferences for visual sexual stimuli.</w:t>
-      </w:r>
-      <w:r>
-        <w:t xml:space="preserve"> </w:t>
-      </w:r>
-      <w:r>
-        <w:rPr>
-          <w:i/>
-          <w:iCs/>
-        </w:rPr>
-        <w:t xml:space="preserve">Archives of Sexual Behavior</w:t>
-      </w:r>
-      <w:r>
-        <w:t xml:space="preserve">,</w:t>
-      </w:r>
-      <w:r>
-        <w:t xml:space="preserve"> </w:t>
-      </w:r>
-      <w:r>
-        <w:rPr>
-          <w:i/>
-          <w:iCs/>
-        </w:rPr>
-        <w:t xml:space="preserve">38</w:t>
-      </w:r>
-      <w:r>
-        <w:t xml:space="preserve">(3), 417–426.</w:t>
-      </w:r>
-    </w:p>
-    <w:bookmarkEnd w:id="171"/>
-    <w:bookmarkStart w:id="172" w:name="ref-safron2020neural"/>
-    <w:p>
-      <w:pPr>
-        <w:pStyle w:val="Bibliography"/>
-      </w:pPr>
-      <w:r>
-        <w:t xml:space="preserve">Safron, A., Sylva, D., Klimaj, V., Rosenthal, A., &amp; Bailey, J. M. (2020). Neural responses to sexual stimuli in heterosexual and homosexual men and women: Men’s responses are more specific.</w:t>
-      </w:r>
-      <w:r>
-        <w:t xml:space="preserve"> </w:t>
-      </w:r>
-      <w:r>
-        <w:rPr>
-          <w:i/>
-          <w:iCs/>
-        </w:rPr>
-        <w:t xml:space="preserve">Archives of Sexual Behavior</w:t>
-      </w:r>
-      <w:r>
-        <w:t xml:space="preserve">,</w:t>
-      </w:r>
-      <w:r>
-        <w:t xml:space="preserve"> </w:t>
-      </w:r>
-      <w:r>
-        <w:rPr>
-          <w:i/>
-          <w:iCs/>
-        </w:rPr>
-        <w:t xml:space="preserve">49</w:t>
-      </w:r>
-      <w:r>
-        <w:t xml:space="preserve">(2), 433–445.</w:t>
-      </w:r>
-    </w:p>
-    <w:bookmarkEnd w:id="172"/>
-    <w:bookmarkStart w:id="173" w:name="ref-schepman2020initial"/>
-    <w:p>
-      <w:pPr>
-        <w:pStyle w:val="Bibliography"/>
-      </w:pPr>
-      <w:r>
-        <w:t xml:space="preserve">Schepman, A., &amp; Rodway, P. (2020). Initial validation of the general attitudes towards artificial intelligence scale.</w:t>
-      </w:r>
-      <w:r>
-        <w:t xml:space="preserve"> </w:t>
-      </w:r>
-      <w:r>
-        <w:rPr>
-          <w:i/>
-          <w:iCs/>
-        </w:rPr>
-        <w:t xml:space="preserve">Computers in Human Behavior Reports</w:t>
-      </w:r>
-      <w:r>
-        <w:t xml:space="preserve">,</w:t>
-      </w:r>
-      <w:r>
-        <w:t xml:space="preserve"> </w:t>
-      </w:r>
-      <w:r>
-        <w:rPr>
-          <w:i/>
-          <w:iCs/>
-        </w:rPr>
-        <w:t xml:space="preserve">1</w:t>
-      </w:r>
-      <w:r>
-        <w:t xml:space="preserve">, 100014.</w:t>
-      </w:r>
-    </w:p>
-    <w:bookmarkEnd w:id="173"/>
-    <w:bookmarkStart w:id="174" w:name="ref-schepman2023general"/>
-    <w:p>
-      <w:pPr>
-        <w:pStyle w:val="Bibliography"/>
-      </w:pPr>
-      <w:r>
-        <w:t xml:space="preserve">Schepman, A., &amp; Rodway, P. (2023). The general attitudes towards artificial intelligence scale (GAAIS): Confirmatory validation and associations with personality, corporate distrust, and general trust.</w:t>
-      </w:r>
-      <w:r>
-        <w:t xml:space="preserve"> </w:t>
-      </w:r>
-      <w:r>
-        <w:rPr>
-          <w:i/>
-          <w:iCs/>
-        </w:rPr>
-        <w:t xml:space="preserve">International Journal of Human–Computer Interaction</w:t>
-      </w:r>
-      <w:r>
-        <w:t xml:space="preserve">,</w:t>
-      </w:r>
-      <w:r>
-        <w:t xml:space="preserve"> </w:t>
-      </w:r>
-      <w:r>
-        <w:rPr>
-          <w:i/>
-          <w:iCs/>
-        </w:rPr>
-        <w:t xml:space="preserve">39</w:t>
-      </w:r>
-      <w:r>
-        <w:t xml:space="preserve">(13), 2724–2741.</w:t>
-      </w:r>
-    </w:p>
-    <w:bookmarkEnd w:id="174"/>
-    <w:bookmarkStart w:id="175" w:name="ref-shank2023ai"/>
-    <w:p>
-      <w:pPr>
-        <w:pStyle w:val="Bibliography"/>
-      </w:pPr>
-      <w:r>
-        <w:t xml:space="preserve">Shank, D. B., Stefanik, C., Stuhlsatz, C., Kacirek, K., &amp; Belfi, A. M. (2023). AI composer bias: Listeners like music less when they think it was composed by an AI.</w:t>
-      </w:r>
-      <w:r>
-        <w:t xml:space="preserve"> </w:t>
-      </w:r>
-      <w:r>
-        <w:rPr>
-          <w:i/>
-          <w:iCs/>
-        </w:rPr>
-        <w:t xml:space="preserve">Journal of Experimental Psychology: Applied</w:t>
-      </w:r>
-      <w:r>
-        <w:t xml:space="preserve">,</w:t>
-      </w:r>
-      <w:r>
-        <w:t xml:space="preserve"> </w:t>
-      </w:r>
-      <w:r>
-        <w:rPr>
-          <w:i/>
-          <w:iCs/>
-        </w:rPr>
-        <w:t xml:space="preserve">29</w:t>
-      </w:r>
-      <w:r>
-        <w:t xml:space="preserve">(3), 676.</w:t>
-      </w:r>
-    </w:p>
-    <w:bookmarkEnd w:id="175"/>
-    <w:bookmarkStart w:id="176" w:name="ref-stockner2026humans"/>
-    <w:p>
-      <w:pPr>
-        <w:pStyle w:val="Bibliography"/>
-      </w:pPr>
-      <w:r>
-        <w:t xml:space="preserve">Stockner, M., Convertino, G., Cambedda, S., &amp; Mazzoni, G. (2026). Are humans able to discriminate between real and deepfake faces? A systematic review and meta-analysis.</w:t>
-      </w:r>
-      <w:r>
-        <w:t xml:space="preserve"> </w:t>
-      </w:r>
-      <w:r>
-        <w:rPr>
-          <w:i/>
-          <w:iCs/>
-        </w:rPr>
-        <w:t xml:space="preserve">Computers in Human Behavior: Artificial Humans</w:t>
-      </w:r>
-      <w:r>
-        <w:t xml:space="preserve">, 100332.</w:t>
-      </w:r>
-    </w:p>
-    <w:bookmarkEnd w:id="176"/>
-    <w:bookmarkStart w:id="177" w:name="ref-tucciarelli2022realness"/>
-    <w:p>
-      <w:pPr>
-        <w:pStyle w:val="Bibliography"/>
-      </w:pPr>
-      <w:r>
-        <w:t xml:space="preserve">Tucciarelli, R., Vehar, N., Chandaria, S., &amp; Tsakiris, M. (2022). On the realness of people who do not exist: The social processing of artificial faces.</w:t>
-      </w:r>
-      <w:r>
-        <w:t xml:space="preserve"> </w:t>
-      </w:r>
-      <w:r>
-        <w:rPr>
-          <w:i/>
-          <w:iCs/>
-        </w:rPr>
-        <w:t xml:space="preserve">Iscience</w:t>
-      </w:r>
-      <w:r>
-        <w:t xml:space="preserve">,</w:t>
-      </w:r>
-      <w:r>
-        <w:t xml:space="preserve"> </w:t>
-      </w:r>
-      <w:r>
-        <w:rPr>
-          <w:i/>
-          <w:iCs/>
-        </w:rPr>
-        <w:t xml:space="preserve">25</w:t>
-      </w:r>
-      <w:r>
-        <w:t xml:space="preserve">(12).</w:t>
-      </w:r>
-    </w:p>
-    <w:bookmarkEnd w:id="177"/>
-    <w:bookmarkStart w:id="178" w:name="ref-velasquez2025interpretation"/>
-    <w:p>
-      <w:pPr>
-        <w:pStyle w:val="Bibliography"/>
-      </w:pPr>
-      <w:r>
-        <w:t xml:space="preserve">Velásquez-Salamanca, D., Martı́n-Pascual, M. Á., &amp; Andreu-Sánchez, C. (2025). Interpretation of AI-generated vs. Human-made images.</w:t>
-      </w:r>
-      <w:r>
-        <w:t xml:space="preserve"> </w:t>
-      </w:r>
-      <w:r>
-        <w:rPr>
-          <w:i/>
-          <w:iCs/>
-        </w:rPr>
-        <w:t xml:space="preserve">Journal of Imaging</w:t>
-      </w:r>
-      <w:r>
-        <w:t xml:space="preserve">,</w:t>
-      </w:r>
-      <w:r>
-        <w:t xml:space="preserve"> </w:t>
-      </w:r>
-      <w:r>
-        <w:rPr>
-          <w:i/>
-          <w:iCs/>
-        </w:rPr>
-        <w:t xml:space="preserve">11</w:t>
-      </w:r>
-      <w:r>
-        <w:t xml:space="preserve">(7), 227.</w:t>
-      </w:r>
-    </w:p>
-    <w:bookmarkEnd w:id="178"/>
-    <w:bookmarkStart w:id="179" w:name="ref-viola2023designed"/>
-    <w:p>
-      <w:pPr>
-        <w:pStyle w:val="Bibliography"/>
-      </w:pPr>
-      <w:r>
-        <w:t xml:space="preserve">Viola, M., &amp; Voto, C. (2023). Designed to abuse? Deepfakes and the non-consensual diffusion of intimate images.</w:t>
-      </w:r>
-      <w:r>
-        <w:t xml:space="preserve"> </w:t>
-      </w:r>
-      <w:r>
-        <w:rPr>
-          <w:i/>
-          <w:iCs/>
-        </w:rPr>
-        <w:t xml:space="preserve">Synthese</w:t>
-      </w:r>
-      <w:r>
-        <w:t xml:space="preserve">,</w:t>
-      </w:r>
-      <w:r>
-        <w:t xml:space="preserve"> </w:t>
-      </w:r>
-      <w:r>
-        <w:rPr>
-          <w:i/>
-          <w:iCs/>
-        </w:rPr>
-        <w:t xml:space="preserve">201</w:t>
-      </w:r>
-      <w:r>
-        <w:t xml:space="preserve">(1), 30.</w:t>
-      </w:r>
-    </w:p>
-    <w:bookmarkEnd w:id="179"/>
-    <w:bookmarkStart w:id="180" w:name="ref-vuorre2019analyze"/>
-    <w:p>
-      <w:pPr>
-        <w:pStyle w:val="Bibliography"/>
-      </w:pPr>
-      <w:r>
-        <w:t xml:space="preserve">Vuorre, M. (2019). How to analyze visual analog (slider) scale data.</w:t>
-      </w:r>
-      <w:r>
-        <w:t xml:space="preserve"> </w:t>
-      </w:r>
-      <w:r>
-        <w:rPr>
-          <w:i/>
-          <w:iCs/>
-        </w:rPr>
-        <w:t xml:space="preserve">Https://Vuorre. Com/Posts/Analyze-Analog-Scale-Ratings-with-Zero-One-Inflated-Beta-Models/</w:t>
-      </w:r>
-      <w:r>
-        <w:t xml:space="preserve">.</w:t>
+        <w:t xml:space="preserve">, 1–15.</w:t>
       </w:r>
     </w:p>
     <w:bookmarkEnd w:id="180"/>
-    <w:bookmarkStart w:id="181" w:name="ref-walton2018hypersexuality"/>
-    <w:p>
-      <w:pPr>
-        <w:pStyle w:val="Bibliography"/>
-      </w:pPr>
-      <w:r>
-        <w:t xml:space="preserve">Walton, M. T., &amp; Bhullar, N. (2018). Hypersexuality, higher rates of intercourse, masturbation, sexual fantasy, and early sexual interest relate to higher sexual excitation/arousal.</w:t>
-      </w:r>
-      <w:r>
-        <w:t xml:space="preserve"> </w:t>
-      </w:r>
-      <w:r>
-        <w:rPr>
-          <w:i/>
-          <w:iCs/>
-        </w:rPr>
-        <w:t xml:space="preserve">Archives of Sexual Behavior</w:t>
-      </w:r>
-      <w:r>
-        <w:t xml:space="preserve">,</w:t>
-      </w:r>
-      <w:r>
-        <w:t xml:space="preserve"> </w:t>
-      </w:r>
-      <w:r>
-        <w:rPr>
-          <w:i/>
-          <w:iCs/>
-        </w:rPr>
-        <w:t xml:space="preserve">47</w:t>
-      </w:r>
-      <w:r>
-        <w:t xml:space="preserve">(8), 2177–2183.</w:t>
-      </w:r>
-    </w:p>
     <w:bookmarkEnd w:id="181"/>
-    <w:bookmarkStart w:id="182" w:name="ref-wierzba2015erotic"/>
-    <w:p>
-      <w:pPr>
-        <w:pStyle w:val="Bibliography"/>
-      </w:pPr>
-      <w:r>
-        <w:t xml:space="preserve">Wierzba, M., Riegel, M., Pucz, A., Leśniewska, Z., Dragan, W. Ł., Gola, M., Jednoróg, K., &amp; Marchewka, A. (2015). Erotic subset for the nencki affective picture system (NAPS ERO): Cross-sexual comparison study.</w:t>
-      </w:r>
-      <w:r>
-        <w:t xml:space="preserve"> </w:t>
-      </w:r>
-      <w:r>
-        <w:rPr>
-          <w:i/>
-          <w:iCs/>
-        </w:rPr>
-        <w:t xml:space="preserve">Frontiers in Psychology</w:t>
-      </w:r>
-      <w:r>
-        <w:t xml:space="preserve">,</w:t>
-      </w:r>
-      <w:r>
-        <w:t xml:space="preserve"> </w:t>
-      </w:r>
-      <w:r>
-        <w:rPr>
-          <w:i/>
-          <w:iCs/>
-        </w:rPr>
-        <w:t xml:space="preserve">6</w:t>
-      </w:r>
-      <w:r>
-        <w:t xml:space="preserve">, 1336.</w:t>
-      </w:r>
-    </w:p>
-    <w:bookmarkEnd w:id="182"/>
-    <w:bookmarkStart w:id="183" w:name="ref-yang2018affective"/>
-    <w:p>
-      <w:pPr>
-        <w:pStyle w:val="Bibliography"/>
-      </w:pPr>
-      <w:r>
-        <w:t xml:space="preserve">Yang, W., Makita, K., Nakao, T., Kanayama, N., Machizawa, M. G., Sasaoka, T., Sugata, A., Kobayashi, R., Hiramoto, R., Yamawaki, S., et al. (2018). Affective auditory stimulus database: An expanded version of the international affective digitized sounds (IADS-e).</w:t>
-      </w:r>
-      <w:r>
-        <w:t xml:space="preserve"> </w:t>
-      </w:r>
-      <w:r>
-        <w:rPr>
-          <w:i/>
-          <w:iCs/>
-        </w:rPr>
-        <w:t xml:space="preserve">Behavior Research Methods</w:t>
-      </w:r>
-      <w:r>
-        <w:t xml:space="preserve">,</w:t>
-      </w:r>
-      <w:r>
-        <w:t xml:space="preserve"> </w:t>
-      </w:r>
-      <w:r>
-        <w:rPr>
-          <w:i/>
-          <w:iCs/>
-        </w:rPr>
-        <w:t xml:space="preserve">50</w:t>
-      </w:r>
-      <w:r>
-        <w:t xml:space="preserve">(4), 1415–1429.</w:t>
-      </w:r>
-    </w:p>
-    <w:bookmarkEnd w:id="183"/>
-    <w:bookmarkStart w:id="184" w:name="ref-youn2006subjective"/>
-    <w:p>
-      <w:pPr>
-        <w:pStyle w:val="Bibliography"/>
-      </w:pPr>
-      <w:r>
-        <w:t xml:space="preserve">Youn, G. (2006). Subjective sexual arousal in response to erotica: Effects of gender, guided fantasy, erotic stimulus, and duration of exposure.</w:t>
-      </w:r>
-      <w:r>
-        <w:t xml:space="preserve"> </w:t>
-      </w:r>
-      <w:r>
-        <w:rPr>
-          <w:i/>
-          <w:iCs/>
-        </w:rPr>
-        <w:t xml:space="preserve">Archives of Sexual Behavior</w:t>
-      </w:r>
-      <w:r>
-        <w:t xml:space="preserve">,</w:t>
-      </w:r>
-      <w:r>
-        <w:t xml:space="preserve"> </w:t>
-      </w:r>
-      <w:r>
-        <w:rPr>
-          <w:i/>
-          <w:iCs/>
-        </w:rPr>
-        <w:t xml:space="preserve">35</w:t>
-      </w:r>
-      <w:r>
-        <w:t xml:space="preserve">(1), 87–97.</w:t>
-      </w:r>
-    </w:p>
-    <w:bookmarkEnd w:id="184"/>
-    <w:bookmarkStart w:id="185" w:name="ref-zakreski2026subjective"/>
-    <w:p>
-      <w:pPr>
-        <w:pStyle w:val="Bibliography"/>
-      </w:pPr>
-      <w:r>
-        <w:t xml:space="preserve">Zakreski, E., Marečková, A., Vanı́ček, O., Hla, M., Klapilová, K., Lindová, J., &amp; Pfaus, J. G. (2026). Subjective responses of gynephilic men and women to real versus artificial female nudes.</w:t>
-      </w:r>
-      <w:r>
-        <w:t xml:space="preserve"> </w:t>
-      </w:r>
-      <w:r>
-        <w:rPr>
-          <w:i/>
-          <w:iCs/>
-        </w:rPr>
-        <w:t xml:space="preserve">Archives of Sexual Behavior</w:t>
-      </w:r>
-      <w:r>
-        <w:t xml:space="preserve">, 1–15.</w:t>
-      </w:r>
-    </w:p>
-    <w:bookmarkEnd w:id="185"/>
-    <w:bookmarkEnd w:id="186"/>
     <w:sectPr>
       <w:lnNumType w:countBy="1" w:restart="continuous"/>
     </w:sectPr>
-    <w:bookmarkEnd w:id="187"/>
+    <w:bookmarkEnd w:id="182"/>
     <w:sectPr>
       <w:headerReference r:id="rId9" w:type="even"/>
       <w:headerReference r:id="rId11" w:type="default"/>
